--- a/CR_TP_2_IOT_Youssef_EL_KATTOUFI.docx
+++ b/CR_TP_2_IOT_Youssef_EL_KATTOUFI.docx
@@ -1338,12 +1338,10 @@
       <w:pPr>
         <w:pStyle w:val="Titre1"/>
       </w:pPr>
-      <w:bookmarkStart w:id="4" w:name="_Toc241347264"/>
       <w:r>
         <w:lastRenderedPageBreak/>
-        <w:t>Objectifs du TP</w:t>
-      </w:r>
-      <w:bookmarkEnd w:id="4"/>
+        <w:t>Environnement de travail et outils utilisés</w:t>
+      </w:r>
     </w:p>
     <w:p>
       <w:r>
@@ -1475,7 +1473,7 @@
       <w:pPr>
         <w:pStyle w:val="Lgende"/>
       </w:pPr>
-      <w:bookmarkStart w:id="5" w:name="_Toc220231405"/>
+      <w:bookmarkStart w:id="4" w:name="_Toc220231405"/>
       <w:r>
         <w:t xml:space="preserve">Figure </w:t>
       </w:r>
@@ -1503,7 +1501,7 @@
       <w:r>
         <w:t xml:space="preserve"> : </w:t>
       </w:r>
-      <w:bookmarkEnd w:id="5"/>
+      <w:bookmarkEnd w:id="4"/>
       <w:r>
         <w:t>Visualisation Platform IO + Visual Studio Code</w:t>
       </w:r>
@@ -1530,173 +1528,162 @@
           <w:rPr>
             <w:rStyle w:val="Lienhypertexte"/>
           </w:rPr>
-          <w:t>https://github.com/Darkzveller/TP_1_IOT_S7_polytech_sorbonne</w:t>
+          <w:t>https://github.com/Darkzveller/TP_2_IOT_S7_polytech_sorbonne</w:t>
         </w:r>
       </w:hyperlink>
     </w:p>
+    <w:p>
+      <w:pPr>
+        <w:pStyle w:val="Titre1"/>
+      </w:pPr>
+      <w:r>
+        <w:lastRenderedPageBreak/>
+        <w:t xml:space="preserve">Objectif de ce </w:t>
+      </w:r>
+      <w:proofErr w:type="spellStart"/>
+      <w:r>
+        <w:t>tp</w:t>
+      </w:r>
+      <w:proofErr w:type="spellEnd"/>
+    </w:p>
+    <w:p>
+      <w:r>
+        <w:t xml:space="preserve">L’objectif de ce TP est de prendre en main la communication </w:t>
+      </w:r>
+      <w:proofErr w:type="spellStart"/>
+      <w:r>
+        <w:t>LoRaWAN</w:t>
+      </w:r>
+      <w:proofErr w:type="spellEnd"/>
+      <w:r>
+        <w:t xml:space="preserve"> à l’aide d’un module LoRa-E5 connecté à un ESP32. Le but est dans un premier temps de comprendre comment fonctionne le module LoRa-E5, notamment à travers l’utilisation de commandes AT, puis de réussir à connecter le module au réseau The </w:t>
+      </w:r>
+      <w:proofErr w:type="spellStart"/>
+      <w:r>
+        <w:t>Things</w:t>
+      </w:r>
+      <w:proofErr w:type="spellEnd"/>
+      <w:r>
+        <w:t xml:space="preserve"> Network (TTN) et à envoyer des premières trames </w:t>
+      </w:r>
+      <w:proofErr w:type="spellStart"/>
+      <w:r>
+        <w:t>LoRaWAN</w:t>
+      </w:r>
+      <w:proofErr w:type="spellEnd"/>
+      <w:r>
+        <w:t xml:space="preserve">. </w:t>
+      </w:r>
+    </w:p>
+    <w:p>
+      <w:r>
+        <w:t xml:space="preserve">Dans un second temps, l’objectif est d’automatiser l’envoi de données avec l’ESP32. Pour cela, un capteur DHT11 est utilisé afin de récupérer la température et l’humidité, puis ces valeurs sont envoyées vers TTN à travers le module LoRa-E5. L’idée est donc de ne plus envoyer les commandes manuellement depuis un PC, mais de laisser directement l’ESP32 communiquer avec le module via l’UART et construire les trames à transmettre. </w:t>
+      </w:r>
+    </w:p>
+    <w:p>
+      <w:r>
+        <w:t xml:space="preserve">Le TP permet ensuite de récupérer les données présentes sur TTN dans Node-RED grâce à MQTT, afin de les afficher et de pouvoir les exploiter plus facilement. Enfin, la dernière partie consiste à mettre en place une communication dans l’autre sens, c’est-à-dire un </w:t>
+      </w:r>
+      <w:proofErr w:type="spellStart"/>
+      <w:r>
+        <w:t>downlink</w:t>
+      </w:r>
+      <w:proofErr w:type="spellEnd"/>
+      <w:r>
+        <w:t xml:space="preserve">, pour envoyer une commande depuis Node-RED vers l’ESP32 et par exemple allumer ou éteindre une LED à distance. </w:t>
+      </w:r>
+    </w:p>
+    <w:p>
+      <w:r>
+        <w:t xml:space="preserve">Au final, ce TP permet donc de comprendre toute la chaîne de communication, depuis la récupération d’une donnée sur l’ESP32 jusqu’à son envoi sur TTN et son affichage dans Node-RED, mais également de voir comment commander un équipement à distance grâce au réseau </w:t>
+      </w:r>
+      <w:proofErr w:type="spellStart"/>
+      <w:r>
+        <w:t>LoRaWAN</w:t>
+      </w:r>
+      <w:proofErr w:type="spellEnd"/>
+      <w:r>
+        <w:t>.</w:t>
+      </w:r>
+    </w:p>
     <w:p/>
     <w:p>
       <w:pPr>
         <w:pStyle w:val="Titre1"/>
       </w:pPr>
-      <w:bookmarkStart w:id="6" w:name="_Toc220235745"/>
-      <w:bookmarkStart w:id="7" w:name="_Toc241347265"/>
+      <w:r>
+        <w:t>Ce que vous retrouverez dans les fichiers joints</w:t>
+      </w:r>
+    </w:p>
+    <w:p>
+      <w:r>
+        <w:t xml:space="preserve">Dans les fichiers joints, vous retrouverez l’ensemble des éléments utilisés pour réaliser le TP, notamment le projet ESP32 </w:t>
+      </w:r>
+      <w:proofErr w:type="spellStart"/>
+      <w:r>
+        <w:t>LoRaWAN</w:t>
+      </w:r>
+      <w:proofErr w:type="spellEnd"/>
+      <w:r>
+        <w:t xml:space="preserve">, la configuration de The </w:t>
+      </w:r>
+      <w:proofErr w:type="spellStart"/>
+      <w:r>
+        <w:t>Things</w:t>
+      </w:r>
+      <w:proofErr w:type="spellEnd"/>
+      <w:r>
+        <w:rPr>
+          <w:b/>
+          <w:bCs/>
+        </w:rPr>
+        <w:t xml:space="preserve"> </w:t>
+      </w:r>
+      <w:r>
+        <w:t>Network, ainsi que les différents fichiers nécessaires pour reproduire le fonctionnement présenté dans ce compte rendu.</w:t>
+      </w:r>
+    </w:p>
+    <w:p>
+      <w:r>
+        <w:t>Le programme utilisé pour lancer directement certains outils n’est pas fourni, car il dépend de la configuration de mon ordinateur. En revanche, tous les fichiers importants permettant de refaire le TP sont présents.</w:t>
+      </w:r>
+    </w:p>
+    <w:p>
       <w:r>
         <w:lastRenderedPageBreak/>
-        <w:t>Démarche suivie</w:t>
-      </w:r>
-      <w:bookmarkEnd w:id="6"/>
-      <w:bookmarkEnd w:id="7"/>
+        <w:t xml:space="preserve">Vous trouverez également un fichier </w:t>
+      </w:r>
+      <w:r>
+        <w:rPr>
+          <w:i/>
+          <w:iCs/>
+        </w:rPr>
+        <w:t>git_push.bat</w:t>
+      </w:r>
+      <w:r>
+        <w:t xml:space="preserve"> que j’ai créé afin de simplifier l’envoi du projet sur Git. Celui-ci permet d’effectuer automatiquement les différentes étapes nécessaires, notamment l’ajout des fichiers modifiés, la création du commit puis le push vers le dépôt distant, ce qui évite d’avoir à retaper manuellement toutes les commandes Git à chaque modification.</w:t>
+      </w:r>
+    </w:p>
+    <w:p>
+      <w:pPr>
+        <w:pStyle w:val="Titre1"/>
+      </w:pPr>
+      <w:bookmarkStart w:id="5" w:name="_Toc241347266"/>
+      <w:r>
+        <w:t xml:space="preserve">Explication </w:t>
+      </w:r>
+      <w:proofErr w:type="spellStart"/>
+      <w:r>
+        <w:t>briève</w:t>
+      </w:r>
+      <w:proofErr w:type="spellEnd"/>
       <w:r>
         <w:t xml:space="preserve"> </w:t>
       </w:r>
-    </w:p>
-    <w:p>
-      <w:r>
-        <w:t>La réalisation du TP a été effectuée progressivement afin de tester chaque partie du système indépendamment avant de les regrouper.</w:t>
-      </w:r>
-    </w:p>
-    <w:p>
-      <w:r>
-        <w:t>Le dossier Esp32_DHt_11 correspond à la première étape du TP. Il permet de vérifier le fonctionnement du capteur DHT11 et de lire localement la température et l’humidité sur le moniteur série.</w:t>
-      </w:r>
-    </w:p>
-    <w:p>
-      <w:r>
-        <w:t>Le dossier Esp32_to_Node_red permet de tester la communication HTTP POST entre l’ESP32 et Node-RED à l’aide d’un simple compteur, afin de valider la connexion Wi-Fi et les échanges réseau.</w:t>
-      </w:r>
-    </w:p>
-    <w:p>
-      <w:r>
-        <w:t>Le dossier Esp32_to_Node_red_et_DHT11 correspond à la version REST complète. L’ESP32 envoie à Node-RED le compteur, la température et l’humidité, puis récupère l’état de la LED à l’aide d’une requête GET.</w:t>
-      </w:r>
-    </w:p>
-    <w:p>
-      <w:r>
-        <w:t xml:space="preserve">Le dossier Esp32_to_Mosquitto_et_DHT11 contient la version MQTT. L’ESP32 publie les mesures du DHT11 vers </w:t>
-      </w:r>
-      <w:proofErr w:type="spellStart"/>
-      <w:r>
-        <w:t>Mosquitto</w:t>
-      </w:r>
-      <w:proofErr w:type="spellEnd"/>
-      <w:r>
-        <w:t xml:space="preserve"> et reçoit les commandes permettant de contrôler la LED.</w:t>
-      </w:r>
-    </w:p>
-    <w:p>
-      <w:r>
-        <w:t xml:space="preserve">Enfin, le dossier </w:t>
-      </w:r>
-      <w:proofErr w:type="spellStart"/>
-      <w:r>
-        <w:t>Node_red_architecture</w:t>
-      </w:r>
-      <w:proofErr w:type="spellEnd"/>
-      <w:r>
-        <w:t xml:space="preserve"> contient le flow Node-RED utilisé pour les échanges, le traitement et la visualisation des données.</w:t>
-      </w:r>
-    </w:p>
-    <w:p>
-      <w:r>
-        <w:t xml:space="preserve">Voici donc l’arborescence générale du projet : </w:t>
-      </w:r>
-    </w:p>
-    <w:p>
-      <w:pPr>
-        <w:keepNext/>
-      </w:pPr>
-      <w:r>
-        <w:rPr>
-          <w:noProof/>
-        </w:rPr>
-        <w:lastRenderedPageBreak/>
-        <w:drawing>
-          <wp:inline distT="0" distB="0" distL="0" distR="0" wp14:anchorId="79AC1D97" wp14:editId="5F8B163E">
-            <wp:extent cx="5760720" cy="6788150"/>
-            <wp:effectExtent l="0" t="0" r="0" b="0"/>
-            <wp:docPr id="23" name="Image 23"/>
-            <wp:cNvGraphicFramePr>
-              <a:graphicFrameLocks xmlns:a="http://schemas.openxmlformats.org/drawingml/2006/main" noChangeAspect="1"/>
-            </wp:cNvGraphicFramePr>
-            <a:graphic xmlns:a="http://schemas.openxmlformats.org/drawingml/2006/main">
-              <a:graphicData uri="http://schemas.openxmlformats.org/drawingml/2006/picture">
-                <pic:pic xmlns:pic="http://schemas.openxmlformats.org/drawingml/2006/picture">
-                  <pic:nvPicPr>
-                    <pic:cNvPr id="1" name=""/>
-                    <pic:cNvPicPr/>
-                  </pic:nvPicPr>
-                  <pic:blipFill>
-                    <a:blip r:embed="rId11"/>
-                    <a:stretch>
-                      <a:fillRect/>
-                    </a:stretch>
-                  </pic:blipFill>
-                  <pic:spPr>
-                    <a:xfrm>
-                      <a:off x="0" y="0"/>
-                      <a:ext cx="5760720" cy="6788150"/>
-                    </a:xfrm>
-                    <a:prstGeom prst="rect">
-                      <a:avLst/>
-                    </a:prstGeom>
-                  </pic:spPr>
-                </pic:pic>
-              </a:graphicData>
-            </a:graphic>
-          </wp:inline>
-        </w:drawing>
-      </w:r>
-    </w:p>
-    <w:p>
-      <w:pPr>
-        <w:pStyle w:val="Lgende"/>
-      </w:pPr>
-      <w:r>
-        <w:t xml:space="preserve">Figure </w:t>
-      </w:r>
-      <w:r>
-        <w:fldChar w:fldCharType="begin"/>
-      </w:r>
-      <w:r>
-        <w:instrText xml:space="preserve"> SEQ Figure \* ARABIC </w:instrText>
-      </w:r>
-      <w:r>
-        <w:fldChar w:fldCharType="separate"/>
-      </w:r>
-      <w:r>
-        <w:rPr>
-          <w:noProof/>
-        </w:rPr>
-        <w:t>2</w:t>
-      </w:r>
-      <w:r>
-        <w:fldChar w:fldCharType="end"/>
-      </w:r>
-      <w:r>
-        <w:t xml:space="preserve"> : Arborescence générale du répertoire</w:t>
-      </w:r>
-    </w:p>
-    <w:p>
-      <w:pPr>
-        <w:pStyle w:val="Titre1"/>
-      </w:pPr>
-      <w:bookmarkStart w:id="8" w:name="_Toc241347266"/>
-      <w:r>
-        <w:t xml:space="preserve">Explication </w:t>
-      </w:r>
-      <w:proofErr w:type="spellStart"/>
-      <w:r>
-        <w:t>briève</w:t>
-      </w:r>
-      <w:proofErr w:type="spellEnd"/>
-      <w:r>
-        <w:t xml:space="preserve"> </w:t>
-      </w:r>
       <w:r>
         <w:t>de la configuration de l’http REST</w:t>
       </w:r>
-      <w:bookmarkEnd w:id="8"/>
+      <w:bookmarkEnd w:id="5"/>
     </w:p>
     <w:p>
       <w:r>
@@ -1726,7 +1713,6 @@
         <w:rPr>
           <w:noProof/>
         </w:rPr>
-        <w:lastRenderedPageBreak/>
         <w:drawing>
           <wp:inline distT="0" distB="0" distL="0" distR="0" wp14:anchorId="0E50B570" wp14:editId="400545BF">
             <wp:extent cx="5760720" cy="1198880"/>
@@ -1743,7 +1729,7 @@
                     <pic:cNvPicPr/>
                   </pic:nvPicPr>
                   <pic:blipFill>
-                    <a:blip r:embed="rId12"/>
+                    <a:blip r:embed="rId11"/>
                     <a:stretch>
                       <a:fillRect/>
                     </a:stretch>
@@ -1810,11 +1796,11 @@
       <w:pPr>
         <w:pStyle w:val="Titre2"/>
       </w:pPr>
-      <w:bookmarkStart w:id="9" w:name="_Toc241347267"/>
+      <w:bookmarkStart w:id="6" w:name="_Toc241347267"/>
       <w:r>
         <w:t>Code ESP32</w:t>
       </w:r>
-      <w:bookmarkEnd w:id="9"/>
+      <w:bookmarkEnd w:id="6"/>
     </w:p>
     <w:p>
       <w:r>
@@ -2122,6 +2108,7 @@
     </w:p>
     <w:p>
       <w:r>
+        <w:lastRenderedPageBreak/>
         <w:t>Enfin, les codes de réponse HTTP ainsi que les données envoyées et reçues sont affichés dans le moniteur série. Cela permet de vérifier que la communication entre l’ESP32 et Node-RED fonctionne correctement.</w:t>
       </w:r>
     </w:p>
@@ -2178,11 +2165,11 @@
       <w:pPr>
         <w:pStyle w:val="Titre2"/>
       </w:pPr>
-      <w:bookmarkStart w:id="10" w:name="_Toc241347268"/>
+      <w:bookmarkStart w:id="7" w:name="_Toc241347268"/>
       <w:r>
         <w:t>Node-RED</w:t>
       </w:r>
-      <w:bookmarkEnd w:id="10"/>
+      <w:bookmarkEnd w:id="7"/>
     </w:p>
     <w:p>
       <w:r>
@@ -2191,7 +2178,6 @@
     </w:p>
     <w:p>
       <w:r>
-        <w:lastRenderedPageBreak/>
         <w:t xml:space="preserve">Les données reçues contiennent la température, l’humidité ainsi que la valeur du compteur. Elles sont ensuite séparées à l’aide de plusieurs nœuds </w:t>
       </w:r>
       <w:proofErr w:type="spellStart"/>
@@ -2321,7 +2307,7 @@
                     <pic:cNvPicPr/>
                   </pic:nvPicPr>
                   <pic:blipFill>
-                    <a:blip r:embed="rId13"/>
+                    <a:blip r:embed="rId12"/>
                     <a:stretch>
                       <a:fillRect/>
                     </a:stretch>
@@ -2400,7 +2386,7 @@
       <w:pPr>
         <w:pStyle w:val="Titre1"/>
       </w:pPr>
-      <w:bookmarkStart w:id="11" w:name="_Toc241347269"/>
+      <w:bookmarkStart w:id="8" w:name="_Toc241347269"/>
       <w:r>
         <w:t xml:space="preserve">Explication </w:t>
       </w:r>
@@ -2418,7 +2404,7 @@
       <w:r>
         <w:t>du broker</w:t>
       </w:r>
-      <w:bookmarkEnd w:id="11"/>
+      <w:bookmarkEnd w:id="8"/>
     </w:p>
     <w:p>
       <w:r>
@@ -2459,7 +2445,7 @@
                     <pic:cNvPicPr/>
                   </pic:nvPicPr>
                   <pic:blipFill>
-                    <a:blip r:embed="rId14"/>
+                    <a:blip r:embed="rId13"/>
                     <a:stretch>
                       <a:fillRect/>
                     </a:stretch>
@@ -2520,11 +2506,11 @@
       <w:pPr>
         <w:pStyle w:val="Titre2"/>
       </w:pPr>
-      <w:bookmarkStart w:id="12" w:name="_Toc241347270"/>
+      <w:bookmarkStart w:id="9" w:name="_Toc241347270"/>
       <w:r>
         <w:t>Code ESP32</w:t>
       </w:r>
-      <w:bookmarkEnd w:id="12"/>
+      <w:bookmarkEnd w:id="9"/>
     </w:p>
     <w:p>
       <w:r>
@@ -3074,7 +3060,7 @@
       <w:pPr>
         <w:pStyle w:val="Titre2"/>
       </w:pPr>
-      <w:bookmarkStart w:id="13" w:name="_Toc241347271"/>
+      <w:bookmarkStart w:id="10" w:name="_Toc241347271"/>
       <w:r>
         <w:t>N</w:t>
       </w:r>
@@ -3084,7 +3070,7 @@
       <w:r>
         <w:t>RED</w:t>
       </w:r>
-      <w:bookmarkEnd w:id="13"/>
+      <w:bookmarkEnd w:id="10"/>
     </w:p>
     <w:p>
       <w:r>
@@ -3312,7 +3298,7 @@
                     <pic:cNvPicPr/>
                   </pic:nvPicPr>
                   <pic:blipFill rotWithShape="1">
-                    <a:blip r:embed="rId15"/>
+                    <a:blip r:embed="rId14"/>
                     <a:srcRect b="22731"/>
                     <a:stretch/>
                   </pic:blipFill>
@@ -3399,11 +3385,11 @@
       <w:pPr>
         <w:pStyle w:val="Titre1"/>
       </w:pPr>
-      <w:bookmarkStart w:id="14" w:name="_Toc241347272"/>
+      <w:bookmarkStart w:id="11" w:name="_Toc241347272"/>
       <w:r>
         <w:t>Résultat</w:t>
       </w:r>
-      <w:bookmarkEnd w:id="14"/>
+      <w:bookmarkEnd w:id="11"/>
     </w:p>
     <w:p>
       <w:r>
@@ -3431,16 +3417,16 @@
           <w:rFonts w:eastAsia="Times New Roman"/>
         </w:rPr>
       </w:pPr>
-      <w:bookmarkStart w:id="15" w:name="_Toc220235757"/>
-      <w:bookmarkStart w:id="16" w:name="_Toc241347273"/>
+      <w:bookmarkStart w:id="12" w:name="_Toc220235757"/>
+      <w:bookmarkStart w:id="13" w:name="_Toc241347273"/>
       <w:r>
         <w:rPr>
           <w:rFonts w:eastAsia="Times New Roman"/>
         </w:rPr>
         <w:t>Sources</w:t>
       </w:r>
-      <w:bookmarkEnd w:id="15"/>
-      <w:bookmarkEnd w:id="16"/>
+      <w:bookmarkEnd w:id="12"/>
+      <w:bookmarkEnd w:id="13"/>
     </w:p>
     <w:p>
       <w:r>
@@ -3459,7 +3445,7 @@
           <w:sz w:val="24"/>
         </w:rPr>
       </w:pPr>
-      <w:bookmarkStart w:id="17" w:name="_Toc220235758"/>
+      <w:bookmarkStart w:id="14" w:name="_Toc220235758"/>
       <w:r>
         <w:rPr>
           <w:rFonts w:ascii="Segoe UI" w:hAnsi="Segoe UI" w:cs="Segoe UI"/>
@@ -3575,7 +3561,7 @@
           <w:rFonts w:ascii="Segoe UI" w:hAnsi="Segoe UI" w:cs="Segoe UI"/>
         </w:rPr>
       </w:pPr>
-      <w:hyperlink r:id="rId16" w:history="1">
+      <w:hyperlink r:id="rId15" w:history="1">
         <w:r>
           <w:rPr>
             <w:rStyle w:val="Lienhypertexte"/>
@@ -3634,7 +3620,7 @@
           <w:rFonts w:ascii="Segoe UI" w:hAnsi="Segoe UI" w:cs="Segoe UI"/>
         </w:rPr>
       </w:pPr>
-      <w:hyperlink r:id="rId17" w:history="1">
+      <w:hyperlink r:id="rId16" w:history="1">
         <w:r>
           <w:rPr>
             <w:rStyle w:val="Lienhypertexte"/>
@@ -3661,7 +3647,7 @@
         </w:rPr>
         <w:t xml:space="preserve">Node-RED : </w:t>
       </w:r>
-      <w:hyperlink r:id="rId18" w:history="1">
+      <w:hyperlink r:id="rId17" w:history="1">
         <w:r>
           <w:rPr>
             <w:rStyle w:val="Lienhypertexte"/>
@@ -3689,7 +3675,7 @@
         </w:rPr>
         <w:t xml:space="preserve">Node-RED Dashboard 3.6.6 : </w:t>
       </w:r>
-      <w:hyperlink r:id="rId19" w:history="1">
+      <w:hyperlink r:id="rId18" w:history="1">
         <w:r>
           <w:rPr>
             <w:rStyle w:val="Lienhypertexte"/>
@@ -3731,7 +3717,7 @@
         </w:rPr>
         <w:t xml:space="preserve"> : </w:t>
       </w:r>
-      <w:hyperlink r:id="rId20" w:history="1">
+      <w:hyperlink r:id="rId19" w:history="1">
         <w:r>
           <w:rPr>
             <w:rStyle w:val="Lienhypertexte"/>
@@ -3783,7 +3769,7 @@
         </w:rPr>
         <w:t xml:space="preserve"> : </w:t>
       </w:r>
-      <w:hyperlink r:id="rId21" w:history="1">
+      <w:hyperlink r:id="rId20" w:history="1">
         <w:r>
           <w:rPr>
             <w:rStyle w:val="Lienhypertexte"/>
@@ -3819,7 +3805,7 @@
         </w:rPr>
         <w:t xml:space="preserve"> : </w:t>
       </w:r>
-      <w:hyperlink r:id="rId22" w:history="1">
+      <w:hyperlink r:id="rId21" w:history="1">
         <w:r>
           <w:rPr>
             <w:rStyle w:val="Lienhypertexte"/>
@@ -3847,7 +3833,7 @@
         </w:rPr>
         <w:t xml:space="preserve">GitHub - ajouter un projet local : </w:t>
       </w:r>
-      <w:hyperlink r:id="rId23" w:history="1">
+      <w:hyperlink r:id="rId22" w:history="1">
         <w:r>
           <w:rPr>
             <w:rStyle w:val="Lienhypertexte"/>
@@ -3857,12 +3843,12 @@
           <w:t>https://docs.github.com/en/migrations/importing-source-code/using-the-command-line-to-import-source-code/adding-locally-hosted-code-to-github</w:t>
         </w:r>
       </w:hyperlink>
-      <w:bookmarkEnd w:id="17"/>
+      <w:bookmarkEnd w:id="14"/>
     </w:p>
     <w:sectPr>
-      <w:headerReference w:type="default" r:id="rId24"/>
-      <w:footerReference w:type="default" r:id="rId25"/>
-      <w:headerReference w:type="first" r:id="rId26"/>
+      <w:headerReference w:type="default" r:id="rId23"/>
+      <w:footerReference w:type="default" r:id="rId24"/>
+      <w:headerReference w:type="first" r:id="rId25"/>
       <w:pgSz w:w="11906" w:h="16838"/>
       <w:pgMar w:top="1417" w:right="1417" w:bottom="1417" w:left="1417" w:header="708" w:footer="708" w:gutter="0"/>
       <w:cols w:space="708"/>
@@ -4297,7 +4283,7 @@
         <v:path o:extrusionok="f" gradientshapeok="t" o:connecttype="rect"/>
         <o:lock v:ext="edit" aspectratio="t"/>
       </v:shapetype>
-      <v:shape id="_x0000_i1037" type="#_x0000_t75" style="width:14.4pt;height:14.4pt" o:bullet="t">
+      <v:shape id="_x0000_i1062" type="#_x0000_t75" style="width:14.4pt;height:14.4pt" o:bullet="t">
         <v:imagedata r:id="rId1" o:title="msoEA91"/>
       </v:shape>
     </w:pict>

--- a/CR_TP_2_IOT_Youssef_EL_KATTOUFI.docx
+++ b/CR_TP_2_IOT_Youssef_EL_KATTOUFI.docx
@@ -62,7 +62,7 @@
           <w:noProof/>
         </w:rPr>
         <w:drawing>
-          <wp:inline distT="0" distB="0" distL="0" distR="0" wp14:anchorId="76C4F5BD" wp14:editId="33D76BA4">
+          <wp:inline distT="0" distB="0" distL="0" distR="0" wp14:anchorId="76C4F5BD" wp14:editId="6CF6ECA6">
             <wp:extent cx="5959476" cy="2943606"/>
             <wp:effectExtent l="19050" t="19050" r="22225" b="28575"/>
             <wp:docPr id="2" name="Image 2" descr="LoRaWAN : Partie 1, en bref - Kereval"/>
@@ -103,7 +103,7 @@
                     <a:ln>
                       <a:solidFill>
                         <a:schemeClr val="bg2">
-                          <a:lumMod val="90000"/>
+                          <a:lumMod val="75000"/>
                         </a:schemeClr>
                       </a:solidFill>
                     </a:ln>
@@ -240,7 +240,7 @@
           <w:r>
             <w:fldChar w:fldCharType="separate"/>
           </w:r>
-          <w:hyperlink w:anchor="_Toc241347262" w:history="1">
+          <w:hyperlink w:anchor="_Toc241596210" w:history="1">
             <w:r>
               <w:rPr>
                 <w:rStyle w:val="Lienhypertexte"/>
@@ -267,7 +267,7 @@
                 <w:noProof/>
                 <w:webHidden/>
               </w:rPr>
-              <w:instrText xml:space="preserve"> PAGEREF _Toc241347262 \h </w:instrText>
+              <w:instrText xml:space="preserve"> PAGEREF _Toc241596210 \h </w:instrText>
             </w:r>
             <w:r>
               <w:rPr>
@@ -310,7 +310,7 @@
               <w:sz w:val="24"/>
             </w:rPr>
           </w:pPr>
-          <w:hyperlink w:anchor="_Toc241347263" w:history="1">
+          <w:hyperlink w:anchor="_Toc241596211" w:history="1">
             <w:r>
               <w:rPr>
                 <w:rStyle w:val="Lienhypertexte"/>
@@ -337,7 +337,7 @@
                 <w:noProof/>
                 <w:webHidden/>
               </w:rPr>
-              <w:instrText xml:space="preserve"> PAGEREF _Toc241347263 \h </w:instrText>
+              <w:instrText xml:space="preserve"> PAGEREF _Toc241596211 \h </w:instrText>
             </w:r>
             <w:r>
               <w:rPr>
@@ -381,7 +381,7 @@
               <w:sz w:val="24"/>
             </w:rPr>
           </w:pPr>
-          <w:hyperlink w:anchor="_Toc241347264" w:history="1">
+          <w:hyperlink w:anchor="_Toc241596212" w:history="1">
             <w:r>
               <w:rPr>
                 <w:rStyle w:val="Lienhypertexte"/>
@@ -402,7 +402,7 @@
                 <w:rStyle w:val="Lienhypertexte"/>
                 <w:noProof/>
               </w:rPr>
-              <w:t>Objectifs du TP</w:t>
+              <w:t>Environnement de travail et outils utilisés</w:t>
             </w:r>
             <w:r>
               <w:rPr>
@@ -423,7 +423,7 @@
                 <w:noProof/>
                 <w:webHidden/>
               </w:rPr>
-              <w:instrText xml:space="preserve"> PAGEREF _Toc241347264 \h </w:instrText>
+              <w:instrText xml:space="preserve"> PAGEREF _Toc241596212 \h </w:instrText>
             </w:r>
             <w:r>
               <w:rPr>
@@ -467,7 +467,7 @@
               <w:sz w:val="24"/>
             </w:rPr>
           </w:pPr>
-          <w:hyperlink w:anchor="_Toc241347265" w:history="1">
+          <w:hyperlink w:anchor="_Toc241596213" w:history="1">
             <w:r>
               <w:rPr>
                 <w:rStyle w:val="Lienhypertexte"/>
@@ -488,7 +488,7 @@
                 <w:rStyle w:val="Lienhypertexte"/>
                 <w:noProof/>
               </w:rPr>
-              <w:t>Démarche suivie</w:t>
+              <w:t>Objectif de ce tp</w:t>
             </w:r>
             <w:r>
               <w:rPr>
@@ -509,7 +509,7 @@
                 <w:noProof/>
                 <w:webHidden/>
               </w:rPr>
-              <w:instrText xml:space="preserve"> PAGEREF _Toc241347265 \h </w:instrText>
+              <w:instrText xml:space="preserve"> PAGEREF _Toc241596213 \h </w:instrText>
             </w:r>
             <w:r>
               <w:rPr>
@@ -553,7 +553,7 @@
               <w:sz w:val="24"/>
             </w:rPr>
           </w:pPr>
-          <w:hyperlink w:anchor="_Toc241347266" w:history="1">
+          <w:hyperlink w:anchor="_Toc241596214" w:history="1">
             <w:r>
               <w:rPr>
                 <w:rStyle w:val="Lienhypertexte"/>
@@ -574,7 +574,7 @@
                 <w:rStyle w:val="Lienhypertexte"/>
                 <w:noProof/>
               </w:rPr>
-              <w:t>Explication briève de la configuration de l’http REST</w:t>
+              <w:t>Ce que vous retrouverez dans les fichiers joints</w:t>
             </w:r>
             <w:r>
               <w:rPr>
@@ -595,7 +595,7 @@
                 <w:noProof/>
                 <w:webHidden/>
               </w:rPr>
-              <w:instrText xml:space="preserve"> PAGEREF _Toc241347266 \h </w:instrText>
+              <w:instrText xml:space="preserve"> PAGEREF _Toc241596214 \h </w:instrText>
             </w:r>
             <w:r>
               <w:rPr>
@@ -615,179 +615,7 @@
                 <w:noProof/>
                 <w:webHidden/>
               </w:rPr>
-              <w:t>8</w:t>
-            </w:r>
-            <w:r>
-              <w:rPr>
-                <w:noProof/>
-                <w:webHidden/>
-              </w:rPr>
-              <w:fldChar w:fldCharType="end"/>
-            </w:r>
-          </w:hyperlink>
-        </w:p>
-        <w:p>
-          <w:pPr>
-            <w:pStyle w:val="TM2"/>
-            <w:tabs>
-              <w:tab w:val="left" w:pos="960"/>
-              <w:tab w:val="right" w:leader="dot" w:pos="9062"/>
-            </w:tabs>
-            <w:rPr>
-              <w:rFonts w:asciiTheme="minorHAnsi" w:eastAsiaTheme="minorEastAsia" w:hAnsiTheme="minorHAnsi"/>
-              <w:noProof/>
-              <w:sz w:val="24"/>
-            </w:rPr>
-          </w:pPr>
-          <w:hyperlink w:anchor="_Toc241347267" w:history="1">
-            <w:r>
-              <w:rPr>
-                <w:rStyle w:val="Lienhypertexte"/>
-                <w:noProof/>
-              </w:rPr>
-              <w:t>A.</w:t>
-            </w:r>
-            <w:r>
-              <w:rPr>
-                <w:rFonts w:asciiTheme="minorHAnsi" w:eastAsiaTheme="minorEastAsia" w:hAnsiTheme="minorHAnsi"/>
-                <w:noProof/>
-                <w:sz w:val="24"/>
-              </w:rPr>
-              <w:tab/>
-            </w:r>
-            <w:r>
-              <w:rPr>
-                <w:rStyle w:val="Lienhypertexte"/>
-                <w:noProof/>
-              </w:rPr>
-              <w:t>Code ESP32</w:t>
-            </w:r>
-            <w:r>
-              <w:rPr>
-                <w:noProof/>
-                <w:webHidden/>
-              </w:rPr>
-              <w:tab/>
-            </w:r>
-            <w:r>
-              <w:rPr>
-                <w:noProof/>
-                <w:webHidden/>
-              </w:rPr>
-              <w:fldChar w:fldCharType="begin"/>
-            </w:r>
-            <w:r>
-              <w:rPr>
-                <w:noProof/>
-                <w:webHidden/>
-              </w:rPr>
-              <w:instrText xml:space="preserve"> PAGEREF _Toc241347267 \h </w:instrText>
-            </w:r>
-            <w:r>
-              <w:rPr>
-                <w:noProof/>
-                <w:webHidden/>
-              </w:rPr>
-            </w:r>
-            <w:r>
-              <w:rPr>
-                <w:noProof/>
-                <w:webHidden/>
-              </w:rPr>
-              <w:fldChar w:fldCharType="separate"/>
-            </w:r>
-            <w:r>
-              <w:rPr>
-                <w:noProof/>
-                <w:webHidden/>
-              </w:rPr>
-              <w:t>9</w:t>
-            </w:r>
-            <w:r>
-              <w:rPr>
-                <w:noProof/>
-                <w:webHidden/>
-              </w:rPr>
-              <w:fldChar w:fldCharType="end"/>
-            </w:r>
-          </w:hyperlink>
-        </w:p>
-        <w:p>
-          <w:pPr>
-            <w:pStyle w:val="TM2"/>
-            <w:tabs>
-              <w:tab w:val="left" w:pos="960"/>
-              <w:tab w:val="right" w:leader="dot" w:pos="9062"/>
-            </w:tabs>
-            <w:rPr>
-              <w:rFonts w:asciiTheme="minorHAnsi" w:eastAsiaTheme="minorEastAsia" w:hAnsiTheme="minorHAnsi"/>
-              <w:noProof/>
-              <w:sz w:val="24"/>
-            </w:rPr>
-          </w:pPr>
-          <w:hyperlink w:anchor="_Toc241347268" w:history="1">
-            <w:r>
-              <w:rPr>
-                <w:rStyle w:val="Lienhypertexte"/>
-                <w:noProof/>
-              </w:rPr>
-              <w:t>B.</w:t>
-            </w:r>
-            <w:r>
-              <w:rPr>
-                <w:rFonts w:asciiTheme="minorHAnsi" w:eastAsiaTheme="minorEastAsia" w:hAnsiTheme="minorHAnsi"/>
-                <w:noProof/>
-                <w:sz w:val="24"/>
-              </w:rPr>
-              <w:tab/>
-            </w:r>
-            <w:r>
-              <w:rPr>
-                <w:rStyle w:val="Lienhypertexte"/>
-                <w:noProof/>
-              </w:rPr>
-              <w:t>Node-RED</w:t>
-            </w:r>
-            <w:r>
-              <w:rPr>
-                <w:noProof/>
-                <w:webHidden/>
-              </w:rPr>
-              <w:tab/>
-            </w:r>
-            <w:r>
-              <w:rPr>
-                <w:noProof/>
-                <w:webHidden/>
-              </w:rPr>
-              <w:fldChar w:fldCharType="begin"/>
-            </w:r>
-            <w:r>
-              <w:rPr>
-                <w:noProof/>
-                <w:webHidden/>
-              </w:rPr>
-              <w:instrText xml:space="preserve"> PAGEREF _Toc241347268 \h </w:instrText>
-            </w:r>
-            <w:r>
-              <w:rPr>
-                <w:noProof/>
-                <w:webHidden/>
-              </w:rPr>
-            </w:r>
-            <w:r>
-              <w:rPr>
-                <w:noProof/>
-                <w:webHidden/>
-              </w:rPr>
-              <w:fldChar w:fldCharType="separate"/>
-            </w:r>
-            <w:r>
-              <w:rPr>
-                <w:noProof/>
-                <w:webHidden/>
-              </w:rPr>
-              <w:t>9</w:t>
+              <w:t>7</w:t>
             </w:r>
             <w:r>
               <w:rPr>
@@ -811,7 +639,7 @@
               <w:sz w:val="24"/>
             </w:rPr>
           </w:pPr>
-          <w:hyperlink w:anchor="_Toc241347269" w:history="1">
+          <w:hyperlink w:anchor="_Toc241596215" w:history="1">
             <w:r>
               <w:rPr>
                 <w:rStyle w:val="Lienhypertexte"/>
@@ -832,7 +660,7 @@
                 <w:rStyle w:val="Lienhypertexte"/>
                 <w:noProof/>
               </w:rPr>
-              <w:t>Explication briève de la configuration du broker</w:t>
+              <w:t>Configuration de The Things Network</w:t>
             </w:r>
             <w:r>
               <w:rPr>
@@ -853,7 +681,7 @@
                 <w:noProof/>
                 <w:webHidden/>
               </w:rPr>
-              <w:instrText xml:space="preserve"> PAGEREF _Toc241347269 \h </w:instrText>
+              <w:instrText xml:space="preserve"> PAGEREF _Toc241596215 \h </w:instrText>
             </w:r>
             <w:r>
               <w:rPr>
@@ -873,179 +701,7 @@
                 <w:noProof/>
                 <w:webHidden/>
               </w:rPr>
-              <w:t>11</w:t>
-            </w:r>
-            <w:r>
-              <w:rPr>
-                <w:noProof/>
-                <w:webHidden/>
-              </w:rPr>
-              <w:fldChar w:fldCharType="end"/>
-            </w:r>
-          </w:hyperlink>
-        </w:p>
-        <w:p>
-          <w:pPr>
-            <w:pStyle w:val="TM2"/>
-            <w:tabs>
-              <w:tab w:val="left" w:pos="960"/>
-              <w:tab w:val="right" w:leader="dot" w:pos="9062"/>
-            </w:tabs>
-            <w:rPr>
-              <w:rFonts w:asciiTheme="minorHAnsi" w:eastAsiaTheme="minorEastAsia" w:hAnsiTheme="minorHAnsi"/>
-              <w:noProof/>
-              <w:sz w:val="24"/>
-            </w:rPr>
-          </w:pPr>
-          <w:hyperlink w:anchor="_Toc241347270" w:history="1">
-            <w:r>
-              <w:rPr>
-                <w:rStyle w:val="Lienhypertexte"/>
-                <w:noProof/>
-              </w:rPr>
-              <w:t>A.</w:t>
-            </w:r>
-            <w:r>
-              <w:rPr>
-                <w:rFonts w:asciiTheme="minorHAnsi" w:eastAsiaTheme="minorEastAsia" w:hAnsiTheme="minorHAnsi"/>
-                <w:noProof/>
-                <w:sz w:val="24"/>
-              </w:rPr>
-              <w:tab/>
-            </w:r>
-            <w:r>
-              <w:rPr>
-                <w:rStyle w:val="Lienhypertexte"/>
-                <w:noProof/>
-              </w:rPr>
-              <w:t>Code ESP32</w:t>
-            </w:r>
-            <w:r>
-              <w:rPr>
-                <w:noProof/>
-                <w:webHidden/>
-              </w:rPr>
-              <w:tab/>
-            </w:r>
-            <w:r>
-              <w:rPr>
-                <w:noProof/>
-                <w:webHidden/>
-              </w:rPr>
-              <w:fldChar w:fldCharType="begin"/>
-            </w:r>
-            <w:r>
-              <w:rPr>
-                <w:noProof/>
-                <w:webHidden/>
-              </w:rPr>
-              <w:instrText xml:space="preserve"> PAGEREF _Toc241347270 \h </w:instrText>
-            </w:r>
-            <w:r>
-              <w:rPr>
-                <w:noProof/>
-                <w:webHidden/>
-              </w:rPr>
-            </w:r>
-            <w:r>
-              <w:rPr>
-                <w:noProof/>
-                <w:webHidden/>
-              </w:rPr>
-              <w:fldChar w:fldCharType="separate"/>
-            </w:r>
-            <w:r>
-              <w:rPr>
-                <w:noProof/>
-                <w:webHidden/>
-              </w:rPr>
-              <w:t>12</w:t>
-            </w:r>
-            <w:r>
-              <w:rPr>
-                <w:noProof/>
-                <w:webHidden/>
-              </w:rPr>
-              <w:fldChar w:fldCharType="end"/>
-            </w:r>
-          </w:hyperlink>
-        </w:p>
-        <w:p>
-          <w:pPr>
-            <w:pStyle w:val="TM2"/>
-            <w:tabs>
-              <w:tab w:val="left" w:pos="960"/>
-              <w:tab w:val="right" w:leader="dot" w:pos="9062"/>
-            </w:tabs>
-            <w:rPr>
-              <w:rFonts w:asciiTheme="minorHAnsi" w:eastAsiaTheme="minorEastAsia" w:hAnsiTheme="minorHAnsi"/>
-              <w:noProof/>
-              <w:sz w:val="24"/>
-            </w:rPr>
-          </w:pPr>
-          <w:hyperlink w:anchor="_Toc241347271" w:history="1">
-            <w:r>
-              <w:rPr>
-                <w:rStyle w:val="Lienhypertexte"/>
-                <w:noProof/>
-              </w:rPr>
-              <w:t>B.</w:t>
-            </w:r>
-            <w:r>
-              <w:rPr>
-                <w:rFonts w:asciiTheme="minorHAnsi" w:eastAsiaTheme="minorEastAsia" w:hAnsiTheme="minorHAnsi"/>
-                <w:noProof/>
-                <w:sz w:val="24"/>
-              </w:rPr>
-              <w:tab/>
-            </w:r>
-            <w:r>
-              <w:rPr>
-                <w:rStyle w:val="Lienhypertexte"/>
-                <w:noProof/>
-              </w:rPr>
-              <w:t>Node-RED</w:t>
-            </w:r>
-            <w:r>
-              <w:rPr>
-                <w:noProof/>
-                <w:webHidden/>
-              </w:rPr>
-              <w:tab/>
-            </w:r>
-            <w:r>
-              <w:rPr>
-                <w:noProof/>
-                <w:webHidden/>
-              </w:rPr>
-              <w:fldChar w:fldCharType="begin"/>
-            </w:r>
-            <w:r>
-              <w:rPr>
-                <w:noProof/>
-                <w:webHidden/>
-              </w:rPr>
-              <w:instrText xml:space="preserve"> PAGEREF _Toc241347271 \h </w:instrText>
-            </w:r>
-            <w:r>
-              <w:rPr>
-                <w:noProof/>
-                <w:webHidden/>
-              </w:rPr>
-            </w:r>
-            <w:r>
-              <w:rPr>
-                <w:noProof/>
-                <w:webHidden/>
-              </w:rPr>
-              <w:fldChar w:fldCharType="separate"/>
-            </w:r>
-            <w:r>
-              <w:rPr>
-                <w:noProof/>
-                <w:webHidden/>
-              </w:rPr>
-              <w:t>13</w:t>
+              <w:t>8</w:t>
             </w:r>
             <w:r>
               <w:rPr>
@@ -1069,7 +725,7 @@
               <w:sz w:val="24"/>
             </w:rPr>
           </w:pPr>
-          <w:hyperlink w:anchor="_Toc241347272" w:history="1">
+          <w:hyperlink w:anchor="_Toc241596216" w:history="1">
             <w:r>
               <w:rPr>
                 <w:rStyle w:val="Lienhypertexte"/>
@@ -1090,7 +746,7 @@
                 <w:rStyle w:val="Lienhypertexte"/>
                 <w:noProof/>
               </w:rPr>
-              <w:t>Résultat</w:t>
+              <w:t>Explication code esp32</w:t>
             </w:r>
             <w:r>
               <w:rPr>
@@ -1111,7 +767,7 @@
                 <w:noProof/>
                 <w:webHidden/>
               </w:rPr>
-              <w:instrText xml:space="preserve"> PAGEREF _Toc241347272 \h </w:instrText>
+              <w:instrText xml:space="preserve"> PAGEREF _Toc241596216 \h </w:instrText>
             </w:r>
             <w:r>
               <w:rPr>
@@ -1131,7 +787,7 @@
                 <w:noProof/>
                 <w:webHidden/>
               </w:rPr>
-              <w:t>14</w:t>
+              <w:t>9</w:t>
             </w:r>
             <w:r>
               <w:rPr>
@@ -1155,11 +811,10 @@
               <w:sz w:val="24"/>
             </w:rPr>
           </w:pPr>
-          <w:hyperlink w:anchor="_Toc241347273" w:history="1">
+          <w:hyperlink w:anchor="_Toc241596217" w:history="1">
             <w:r>
               <w:rPr>
                 <w:rStyle w:val="Lienhypertexte"/>
-                <w:rFonts w:eastAsia="Times New Roman"/>
                 <w:noProof/>
               </w:rPr>
               <w:t>VI.</w:t>
@@ -1175,10 +830,9 @@
             <w:r>
               <w:rPr>
                 <w:rStyle w:val="Lienhypertexte"/>
-                <w:rFonts w:eastAsia="Times New Roman"/>
-                <w:noProof/>
-              </w:rPr>
-              <w:t>Sources</w:t>
+                <w:noProof/>
+              </w:rPr>
+              <w:t>Explication node red</w:t>
             </w:r>
             <w:r>
               <w:rPr>
@@ -1199,7 +853,7 @@
                 <w:noProof/>
                 <w:webHidden/>
               </w:rPr>
-              <w:instrText xml:space="preserve"> PAGEREF _Toc241347273 \h </w:instrText>
+              <w:instrText xml:space="preserve"> PAGEREF _Toc241596217 \h </w:instrText>
             </w:r>
             <w:r>
               <w:rPr>
@@ -1219,7 +873,179 @@
                 <w:noProof/>
                 <w:webHidden/>
               </w:rPr>
-              <w:t>14</w:t>
+              <w:t>11</w:t>
+            </w:r>
+            <w:r>
+              <w:rPr>
+                <w:noProof/>
+                <w:webHidden/>
+              </w:rPr>
+              <w:fldChar w:fldCharType="end"/>
+            </w:r>
+          </w:hyperlink>
+        </w:p>
+        <w:p>
+          <w:pPr>
+            <w:pStyle w:val="TM1"/>
+            <w:tabs>
+              <w:tab w:val="left" w:pos="660"/>
+              <w:tab w:val="right" w:leader="dot" w:pos="9062"/>
+            </w:tabs>
+            <w:rPr>
+              <w:rFonts w:asciiTheme="minorHAnsi" w:eastAsiaTheme="minorEastAsia" w:hAnsiTheme="minorHAnsi"/>
+              <w:noProof/>
+              <w:sz w:val="24"/>
+            </w:rPr>
+          </w:pPr>
+          <w:hyperlink w:anchor="_Toc241596218" w:history="1">
+            <w:r>
+              <w:rPr>
+                <w:rStyle w:val="Lienhypertexte"/>
+                <w:noProof/>
+              </w:rPr>
+              <w:t>VII.</w:t>
+            </w:r>
+            <w:r>
+              <w:rPr>
+                <w:rFonts w:asciiTheme="minorHAnsi" w:eastAsiaTheme="minorEastAsia" w:hAnsiTheme="minorHAnsi"/>
+                <w:noProof/>
+                <w:sz w:val="24"/>
+              </w:rPr>
+              <w:tab/>
+            </w:r>
+            <w:r>
+              <w:rPr>
+                <w:rStyle w:val="Lienhypertexte"/>
+                <w:noProof/>
+              </w:rPr>
+              <w:t>Résultat</w:t>
+            </w:r>
+            <w:r>
+              <w:rPr>
+                <w:noProof/>
+                <w:webHidden/>
+              </w:rPr>
+              <w:tab/>
+            </w:r>
+            <w:r>
+              <w:rPr>
+                <w:noProof/>
+                <w:webHidden/>
+              </w:rPr>
+              <w:fldChar w:fldCharType="begin"/>
+            </w:r>
+            <w:r>
+              <w:rPr>
+                <w:noProof/>
+                <w:webHidden/>
+              </w:rPr>
+              <w:instrText xml:space="preserve"> PAGEREF _Toc241596218 \h </w:instrText>
+            </w:r>
+            <w:r>
+              <w:rPr>
+                <w:noProof/>
+                <w:webHidden/>
+              </w:rPr>
+            </w:r>
+            <w:r>
+              <w:rPr>
+                <w:noProof/>
+                <w:webHidden/>
+              </w:rPr>
+              <w:fldChar w:fldCharType="separate"/>
+            </w:r>
+            <w:r>
+              <w:rPr>
+                <w:noProof/>
+                <w:webHidden/>
+              </w:rPr>
+              <w:t>16</w:t>
+            </w:r>
+            <w:r>
+              <w:rPr>
+                <w:noProof/>
+                <w:webHidden/>
+              </w:rPr>
+              <w:fldChar w:fldCharType="end"/>
+            </w:r>
+          </w:hyperlink>
+        </w:p>
+        <w:p>
+          <w:pPr>
+            <w:pStyle w:val="TM1"/>
+            <w:tabs>
+              <w:tab w:val="left" w:pos="660"/>
+              <w:tab w:val="right" w:leader="dot" w:pos="9062"/>
+            </w:tabs>
+            <w:rPr>
+              <w:rFonts w:asciiTheme="minorHAnsi" w:eastAsiaTheme="minorEastAsia" w:hAnsiTheme="minorHAnsi"/>
+              <w:noProof/>
+              <w:sz w:val="24"/>
+            </w:rPr>
+          </w:pPr>
+          <w:hyperlink w:anchor="_Toc241596219" w:history="1">
+            <w:r>
+              <w:rPr>
+                <w:rStyle w:val="Lienhypertexte"/>
+                <w:noProof/>
+              </w:rPr>
+              <w:t>VIII.</w:t>
+            </w:r>
+            <w:r>
+              <w:rPr>
+                <w:rFonts w:asciiTheme="minorHAnsi" w:eastAsiaTheme="minorEastAsia" w:hAnsiTheme="minorHAnsi"/>
+                <w:noProof/>
+                <w:sz w:val="24"/>
+              </w:rPr>
+              <w:tab/>
+            </w:r>
+            <w:r>
+              <w:rPr>
+                <w:rStyle w:val="Lienhypertexte"/>
+                <w:noProof/>
+              </w:rPr>
+              <w:t>Annexe</w:t>
+            </w:r>
+            <w:r>
+              <w:rPr>
+                <w:noProof/>
+                <w:webHidden/>
+              </w:rPr>
+              <w:tab/>
+            </w:r>
+            <w:r>
+              <w:rPr>
+                <w:noProof/>
+                <w:webHidden/>
+              </w:rPr>
+              <w:fldChar w:fldCharType="begin"/>
+            </w:r>
+            <w:r>
+              <w:rPr>
+                <w:noProof/>
+                <w:webHidden/>
+              </w:rPr>
+              <w:instrText xml:space="preserve"> PAGEREF _Toc241596219 \h </w:instrText>
+            </w:r>
+            <w:r>
+              <w:rPr>
+                <w:noProof/>
+                <w:webHidden/>
+              </w:rPr>
+            </w:r>
+            <w:r>
+              <w:rPr>
+                <w:noProof/>
+                <w:webHidden/>
+              </w:rPr>
+              <w:fldChar w:fldCharType="separate"/>
+            </w:r>
+            <w:r>
+              <w:rPr>
+                <w:noProof/>
+                <w:webHidden/>
+              </w:rPr>
+              <w:t>16</w:t>
             </w:r>
             <w:r>
               <w:rPr>
@@ -1278,7 +1104,7 @@
           <w:numId w:val="0"/>
         </w:numPr>
       </w:pPr>
-      <w:bookmarkStart w:id="1" w:name="_Toc241347262"/>
+      <w:bookmarkStart w:id="1" w:name="_Toc241596210"/>
       <w:r>
         <w:lastRenderedPageBreak/>
         <w:t>Remerciements</w:t>
@@ -1311,7 +1137,7 @@
         </w:numPr>
       </w:pPr>
       <w:bookmarkStart w:id="2" w:name="_Toc220235743"/>
-      <w:bookmarkStart w:id="3" w:name="_Toc241347263"/>
+      <w:bookmarkStart w:id="3" w:name="_Toc241596211"/>
       <w:r>
         <w:lastRenderedPageBreak/>
         <w:t>Résumé</w:t>
@@ -1338,10 +1164,12 @@
       <w:pPr>
         <w:pStyle w:val="Titre1"/>
       </w:pPr>
+      <w:bookmarkStart w:id="4" w:name="_Toc241596212"/>
       <w:r>
         <w:lastRenderedPageBreak/>
         <w:t>Environnement de travail et outils utilisés</w:t>
       </w:r>
+      <w:bookmarkEnd w:id="4"/>
     </w:p>
     <w:p>
       <w:r>
@@ -1473,7 +1301,7 @@
       <w:pPr>
         <w:pStyle w:val="Lgende"/>
       </w:pPr>
-      <w:bookmarkStart w:id="4" w:name="_Toc220231405"/>
+      <w:bookmarkStart w:id="5" w:name="_Toc220231405"/>
       <w:r>
         <w:t xml:space="preserve">Figure </w:t>
       </w:r>
@@ -1501,7 +1329,7 @@
       <w:r>
         <w:t xml:space="preserve"> : </w:t>
       </w:r>
-      <w:bookmarkEnd w:id="4"/>
+      <w:bookmarkEnd w:id="5"/>
       <w:r>
         <w:t>Visualisation Platform IO + Visual Studio Code</w:t>
       </w:r>
@@ -1536,6 +1364,7 @@
       <w:pPr>
         <w:pStyle w:val="Titre1"/>
       </w:pPr>
+      <w:bookmarkStart w:id="6" w:name="_Toc241596213"/>
       <w:r>
         <w:lastRenderedPageBreak/>
         <w:t xml:space="preserve">Objectif de ce </w:t>
@@ -1544,6 +1373,7 @@
       <w:r>
         <w:t>tp</w:t>
       </w:r>
+      <w:bookmarkEnd w:id="6"/>
       <w:proofErr w:type="spellEnd"/>
     </w:p>
     <w:p>
@@ -1606,14 +1436,15 @@
         <w:t>.</w:t>
       </w:r>
     </w:p>
-    <w:p/>
     <w:p>
       <w:pPr>
         <w:pStyle w:val="Titre1"/>
       </w:pPr>
+      <w:bookmarkStart w:id="7" w:name="_Toc241596214"/>
       <w:r>
         <w:t>Ce que vous retrouverez dans les fichiers joints</w:t>
       </w:r>
+      <w:bookmarkEnd w:id="7"/>
     </w:p>
     <w:p>
       <w:r>
@@ -1650,7 +1481,6 @@
     </w:p>
     <w:p>
       <w:r>
-        <w:lastRenderedPageBreak/>
         <w:t xml:space="preserve">Vous trouverez également un fichier </w:t>
       </w:r>
       <w:r>
@@ -1661,63 +1491,32 @@
         <w:t>git_push.bat</w:t>
       </w:r>
       <w:r>
-        <w:t xml:space="preserve"> que j’ai créé afin de simplifier l’envoi du projet sur Git. Celui-ci permet d’effectuer automatiquement les différentes étapes nécessaires, notamment l’ajout des fichiers modifiés, la création du commit puis le push vers le dépôt distant, ce qui évite d’avoir à retaper manuellement toutes les commandes Git à chaque modification.</w:t>
-      </w:r>
-    </w:p>
-    <w:p>
-      <w:pPr>
-        <w:pStyle w:val="Titre1"/>
-      </w:pPr>
-      <w:bookmarkStart w:id="5" w:name="_Toc241347266"/>
-      <w:r>
-        <w:t xml:space="preserve">Explication </w:t>
-      </w:r>
-      <w:proofErr w:type="spellStart"/>
-      <w:r>
-        <w:t>briève</w:t>
-      </w:r>
-      <w:proofErr w:type="spellEnd"/>
-      <w:r>
-        <w:t xml:space="preserve"> </w:t>
-      </w:r>
-      <w:r>
-        <w:t>de la configuration de l’http REST</w:t>
-      </w:r>
-      <w:bookmarkEnd w:id="5"/>
-    </w:p>
-    <w:p>
-      <w:r>
-        <w:t xml:space="preserve">Voici l’architecture employé cette partie du </w:t>
-      </w:r>
-      <w:proofErr w:type="spellStart"/>
-      <w:proofErr w:type="gramStart"/>
-      <w:r>
-        <w:t>tp</w:t>
-      </w:r>
-      <w:proofErr w:type="spellEnd"/>
-      <w:r>
-        <w:t>:</w:t>
-      </w:r>
-      <w:proofErr w:type="gramEnd"/>
-      <w:r>
-        <w:t xml:space="preserve"> </w:t>
-      </w:r>
-    </w:p>
-    <w:p/>
+        <w:t xml:space="preserve"> que j’ai créé afin de simplifier l’envoi du projet sur Git. Celui-ci permet d’effectuer automatiquement les différentes étapes nécessaires, </w:t>
+      </w:r>
+      <w:r>
+        <w:lastRenderedPageBreak/>
+        <w:t>notamment l’ajout des fichiers modifiés, la création du commit puis le push vers le dépôt distant, ce qui évite d’avoir à retaper manuellement toutes les commandes Git à chaque modification.</w:t>
+      </w:r>
+    </w:p>
+    <w:p>
+      <w:r>
+        <w:t>Voici l’arborescence générale du dossier</w:t>
+      </w:r>
+      <w:r>
+        <w:t xml:space="preserve"> : </w:t>
+      </w:r>
+    </w:p>
     <w:p>
       <w:pPr>
         <w:keepNext/>
         <w:jc w:val="center"/>
       </w:pPr>
       <w:r>
-        <w:rPr>
-          <w:noProof/>
-        </w:rPr>
         <w:drawing>
-          <wp:inline distT="0" distB="0" distL="0" distR="0" wp14:anchorId="0E50B570" wp14:editId="400545BF">
-            <wp:extent cx="5760720" cy="1198880"/>
-            <wp:effectExtent l="19050" t="19050" r="11430" b="20320"/>
-            <wp:docPr id="26" name="Image 26"/>
+          <wp:inline distT="0" distB="0" distL="0" distR="0" wp14:anchorId="47AA5F43" wp14:editId="65832492">
+            <wp:extent cx="5268060" cy="3953427"/>
+            <wp:effectExtent l="19050" t="19050" r="8890" b="28575"/>
+            <wp:docPr id="3" name="Image 3"/>
             <wp:cNvGraphicFramePr>
               <a:graphicFrameLocks xmlns:a="http://schemas.openxmlformats.org/drawingml/2006/main" noChangeAspect="1"/>
             </wp:cNvGraphicFramePr>
@@ -1737,7 +1536,7 @@
                   <pic:spPr>
                     <a:xfrm>
                       <a:off x="0" y="0"/>
-                      <a:ext cx="5760720" cy="1198880"/>
+                      <a:ext cx="5268060" cy="3953427"/>
                     </a:xfrm>
                     <a:prstGeom prst="roundRect">
                       <a:avLst/>
@@ -1777,153 +1576,128 @@
         <w:rPr>
           <w:noProof/>
         </w:rPr>
-        <w:t>3</w:t>
+        <w:t>2</w:t>
       </w:r>
       <w:r>
         <w:fldChar w:fldCharType="end"/>
       </w:r>
       <w:r>
-        <w:t xml:space="preserve"> </w:t>
-      </w:r>
-      <w:r>
-        <w:t xml:space="preserve">: Architecture </w:t>
-      </w:r>
-      <w:r>
-        <w:t>http REST</w:t>
-      </w:r>
-    </w:p>
-    <w:p>
-      <w:pPr>
-        <w:pStyle w:val="Titre2"/>
-      </w:pPr>
-      <w:bookmarkStart w:id="6" w:name="_Toc241347267"/>
-      <w:r>
-        <w:t>Code ESP32</w:t>
-      </w:r>
-      <w:bookmarkEnd w:id="6"/>
-    </w:p>
-    <w:p>
-      <w:r>
-        <w:t xml:space="preserve">L’ESP32 commence par se connecter au réseau Wi-Fi à l’aide de la fonction </w:t>
-      </w:r>
-      <w:proofErr w:type="spellStart"/>
-      <w:r>
-        <w:rPr>
-          <w:rFonts w:ascii="Courier New" w:hAnsi="Courier New" w:cs="Courier New"/>
-          <w:sz w:val="20"/>
-          <w:szCs w:val="20"/>
-        </w:rPr>
-        <w:t>WiFi.begin</w:t>
-      </w:r>
-      <w:proofErr w:type="spellEnd"/>
-      <w:r>
-        <w:rPr>
-          <w:rFonts w:ascii="Courier New" w:hAnsi="Courier New" w:cs="Courier New"/>
-          <w:sz w:val="20"/>
-          <w:szCs w:val="20"/>
-        </w:rPr>
-        <w:t>(</w:t>
-      </w:r>
-      <w:proofErr w:type="spellStart"/>
-      <w:r>
-        <w:rPr>
-          <w:rFonts w:ascii="Courier New" w:hAnsi="Courier New" w:cs="Courier New"/>
-          <w:sz w:val="20"/>
-          <w:szCs w:val="20"/>
-        </w:rPr>
-        <w:t>ssid</w:t>
-      </w:r>
-      <w:proofErr w:type="spellEnd"/>
-      <w:r>
-        <w:rPr>
-          <w:rFonts w:ascii="Courier New" w:hAnsi="Courier New" w:cs="Courier New"/>
-          <w:sz w:val="20"/>
-          <w:szCs w:val="20"/>
-        </w:rPr>
-        <w:t xml:space="preserve">, </w:t>
-      </w:r>
-      <w:proofErr w:type="spellStart"/>
-      <w:r>
-        <w:rPr>
-          <w:rFonts w:ascii="Courier New" w:hAnsi="Courier New" w:cs="Courier New"/>
-          <w:sz w:val="20"/>
-          <w:szCs w:val="20"/>
-        </w:rPr>
-        <w:t>password</w:t>
-      </w:r>
-      <w:proofErr w:type="spellEnd"/>
-      <w:r>
-        <w:rPr>
-          <w:rFonts w:ascii="Courier New" w:hAnsi="Courier New" w:cs="Courier New"/>
-          <w:sz w:val="20"/>
-          <w:szCs w:val="20"/>
-        </w:rPr>
-        <w:t>)</w:t>
-      </w:r>
-      <w:r>
-        <w:t>. Une fois la connexion établie, il peut communiquer avec Node-RED en utilisant le protocole HTTP.</w:t>
-      </w:r>
-    </w:p>
-    <w:p>
-      <w:r>
-        <w:t xml:space="preserve">Deux routes sont utilisées dans Node-RED. La route </w:t>
-      </w:r>
-      <w:r>
-        <w:rPr>
-          <w:rFonts w:ascii="Courier New" w:hAnsi="Courier New" w:cs="Courier New"/>
-          <w:sz w:val="20"/>
-          <w:szCs w:val="20"/>
-        </w:rPr>
-        <w:t>/donnes</w:t>
-      </w:r>
-      <w:r>
-        <w:t xml:space="preserve"> permet à l’ESP32 d’envoyer les différentes mesures à l’aide d’une requête </w:t>
+        <w:t xml:space="preserve"> : Arborescence générale du dossier</w:t>
+      </w:r>
+    </w:p>
+    <w:p>
+      <w:pPr>
+        <w:pStyle w:val="Titre1"/>
+      </w:pPr>
+      <w:bookmarkStart w:id="8" w:name="_Toc241596215"/>
+      <w:r>
+        <w:t xml:space="preserve">Configuration de The </w:t>
+      </w:r>
+      <w:proofErr w:type="spellStart"/>
+      <w:r>
+        <w:t>Things</w:t>
+      </w:r>
+      <w:proofErr w:type="spellEnd"/>
+      <w:r>
+        <w:t xml:space="preserve"> Network</w:t>
+      </w:r>
+      <w:bookmarkEnd w:id="8"/>
+    </w:p>
+    <w:p>
+      <w:r>
+        <w:t xml:space="preserve">Avant de pouvoir envoyer des données, j'ai créé une application puis un </w:t>
       </w:r>
       <w:r>
         <w:rPr>
           <w:b/>
           <w:bCs/>
         </w:rPr>
-        <w:t>HTTP POST</w:t>
-      </w:r>
-      <w:r>
-        <w:t xml:space="preserve">, tandis que </w:t>
-      </w:r>
-      <w:proofErr w:type="gramStart"/>
-      <w:r>
-        <w:t>la</w:t>
-      </w:r>
-      <w:proofErr w:type="gramEnd"/>
-      <w:r>
-        <w:t xml:space="preserve"> route </w:t>
-      </w:r>
-      <w:r>
-        <w:rPr>
-          <w:rFonts w:ascii="Courier New" w:hAnsi="Courier New" w:cs="Courier New"/>
-          <w:sz w:val="20"/>
-          <w:szCs w:val="20"/>
-        </w:rPr>
-        <w:t>/</w:t>
-      </w:r>
-      <w:proofErr w:type="spellStart"/>
-      <w:r>
-        <w:rPr>
-          <w:rFonts w:ascii="Courier New" w:hAnsi="Courier New" w:cs="Courier New"/>
-          <w:sz w:val="20"/>
-          <w:szCs w:val="20"/>
-        </w:rPr>
-        <w:t>button</w:t>
-      </w:r>
-      <w:proofErr w:type="spellEnd"/>
-      <w:r>
-        <w:t xml:space="preserve"> permet de récupérer l’état souhaité de la LED avec une requête </w:t>
-      </w:r>
+        <w:t xml:space="preserve">end </w:t>
+      </w:r>
+      <w:proofErr w:type="spellStart"/>
       <w:r>
         <w:rPr>
           <w:b/>
           <w:bCs/>
         </w:rPr>
-        <w:t>HTTP GET</w:t>
+        <w:t>device</w:t>
+      </w:r>
+      <w:proofErr w:type="spellEnd"/>
+      <w:r>
+        <w:t xml:space="preserve"> dans The </w:t>
+      </w:r>
+      <w:proofErr w:type="spellStart"/>
+      <w:r>
+        <w:t>Things</w:t>
+      </w:r>
+      <w:proofErr w:type="spellEnd"/>
+      <w:r>
+        <w:t xml:space="preserve"> Network.</w:t>
+      </w:r>
+    </w:p>
+    <w:p>
+      <w:r>
+        <w:t xml:space="preserve">Dans la configuration du périphérique, le module a été associé au profil </w:t>
+      </w:r>
+      <w:proofErr w:type="spellStart"/>
+      <w:r>
+        <w:t>LoRaWAN</w:t>
+      </w:r>
+      <w:proofErr w:type="spellEnd"/>
+      <w:r>
+        <w:t xml:space="preserve"> de </w:t>
+      </w:r>
+      <w:proofErr w:type="spellStart"/>
+      <w:r>
+        <w:t>Seeed</w:t>
+      </w:r>
+      <w:proofErr w:type="spellEnd"/>
+      <w:r>
+        <w:t xml:space="preserve"> </w:t>
+      </w:r>
+      <w:proofErr w:type="spellStart"/>
+      <w:r>
+        <w:t>Technology</w:t>
+      </w:r>
+      <w:proofErr w:type="spellEnd"/>
+      <w:r>
+        <w:t xml:space="preserve"> correspondant au </w:t>
+      </w:r>
+      <w:proofErr w:type="spellStart"/>
+      <w:r>
+        <w:rPr>
+          <w:b/>
+          <w:bCs/>
+        </w:rPr>
+        <w:t>LoRaWAN</w:t>
+      </w:r>
+      <w:proofErr w:type="spellEnd"/>
+      <w:r>
+        <w:rPr>
+          <w:b/>
+          <w:bCs/>
+        </w:rPr>
+        <w:t xml:space="preserve"> Dev Kit</w:t>
+      </w:r>
+      <w:r>
+        <w:t xml:space="preserve">, avec la région </w:t>
+      </w:r>
+      <w:r>
+        <w:rPr>
+          <w:b/>
+          <w:bCs/>
+        </w:rPr>
+        <w:t>EU_863_870</w:t>
+      </w:r>
+      <w:r>
+        <w:t xml:space="preserve"> et le plan de fréquence européen </w:t>
+      </w:r>
+      <w:r>
+        <w:rPr>
+          <w:b/>
+          <w:bCs/>
+        </w:rPr>
+        <w:t>863-870 MHz</w:t>
       </w:r>
       <w:r>
         <w:t>.</w:t>
@@ -1931,354 +1705,112 @@
     </w:p>
     <w:p>
       <w:r>
-        <w:t xml:space="preserve">Pour envoyer les données, l’ESP32 utilise la bibliothèque </w:t>
-      </w:r>
-      <w:proofErr w:type="spellStart"/>
+        <w:t xml:space="preserve">Le fonctionnement repose sur une activation </w:t>
+      </w:r>
       <w:r>
         <w:rPr>
-          <w:rFonts w:ascii="Courier New" w:hAnsi="Courier New" w:cs="Courier New"/>
-          <w:sz w:val="20"/>
-          <w:szCs w:val="20"/>
+          <w:b/>
+          <w:bCs/>
         </w:rPr>
-        <w:t>HTTPClient</w:t>
-      </w:r>
-      <w:proofErr w:type="spellEnd"/>
-      <w:r>
-        <w:t xml:space="preserve">. Le format des données est précisé avec l’en-tête </w:t>
-      </w:r>
-      <w:r>
-        <w:rPr>
-          <w:rFonts w:ascii="Courier New" w:hAnsi="Courier New" w:cs="Courier New"/>
-          <w:sz w:val="20"/>
-          <w:szCs w:val="20"/>
-        </w:rPr>
-        <w:t>Content-</w:t>
-      </w:r>
+        <w:t>OTAA</w:t>
+      </w:r>
+      <w:r>
+        <w:t>. TTN fournit ou permet de définir les informations suivantes :</w:t>
+      </w:r>
+    </w:p>
+    <w:p>
+      <w:pPr>
+        <w:pStyle w:val="Paragraphedeliste"/>
+        <w:numPr>
+          <w:ilvl w:val="0"/>
+          <w:numId w:val="9"/>
+        </w:numPr>
+      </w:pPr>
+      <w:proofErr w:type="spellStart"/>
+      <w:r>
+        <w:t>JoinEUI</w:t>
+      </w:r>
+      <w:proofErr w:type="spellEnd"/>
+      <w:r>
+        <w:t xml:space="preserve"> / </w:t>
+      </w:r>
+      <w:proofErr w:type="spellStart"/>
+      <w:r>
+        <w:t>AppEUI</w:t>
+      </w:r>
+      <w:proofErr w:type="spellEnd"/>
+      <w:r>
+        <w:t xml:space="preserve"> ;</w:t>
+      </w:r>
+    </w:p>
+    <w:p>
+      <w:pPr>
+        <w:pStyle w:val="Paragraphedeliste"/>
+        <w:numPr>
+          <w:ilvl w:val="0"/>
+          <w:numId w:val="9"/>
+        </w:numPr>
+      </w:pPr>
+      <w:proofErr w:type="spellStart"/>
+      <w:r>
+        <w:t>DevEUI</w:t>
+      </w:r>
+      <w:proofErr w:type="spellEnd"/>
+      <w:r>
+        <w:t xml:space="preserve"> ;</w:t>
+      </w:r>
+    </w:p>
+    <w:p>
+      <w:pPr>
+        <w:pStyle w:val="Paragraphedeliste"/>
+        <w:numPr>
+          <w:ilvl w:val="0"/>
+          <w:numId w:val="9"/>
+        </w:numPr>
+      </w:pPr>
+      <w:proofErr w:type="spellStart"/>
+      <w:r>
+        <w:t>AppKey</w:t>
+      </w:r>
+      <w:proofErr w:type="spellEnd"/>
+      <w:r>
+        <w:t xml:space="preserve"> ;</w:t>
+      </w:r>
+    </w:p>
+    <w:p>
+      <w:pPr>
+        <w:pStyle w:val="Paragraphedeliste"/>
+        <w:numPr>
+          <w:ilvl w:val="0"/>
+          <w:numId w:val="9"/>
+        </w:numPr>
+      </w:pPr>
       <w:proofErr w:type="gramStart"/>
       <w:r>
-        <w:rPr>
-          <w:rFonts w:ascii="Courier New" w:hAnsi="Courier New" w:cs="Courier New"/>
-          <w:sz w:val="20"/>
-          <w:szCs w:val="20"/>
-        </w:rPr>
-        <w:t>Type:</w:t>
+        <w:lastRenderedPageBreak/>
+        <w:t>identifiant</w:t>
       </w:r>
       <w:proofErr w:type="gramEnd"/>
       <w:r>
-        <w:rPr>
-          <w:rFonts w:ascii="Courier New" w:hAnsi="Courier New" w:cs="Courier New"/>
-          <w:sz w:val="20"/>
-          <w:szCs w:val="20"/>
-        </w:rPr>
-        <w:t xml:space="preserve"> application/x-www-</w:t>
-      </w:r>
-      <w:proofErr w:type="spellStart"/>
-      <w:r>
-        <w:rPr>
-          <w:rFonts w:ascii="Courier New" w:hAnsi="Courier New" w:cs="Courier New"/>
-          <w:sz w:val="20"/>
-          <w:szCs w:val="20"/>
-        </w:rPr>
-        <w:t>form</w:t>
-      </w:r>
-      <w:proofErr w:type="spellEnd"/>
-      <w:r>
-        <w:rPr>
-          <w:rFonts w:ascii="Courier New" w:hAnsi="Courier New" w:cs="Courier New"/>
-          <w:sz w:val="20"/>
-          <w:szCs w:val="20"/>
-        </w:rPr>
-        <w:t>-</w:t>
-      </w:r>
-      <w:proofErr w:type="spellStart"/>
-      <w:r>
-        <w:rPr>
-          <w:rFonts w:ascii="Courier New" w:hAnsi="Courier New" w:cs="Courier New"/>
-          <w:sz w:val="20"/>
-          <w:szCs w:val="20"/>
-        </w:rPr>
-        <w:t>urlencoded</w:t>
-      </w:r>
-      <w:proofErr w:type="spellEnd"/>
-      <w:r>
-        <w:t xml:space="preserve">. Les valeurs du compteur, de la température et de l’humidité sont ensuite regroupées sous la forme </w:t>
-      </w:r>
-      <w:r>
-        <w:rPr>
-          <w:rFonts w:ascii="Courier New" w:hAnsi="Courier New" w:cs="Courier New"/>
-          <w:sz w:val="20"/>
-          <w:szCs w:val="20"/>
-        </w:rPr>
-        <w:t>compteur=...&amp;hum=...&amp;temp=...</w:t>
-      </w:r>
-      <w:r>
-        <w:t xml:space="preserve">, puis envoyées à Node-RED avec la fonction </w:t>
-      </w:r>
-      <w:proofErr w:type="spellStart"/>
-      <w:r>
-        <w:rPr>
-          <w:rFonts w:ascii="Courier New" w:hAnsi="Courier New" w:cs="Courier New"/>
-          <w:sz w:val="20"/>
-          <w:szCs w:val="20"/>
-        </w:rPr>
-        <w:t>httpPOST.POST</w:t>
-      </w:r>
-      <w:proofErr w:type="spellEnd"/>
-      <w:r>
-        <w:rPr>
-          <w:rFonts w:ascii="Courier New" w:hAnsi="Courier New" w:cs="Courier New"/>
-          <w:sz w:val="20"/>
-          <w:szCs w:val="20"/>
-        </w:rPr>
-        <w:t>(...)</w:t>
-      </w:r>
+        <w:t xml:space="preserve"> du end </w:t>
+      </w:r>
+      <w:proofErr w:type="spellStart"/>
+      <w:r>
+        <w:t>device</w:t>
+      </w:r>
+      <w:proofErr w:type="spellEnd"/>
       <w:r>
         <w:t>.</w:t>
       </w:r>
     </w:p>
     <w:p>
       <w:r>
-        <w:t xml:space="preserve">Dans l’autre sens, l’ESP32 effectue régulièrement une requête GET sur la route </w:t>
-      </w:r>
-      <w:r>
-        <w:rPr>
-          <w:rFonts w:ascii="Courier New" w:hAnsi="Courier New" w:cs="Courier New"/>
-          <w:sz w:val="20"/>
-          <w:szCs w:val="20"/>
-        </w:rPr>
-        <w:t>/</w:t>
-      </w:r>
-      <w:proofErr w:type="spellStart"/>
-      <w:r>
-        <w:rPr>
-          <w:rFonts w:ascii="Courier New" w:hAnsi="Courier New" w:cs="Courier New"/>
-          <w:sz w:val="20"/>
-          <w:szCs w:val="20"/>
-        </w:rPr>
-        <w:t>button</w:t>
-      </w:r>
-      <w:proofErr w:type="spellEnd"/>
-      <w:r>
-        <w:t xml:space="preserve">. Node-RED renvoie alors une valeur </w:t>
-      </w:r>
-      <w:r>
-        <w:rPr>
-          <w:rFonts w:ascii="Courier New" w:hAnsi="Courier New" w:cs="Courier New"/>
-          <w:sz w:val="20"/>
-          <w:szCs w:val="20"/>
-        </w:rPr>
-        <w:t>"1"</w:t>
-      </w:r>
-      <w:r>
-        <w:t xml:space="preserve"> ou </w:t>
-      </w:r>
-      <w:r>
-        <w:rPr>
-          <w:rFonts w:ascii="Courier New" w:hAnsi="Courier New" w:cs="Courier New"/>
-          <w:sz w:val="20"/>
-          <w:szCs w:val="20"/>
-        </w:rPr>
-        <w:t>"0"</w:t>
-      </w:r>
-      <w:r>
-        <w:t xml:space="preserve">. La valeur </w:t>
-      </w:r>
-      <w:r>
-        <w:rPr>
-          <w:rFonts w:ascii="Courier New" w:hAnsi="Courier New" w:cs="Courier New"/>
-          <w:sz w:val="20"/>
-          <w:szCs w:val="20"/>
-        </w:rPr>
-        <w:t>"1"</w:t>
-      </w:r>
-      <w:r>
-        <w:t xml:space="preserve"> permet d’allumer la LED de l’ESP32, tandis que la valeur </w:t>
-      </w:r>
-      <w:r>
-        <w:rPr>
-          <w:rFonts w:ascii="Courier New" w:hAnsi="Courier New" w:cs="Courier New"/>
-          <w:sz w:val="20"/>
-          <w:szCs w:val="20"/>
-        </w:rPr>
-        <w:t>"0"</w:t>
-      </w:r>
-      <w:r>
-        <w:t xml:space="preserve"> permet de l’éteindre.</w:t>
-      </w:r>
-    </w:p>
-    <w:p>
-      <w:r>
-        <w:lastRenderedPageBreak/>
-        <w:t>Enfin, les codes de réponse HTTP ainsi que les données envoyées et reçues sont affichés dans le moniteur série. Cela permet de vérifier que la communication entre l’ESP32 et Node-RED fonctionne correctement.</w:t>
-      </w:r>
-    </w:p>
-    <w:p>
-      <w:r>
-        <w:t xml:space="preserve">Une correction est également nécessaire concernant la lecture du capteur DHT11. Dans le code, les valeurs de température et d’humidité sont inversées. La température doit être récupérée avec </w:t>
-      </w:r>
-      <w:proofErr w:type="spellStart"/>
-      <w:proofErr w:type="gramStart"/>
-      <w:r>
-        <w:rPr>
-          <w:rFonts w:ascii="Courier New" w:hAnsi="Courier New" w:cs="Courier New"/>
-          <w:sz w:val="20"/>
-          <w:szCs w:val="20"/>
-        </w:rPr>
-        <w:t>dht.readTemperature</w:t>
-      </w:r>
-      <w:proofErr w:type="spellEnd"/>
-      <w:proofErr w:type="gramEnd"/>
-      <w:r>
-        <w:rPr>
-          <w:rFonts w:ascii="Courier New" w:hAnsi="Courier New" w:cs="Courier New"/>
-          <w:sz w:val="20"/>
-          <w:szCs w:val="20"/>
-        </w:rPr>
-        <w:t>()</w:t>
-      </w:r>
-      <w:r>
-        <w:t xml:space="preserve"> et l’humidité avec </w:t>
-      </w:r>
-      <w:proofErr w:type="spellStart"/>
-      <w:r>
-        <w:rPr>
-          <w:rFonts w:ascii="Courier New" w:hAnsi="Courier New" w:cs="Courier New"/>
-          <w:sz w:val="20"/>
-          <w:szCs w:val="20"/>
-        </w:rPr>
-        <w:t>dht.readHumidity</w:t>
-      </w:r>
-      <w:proofErr w:type="spellEnd"/>
-      <w:r>
-        <w:rPr>
-          <w:rFonts w:ascii="Courier New" w:hAnsi="Courier New" w:cs="Courier New"/>
-          <w:sz w:val="20"/>
-          <w:szCs w:val="20"/>
-        </w:rPr>
-        <w:t>()</w:t>
-      </w:r>
-      <w:r>
-        <w:t>.</w:t>
-      </w:r>
-    </w:p>
-    <w:p>
-      <w:pPr>
-        <w:pStyle w:val="Titre2"/>
-      </w:pPr>
-      <w:bookmarkStart w:id="7" w:name="_Toc241347268"/>
-      <w:r>
-        <w:t>Node-RED</w:t>
-      </w:r>
-      <w:bookmarkEnd w:id="7"/>
-    </w:p>
-    <w:p>
-      <w:r>
-        <w:t>Dans cette partie, Node-RED est utilisé comme serveur REST afin de communiquer avec l’ESP32. Une première route HTTP POST /donnes permet de recevoir les données envoyées par la carte.</w:t>
-      </w:r>
-    </w:p>
-    <w:p>
-      <w:r>
-        <w:t xml:space="preserve">Les données reçues contiennent la température, l’humidité ainsi que la valeur du compteur. Elles sont ensuite séparées à l’aide de plusieurs nœuds </w:t>
-      </w:r>
-      <w:proofErr w:type="spellStart"/>
-      <w:r>
-        <w:t>function</w:t>
-      </w:r>
-      <w:proofErr w:type="spellEnd"/>
-      <w:r>
-        <w:t xml:space="preserve">. Chaque valeur est envoyée vers l’affichage correspondant dans le </w:t>
-      </w:r>
-      <w:proofErr w:type="spellStart"/>
-      <w:r>
-        <w:t>dashboard</w:t>
-      </w:r>
-      <w:proofErr w:type="spellEnd"/>
-      <w:r>
-        <w:t xml:space="preserve"> Node-RED, notamment </w:t>
-      </w:r>
-      <w:proofErr w:type="spellStart"/>
-      <w:r>
-        <w:t>Temperature</w:t>
-      </w:r>
-      <w:proofErr w:type="spellEnd"/>
-      <w:r>
-        <w:t xml:space="preserve">, </w:t>
-      </w:r>
-      <w:proofErr w:type="spellStart"/>
-      <w:r>
-        <w:t>Humiditer</w:t>
-      </w:r>
-      <w:proofErr w:type="spellEnd"/>
-      <w:r>
-        <w:t xml:space="preserve"> et Compteur.</w:t>
-      </w:r>
-    </w:p>
-    <w:p>
-      <w:r>
-        <w:t xml:space="preserve">Des nœuds </w:t>
-      </w:r>
-      <w:proofErr w:type="spellStart"/>
-      <w:r>
-        <w:t>debug</w:t>
-      </w:r>
-      <w:proofErr w:type="spellEnd"/>
-      <w:r>
-        <w:t xml:space="preserve"> sont également présents dans le flow. Ils permettent d’observer directement les données reçues et de faciliter la recherche d’erreurs pendant les différents tests. Une fois les données traitées, le nœud </w:t>
-      </w:r>
-      <w:proofErr w:type="spellStart"/>
-      <w:r>
-        <w:t>response</w:t>
-      </w:r>
-      <w:proofErr w:type="spellEnd"/>
-      <w:r>
-        <w:t xml:space="preserve"> renvoie une réponse HTTP à l’ESP32 afin de terminer correctement la requête POST.</w:t>
-      </w:r>
-    </w:p>
-    <w:p>
-      <w:r>
-        <w:t xml:space="preserve">Pour commander la LED, un switch est présent dans le </w:t>
-      </w:r>
-      <w:proofErr w:type="spellStart"/>
-      <w:r>
-        <w:t>dashboard</w:t>
-      </w:r>
-      <w:proofErr w:type="spellEnd"/>
-      <w:r>
-        <w:t xml:space="preserve"> Node-RED. L’état sélectionné par l’utilisateur est traité par un nœud </w:t>
-      </w:r>
-      <w:proofErr w:type="spellStart"/>
-      <w:r>
-        <w:t>function</w:t>
-      </w:r>
-      <w:proofErr w:type="spellEnd"/>
-      <w:r>
-        <w:t>, puis conservé afin que l’ESP32 puisse venir le récupérer.</w:t>
-      </w:r>
-    </w:p>
-    <w:p>
-      <w:r>
-        <w:t>L’ESP32 effectue alors une requête HTTP GET sur la route /</w:t>
-      </w:r>
-      <w:proofErr w:type="spellStart"/>
-      <w:r>
-        <w:t>button</w:t>
-      </w:r>
-      <w:proofErr w:type="spellEnd"/>
-      <w:r>
-        <w:t>. Node-RED lui renvoie l’état actuel de la LED sous la forme d’une valeur 1 ou 0. La valeur 1 correspond à l’allumage de la LED, tandis que la valeur 0 correspond à son extinction. Le nœud Réponse LED permet de terminer la requête HTTP et de transmettre cette valeur à l’ESP32.</w:t>
-      </w:r>
-    </w:p>
-    <w:p>
-      <w:r>
-        <w:t>Ainsi, Node-RED joue ici le rôle de serveur REST. Il reçoit les différentes mesures de l’ESP32 avec la requête POST /donnes et transmet en retour l’état de la LED grâce à la requête GET /</w:t>
-      </w:r>
-      <w:proofErr w:type="spellStart"/>
-      <w:r>
-        <w:t>button</w:t>
-      </w:r>
-      <w:proofErr w:type="spellEnd"/>
-      <w:r>
-        <w:t>.</w:t>
+        <w:t>Ces valeurs doivent correspondre à celles envoyées au module LoRa-E5 par l'ESP32.</w:t>
+      </w:r>
+    </w:p>
+    <w:p>
+      <w:r>
+        <w:t>Dans le code, elles sont configurées avec des commandes de ce type :</w:t>
       </w:r>
     </w:p>
     <w:p>
@@ -2287,15 +1819,11 @@
         <w:jc w:val="center"/>
       </w:pPr>
       <w:r>
-        <w:rPr>
-          <w:noProof/>
-        </w:rPr>
-        <w:lastRenderedPageBreak/>
         <w:drawing>
-          <wp:inline distT="0" distB="0" distL="0" distR="0" wp14:anchorId="0F2355F7" wp14:editId="13348FE3">
-            <wp:extent cx="5760720" cy="5009515"/>
-            <wp:effectExtent l="19050" t="19050" r="11430" b="19685"/>
-            <wp:docPr id="1" name="Image 1"/>
+          <wp:inline distT="0" distB="0" distL="0" distR="0" wp14:anchorId="05E0BCE0" wp14:editId="330A27F4">
+            <wp:extent cx="5039428" cy="685896"/>
+            <wp:effectExtent l="19050" t="19050" r="8890" b="19050"/>
+            <wp:docPr id="5" name="Image 5"/>
             <wp:cNvGraphicFramePr>
               <a:graphicFrameLocks xmlns:a="http://schemas.openxmlformats.org/drawingml/2006/main" noChangeAspect="1"/>
             </wp:cNvGraphicFramePr>
@@ -2315,7 +1843,7 @@
                   <pic:spPr>
                     <a:xfrm>
                       <a:off x="0" y="0"/>
-                      <a:ext cx="5760720" cy="5009515"/>
+                      <a:ext cx="5039428" cy="685896"/>
                     </a:xfrm>
                     <a:prstGeom prst="roundRect">
                       <a:avLst/>
@@ -2355,68 +1883,84 @@
         <w:rPr>
           <w:noProof/>
         </w:rPr>
-        <w:t>4</w:t>
+        <w:t>3</w:t>
       </w:r>
       <w:r>
         <w:fldChar w:fldCharType="end"/>
       </w:r>
       <w:r>
-        <w:t xml:space="preserve"> : Flow REST</w:t>
-      </w:r>
-    </w:p>
-    <w:p>
-      <w:pPr>
-        <w:jc w:val="center"/>
-      </w:pPr>
-    </w:p>
-    <w:p>
-      <w:r>
-        <w:t xml:space="preserve">Les fonctions 5 et 6 permettent de faire le lien entre le switch du </w:t>
-      </w:r>
-      <w:proofErr w:type="spellStart"/>
-      <w:r>
-        <w:t>dashboard</w:t>
-      </w:r>
-      <w:proofErr w:type="spellEnd"/>
-      <w:r>
-        <w:t xml:space="preserve"> et l’ESP32. La première convertit et mémorise l’état du switch dans une variable flow, tandis que la seconde récupère cette valeur lors de la requête GET afin de la transmettre à l’ESP32.</w:t>
-      </w:r>
-    </w:p>
+        <w:t xml:space="preserve"> : code de configuration présent dans le code </w:t>
+      </w:r>
+      <w:proofErr w:type="spellStart"/>
+      <w:r>
+        <w:t>main.c</w:t>
+      </w:r>
+      <w:proofErr w:type="spellEnd"/>
+    </w:p>
+    <w:p>
+      <w:r>
+        <w:t xml:space="preserve">Le fichier Config_the_thing.docx contient les captures utilisées pendant cette étape. Le fichier The_things.url est simplement un raccourci vers la console du </w:t>
+      </w:r>
+      <w:proofErr w:type="spellStart"/>
+      <w:r>
+        <w:t>device</w:t>
+      </w:r>
+      <w:proofErr w:type="spellEnd"/>
+      <w:r>
+        <w:t xml:space="preserve"> et nécessite évidemment d'être connecté à un compte TTN ayant accès à l'application.</w:t>
+      </w:r>
+      <w:r>
+        <w:t xml:space="preserve"> Vous retrouverez en annexe </w:t>
+      </w:r>
+      <w:proofErr w:type="gramStart"/>
+      <w:r>
+        <w:t>les divers photos</w:t>
+      </w:r>
+      <w:proofErr w:type="gramEnd"/>
+      <w:r>
+        <w:t xml:space="preserve"> de chaque étape de la configuration.</w:t>
+      </w:r>
+    </w:p>
+    <w:p/>
     <w:p>
       <w:pPr>
         <w:pStyle w:val="Titre1"/>
       </w:pPr>
-      <w:bookmarkStart w:id="8" w:name="_Toc241347269"/>
-      <w:r>
-        <w:t xml:space="preserve">Explication </w:t>
-      </w:r>
-      <w:proofErr w:type="spellStart"/>
-      <w:r>
-        <w:t>briève</w:t>
-      </w:r>
-      <w:proofErr w:type="spellEnd"/>
-      <w:r>
-        <w:t xml:space="preserve"> </w:t>
-      </w:r>
-      <w:r>
-        <w:t xml:space="preserve">de la configuration </w:t>
-      </w:r>
-      <w:r>
-        <w:t>du broker</w:t>
-      </w:r>
-      <w:bookmarkEnd w:id="8"/>
-    </w:p>
-    <w:p>
-      <w:r>
-        <w:t xml:space="preserve">Voici l’architecture employé sur cette part </w:t>
-      </w:r>
-      <w:proofErr w:type="spellStart"/>
-      <w:r>
-        <w:t>mosquitto</w:t>
-      </w:r>
-      <w:proofErr w:type="spellEnd"/>
-      <w:r>
-        <w:t xml:space="preserve"> : </w:t>
+      <w:bookmarkStart w:id="9" w:name="_Toc241596216"/>
+      <w:r>
+        <w:t>Explication code esp32</w:t>
+      </w:r>
+      <w:bookmarkEnd w:id="9"/>
+    </w:p>
+    <w:p>
+      <w:r>
+        <w:t xml:space="preserve">Pour le programme de l’ESP32, j’ai essayé de séparer au maximum les différentes actions afin de rendre le code plus simple à comprendre. J’ai donc commencé par créer deux fonctions qui permettent de gérer la communication avec le module LoRa-E5. Ensuite, le </w:t>
+      </w:r>
+      <w:proofErr w:type="gramStart"/>
+      <w:r>
+        <w:t>setup(</w:t>
+      </w:r>
+      <w:proofErr w:type="gramEnd"/>
+      <w:r>
+        <w:t xml:space="preserve">) s’occupe de toute l’initialisation du système et enfin la </w:t>
+      </w:r>
+      <w:proofErr w:type="spellStart"/>
+      <w:r>
+        <w:t>loop</w:t>
+      </w:r>
+      <w:proofErr w:type="spellEnd"/>
+      <w:r>
+        <w:t>() récupère les mesures du DHT11, les envoie sur TTN et vérifie si une commande a été reçue pour piloter la LED.</w:t>
+      </w:r>
+    </w:p>
+    <w:p>
+      <w:r>
+        <w:t>Avant cela, j’ai défini le DHT11 sur le GPIO 4 et la LED sur le GPIO 2. Le LoRa-E5 communique quant à lui avec l’ESP32 en UART grâce à Serial2.</w:t>
+      </w:r>
+    </w:p>
+    <w:p>
+      <w:r>
+        <w:t>La première fonction que j’ai créée est :</w:t>
       </w:r>
     </w:p>
     <w:p>
@@ -2425,15 +1969,11 @@
         <w:jc w:val="center"/>
       </w:pPr>
       <w:r>
-        <w:rPr>
-          <w:noProof/>
-        </w:rPr>
-        <w:lastRenderedPageBreak/>
         <w:drawing>
-          <wp:inline distT="0" distB="0" distL="0" distR="0" wp14:anchorId="5CDC46AD" wp14:editId="60119E0D">
-            <wp:extent cx="5760720" cy="1089660"/>
-            <wp:effectExtent l="19050" t="19050" r="11430" b="15240"/>
-            <wp:docPr id="24" name="Image 24"/>
+          <wp:inline distT="0" distB="0" distL="0" distR="0" wp14:anchorId="116EBEF0" wp14:editId="3315B93E">
+            <wp:extent cx="5191850" cy="409632"/>
+            <wp:effectExtent l="19050" t="19050" r="27940" b="28575"/>
+            <wp:docPr id="6" name="Image 6"/>
             <wp:cNvGraphicFramePr>
               <a:graphicFrameLocks xmlns:a="http://schemas.openxmlformats.org/drawingml/2006/main" noChangeAspect="1"/>
             </wp:cNvGraphicFramePr>
@@ -2453,7 +1993,7 @@
                   <pic:spPr>
                     <a:xfrm>
                       <a:off x="0" y="0"/>
-                      <a:ext cx="5760720" cy="1089660"/>
+                      <a:ext cx="5191850" cy="409632"/>
                     </a:xfrm>
                     <a:prstGeom prst="roundRect">
                       <a:avLst/>
@@ -2493,784 +2033,305 @@
         <w:rPr>
           <w:noProof/>
         </w:rPr>
-        <w:t>5</w:t>
+        <w:t>4</w:t>
       </w:r>
       <w:r>
         <w:fldChar w:fldCharType="end"/>
       </w:r>
       <w:r>
-        <w:t xml:space="preserve"> : Architecture MQTT</w:t>
-      </w:r>
-    </w:p>
-    <w:p>
-      <w:pPr>
-        <w:pStyle w:val="Titre2"/>
-      </w:pPr>
-      <w:bookmarkStart w:id="9" w:name="_Toc241347270"/>
-      <w:r>
-        <w:t>Code ESP32</w:t>
-      </w:r>
-      <w:bookmarkEnd w:id="9"/>
-    </w:p>
-    <w:p>
-      <w:r>
-        <w:t xml:space="preserve">Dans cette partie, l’ESP32 commence par se connecter au réseau Wi-Fi, puis au broker MQTT </w:t>
-      </w:r>
-      <w:proofErr w:type="spellStart"/>
-      <w:r>
-        <w:t>Mosquitto</w:t>
-      </w:r>
-      <w:proofErr w:type="spellEnd"/>
-      <w:r>
-        <w:t xml:space="preserve"> à l’aide de l’adresse IP du PC et du port </w:t>
+        <w:t xml:space="preserve"> : Prototype fonction </w:t>
+      </w:r>
+      <w:proofErr w:type="spellStart"/>
+      <w:r>
+        <w:t>evoyerCommande</w:t>
+      </w:r>
+      <w:proofErr w:type="spellEnd"/>
+    </w:p>
+    <w:p>
+      <w:r>
+        <w:t xml:space="preserve">Le but de cette fonction est simplement de pouvoir envoyer n’importe quelle </w:t>
       </w:r>
       <w:r>
         <w:rPr>
-          <w:rFonts w:ascii="Courier New" w:hAnsi="Courier New" w:cs="Courier New"/>
-          <w:sz w:val="20"/>
-          <w:szCs w:val="20"/>
+          <w:b/>
+          <w:bCs/>
         </w:rPr>
-        <w:t>1883</w:t>
-      </w:r>
-      <w:r>
-        <w:t xml:space="preserve">. La bibliothèque </w:t>
-      </w:r>
-      <w:proofErr w:type="spellStart"/>
-      <w:r>
-        <w:rPr>
-          <w:rFonts w:ascii="Courier New" w:hAnsi="Courier New" w:cs="Courier New"/>
-          <w:sz w:val="20"/>
-          <w:szCs w:val="20"/>
-        </w:rPr>
-        <w:t>PubSubClient</w:t>
-      </w:r>
-      <w:proofErr w:type="spellEnd"/>
-      <w:r>
-        <w:t xml:space="preserve"> est utilisée pour gérer l’ensemble des échanges MQTT entre l’ESP32 et le broker.</w:t>
-      </w:r>
-    </w:p>
-    <w:p>
-      <w:r>
-        <w:t xml:space="preserve">Dans la fonction </w:t>
-      </w:r>
+        <w:t>commande AT</w:t>
+      </w:r>
+      <w:r>
+        <w:t xml:space="preserve"> au LoRa-E5 sans avoir à réécrire à chaque fois toute la partie permettant d’envoyer la commande et de récupérer sa réponse</w:t>
+      </w:r>
+      <w:r>
+        <w:t xml:space="preserve"> et d’avoir le retour de ces commandes.</w:t>
+      </w:r>
+    </w:p>
+    <w:p/>
+    <w:p>
+      <w:r>
+        <w:lastRenderedPageBreak/>
+        <w:t>Au début de la fonction, je vide d’abord ce qu’il peut rester dans le buffer de réception de Serial2.</w:t>
+      </w:r>
+    </w:p>
+    <w:p>
+      <w:r>
+        <w:t>Dans le code, il faut bien faire la différence entre les deux ports série. Serial correspond à la communication entre l’ESP32 et mon ordinateur, alors que Serial2 correspond à la communication entre l’ESP32 et le LoRa-E5. Je vérifie également, à l’aide d’un if, si le module m’a renvoyé "ERROR" ou "FAIL".</w:t>
+      </w:r>
+    </w:p>
+    <w:p>
+      <w:r>
+        <w:t xml:space="preserve">Pour la fonction </w:t>
+      </w:r>
+      <w:proofErr w:type="spellStart"/>
       <w:proofErr w:type="gramStart"/>
       <w:r>
-        <w:rPr>
-          <w:rFonts w:ascii="Courier New" w:hAnsi="Courier New" w:cs="Courier New"/>
-          <w:sz w:val="20"/>
-          <w:szCs w:val="20"/>
-        </w:rPr>
+        <w:t>lireReponseLoRa</w:t>
+      </w:r>
+      <w:proofErr w:type="spellEnd"/>
+      <w:r>
+        <w:t>(</w:t>
+      </w:r>
+      <w:proofErr w:type="gramEnd"/>
+      <w:r>
+        <w:t>), contrairement à la fonction précédente, celle-ci n’envoie aucune commande. Son rôle est simplement d’écouter ce que le LoRa-E5 envoie à l’ESP32. Je crée encore une fois une chaîne de caractères vide, puis je laisse une fenêtre de lecture de 5 secondes. Pendant ces 5 secondes, tous les caractères reçus sur Serial2 sont récupérés et également affichés sur le moniteur série. À la fin, la fonction retourne toute la réponse.</w:t>
+      </w:r>
+    </w:p>
+    <w:p>
+      <w:r>
+        <w:t xml:space="preserve">Cette fonction m’est surtout utile pour les </w:t>
+      </w:r>
+      <w:proofErr w:type="spellStart"/>
+      <w:r>
+        <w:t>downlinks</w:t>
+      </w:r>
+      <w:proofErr w:type="spellEnd"/>
+      <w:r>
+        <w:t>. Après avoir envoyé une trame, je peux écouter le LoRa-E5 afin de savoir si TTN lui a renvoyé une commande, par exemple "01" ou "00" pour commander la LED.</w:t>
+      </w:r>
+    </w:p>
+    <w:p>
+      <w:r>
+        <w:t xml:space="preserve">Concernant le </w:t>
+      </w:r>
+      <w:proofErr w:type="gramStart"/>
+      <w:r>
         <w:t>setup(</w:t>
       </w:r>
       <w:proofErr w:type="gramEnd"/>
       <w:r>
-        <w:rPr>
-          <w:rFonts w:ascii="Courier New" w:hAnsi="Courier New" w:cs="Courier New"/>
-          <w:sz w:val="20"/>
-          <w:szCs w:val="20"/>
-        </w:rPr>
-        <w:t>)</w:t>
-      </w:r>
-      <w:r>
-        <w:t xml:space="preserve">, le serveur MQTT est configuré avec </w:t>
-      </w:r>
-      <w:proofErr w:type="spellStart"/>
-      <w:r>
-        <w:rPr>
-          <w:rFonts w:ascii="Courier New" w:hAnsi="Courier New" w:cs="Courier New"/>
-          <w:sz w:val="20"/>
-          <w:szCs w:val="20"/>
-        </w:rPr>
-        <w:t>client.setServer</w:t>
-      </w:r>
-      <w:proofErr w:type="spellEnd"/>
-      <w:r>
-        <w:rPr>
-          <w:rFonts w:ascii="Courier New" w:hAnsi="Courier New" w:cs="Courier New"/>
-          <w:sz w:val="20"/>
-          <w:szCs w:val="20"/>
-        </w:rPr>
+        <w:t>), celui-ci est exécuté une seule fois au démarrage ou lors d’un redémarrage de l’ESP32. Je l’utilise donc pour initialiser tout ce qui est nécessaire avant de commencer les échanges.</w:t>
+      </w:r>
+    </w:p>
+    <w:p>
+      <w:r>
+        <w:t>Je commence par configurer la LED. Je fais ensuite un petit allumage au démarrage, surtout comme témoin visuel afin de voir directement que l’ESP32 a bien démarré et que le programme est en cours d’exécution.</w:t>
+      </w:r>
+    </w:p>
+    <w:p>
+      <w:r>
+        <w:t>J’initialise ensuite les deux ports série à une vitesse de 9600 bauds. Après cela, je teste la communication avec la commande AT afin de vérifier si le LoRa-E5 est bien présent sur l’UART. Cette commande m’a beaucoup aidé au début du TP pour vérifier rapidement si le câblage et la communication fonctionnaient correctement.</w:t>
+      </w:r>
+    </w:p>
+    <w:p>
+      <w:r>
+        <w:t>Ensuite, comme montré plus haut, je configure le LoRa-E5, j’active le mode OTAA, puis je le configure avec DR3, correspondant au SF9. Je demande ensuite au module de rejoindre le réseau avec la commande AT+JOIN. Une fois cela fait, j’envoie une petite trame de test afin de vérifier que la communication fonctionne bien, puis j’initialise le capteur DHT11.</w:t>
+      </w:r>
+    </w:p>
+    <w:p>
+      <w:r>
+        <w:t xml:space="preserve">Après cela, la </w:t>
+      </w:r>
+      <w:proofErr w:type="spellStart"/>
+      <w:proofErr w:type="gramStart"/>
+      <w:r>
+        <w:t>loop</w:t>
+      </w:r>
+      <w:proofErr w:type="spellEnd"/>
+      <w:r>
         <w:t>(</w:t>
       </w:r>
-      <w:proofErr w:type="spellStart"/>
-      <w:r>
-        <w:rPr>
-          <w:rFonts w:ascii="Courier New" w:hAnsi="Courier New" w:cs="Courier New"/>
-          <w:sz w:val="20"/>
-          <w:szCs w:val="20"/>
-        </w:rPr>
-        <w:t>mqtt_server</w:t>
-      </w:r>
-      <w:proofErr w:type="spellEnd"/>
-      <w:r>
-        <w:rPr>
-          <w:rFonts w:ascii="Courier New" w:hAnsi="Courier New" w:cs="Courier New"/>
-          <w:sz w:val="20"/>
-          <w:szCs w:val="20"/>
-        </w:rPr>
-        <w:t>, 1883)</w:t>
-      </w:r>
-      <w:r>
-        <w:t xml:space="preserve">. La fonction </w:t>
+      <w:proofErr w:type="gramEnd"/>
+      <w:r>
+        <w:t>) se lance.</w:t>
+      </w:r>
+    </w:p>
+    <w:p>
+      <w:r>
+        <w:t xml:space="preserve">Je commence par récupérer les valeurs d’humidité et de température du DHT11, puis je les affiche sur le moniteur série. Je multiplie ensuite les valeurs par 10, puis je crée une trame sous forme </w:t>
+      </w:r>
+      <w:r>
+        <w:lastRenderedPageBreak/>
+        <w:t xml:space="preserve">hexadécimale en utilisant </w:t>
       </w:r>
       <w:proofErr w:type="spellStart"/>
       <w:proofErr w:type="gramStart"/>
       <w:r>
-        <w:rPr>
-          <w:rFonts w:ascii="Courier New" w:hAnsi="Courier New" w:cs="Courier New"/>
-          <w:sz w:val="20"/>
-          <w:szCs w:val="20"/>
-        </w:rPr>
-        <w:t>client.setCallback</w:t>
-      </w:r>
-      <w:proofErr w:type="spellEnd"/>
+        <w:t>sprintf</w:t>
+      </w:r>
+      <w:proofErr w:type="spellEnd"/>
+      <w:r>
+        <w:t>(</w:t>
+      </w:r>
       <w:proofErr w:type="gramEnd"/>
       <w:r>
-        <w:rPr>
-          <w:rFonts w:ascii="Courier New" w:hAnsi="Courier New" w:cs="Courier New"/>
-          <w:sz w:val="20"/>
-          <w:szCs w:val="20"/>
-        </w:rPr>
-        <w:t>(callback)</w:t>
-      </w:r>
-      <w:r>
-        <w:t xml:space="preserve"> permet également d’indiquer quelle fonction devra être exécutée lorsqu’un nouveau message MQTT est reçu par l’ESP32.</w:t>
-      </w:r>
-    </w:p>
-    <w:p>
-      <w:r>
-        <w:t xml:space="preserve">Dans la boucle principale, le programme vérifie régulièrement que l’ESP32 est toujours connecté au broker </w:t>
-      </w:r>
-      <w:proofErr w:type="spellStart"/>
-      <w:r>
-        <w:t>Mosquitto</w:t>
-      </w:r>
-      <w:proofErr w:type="spellEnd"/>
-      <w:r>
-        <w:t xml:space="preserve">. Si la connexion est perdue, la fonction </w:t>
+        <w:t>). J’ai choisi ici de réserver 4 caractères hexadécimaux pour la température et 4 caractères pour l’humidité.</w:t>
+      </w:r>
+    </w:p>
+    <w:p>
+      <w:r>
+        <w:t>Une fois la trame créée, je l’envoie vers le LoRa-E5.</w:t>
+      </w:r>
+    </w:p>
+    <w:p>
+      <w:r>
+        <w:t>Juste après avoir envoyé le message, je récupère ce que le LoRa-E5 peut recevoir et j’affiche ensuite cette réponse dans le moniteur série.</w:t>
+      </w:r>
+    </w:p>
+    <w:p>
+      <w:r>
+        <w:t xml:space="preserve">C’est à ce moment-là que je vérifie si le </w:t>
+      </w:r>
+      <w:proofErr w:type="spellStart"/>
+      <w:r>
+        <w:t>downlink</w:t>
+      </w:r>
+      <w:proofErr w:type="spellEnd"/>
+      <w:r>
+        <w:t xml:space="preserve"> contient la valeur "01". La fonction </w:t>
       </w:r>
       <w:proofErr w:type="spellStart"/>
       <w:proofErr w:type="gramStart"/>
       <w:r>
-        <w:rPr>
-          <w:rFonts w:ascii="Courier New" w:hAnsi="Courier New" w:cs="Courier New"/>
-          <w:sz w:val="20"/>
-          <w:szCs w:val="20"/>
-        </w:rPr>
-        <w:t>reconnect</w:t>
-      </w:r>
-      <w:proofErr w:type="spellEnd"/>
-      <w:r>
-        <w:rPr>
-          <w:rFonts w:ascii="Courier New" w:hAnsi="Courier New" w:cs="Courier New"/>
-          <w:sz w:val="20"/>
-          <w:szCs w:val="20"/>
-        </w:rPr>
+        <w:t>indexOf</w:t>
+      </w:r>
+      <w:proofErr w:type="spellEnd"/>
+      <w:r>
         <w:t>(</w:t>
       </w:r>
       <w:proofErr w:type="gramEnd"/>
       <w:r>
-        <w:rPr>
-          <w:rFonts w:ascii="Courier New" w:hAnsi="Courier New" w:cs="Courier New"/>
-          <w:sz w:val="20"/>
-          <w:szCs w:val="20"/>
-        </w:rPr>
-        <w:t>)</w:t>
-      </w:r>
-      <w:r>
-        <w:t xml:space="preserve"> tente automatiquement de la rétablir. Une fois connecté, </w:t>
-      </w:r>
-      <w:proofErr w:type="spellStart"/>
+        <w:t>) recherche simplement un morceau de texte à l’intérieur de toute la réponse reçue. Si "</w:t>
+      </w:r>
       <w:proofErr w:type="gramStart"/>
       <w:r>
-        <w:rPr>
-          <w:rFonts w:ascii="Courier New" w:hAnsi="Courier New" w:cs="Courier New"/>
-          <w:sz w:val="20"/>
-          <w:szCs w:val="20"/>
-        </w:rPr>
-        <w:t>client.loop</w:t>
-      </w:r>
-      <w:proofErr w:type="spellEnd"/>
+        <w:t>RX:</w:t>
+      </w:r>
       <w:proofErr w:type="gramEnd"/>
       <w:r>
-        <w:rPr>
-          <w:rFonts w:ascii="Courier New" w:hAnsi="Courier New" w:cs="Courier New"/>
-          <w:sz w:val="20"/>
-          <w:szCs w:val="20"/>
-        </w:rPr>
-        <w:t>()</w:t>
-      </w:r>
-      <w:r>
-        <w:t xml:space="preserve"> permet de maintenir la communication MQTT et de traiter les éventuels messages reçus.</w:t>
-      </w:r>
-    </w:p>
-    <w:p>
-      <w:r>
-        <w:t xml:space="preserve">Environ toutes les 500 ms, l’ESP32 effectue une nouvelle lecture du capteur DHT11. La température est ensuite publiée sur le topic </w:t>
-      </w:r>
-      <w:r>
-        <w:rPr>
-          <w:rFonts w:ascii="Courier New" w:hAnsi="Courier New" w:cs="Courier New"/>
-          <w:sz w:val="20"/>
-          <w:szCs w:val="20"/>
-        </w:rPr>
-        <w:t>esp32/</w:t>
-      </w:r>
-      <w:proofErr w:type="spellStart"/>
-      <w:r>
-        <w:rPr>
-          <w:rFonts w:ascii="Courier New" w:hAnsi="Courier New" w:cs="Courier New"/>
-          <w:sz w:val="20"/>
-          <w:szCs w:val="20"/>
-        </w:rPr>
-        <w:t>temperature</w:t>
-      </w:r>
-      <w:proofErr w:type="spellEnd"/>
-      <w:r>
-        <w:t xml:space="preserve">, tandis que l’humidité est publiée sur le topic </w:t>
-      </w:r>
-      <w:r>
-        <w:rPr>
-          <w:rFonts w:ascii="Courier New" w:hAnsi="Courier New" w:cs="Courier New"/>
-          <w:sz w:val="20"/>
-          <w:szCs w:val="20"/>
-        </w:rPr>
-        <w:t>esp32/</w:t>
-      </w:r>
-      <w:proofErr w:type="spellStart"/>
-      <w:r>
-        <w:rPr>
-          <w:rFonts w:ascii="Courier New" w:hAnsi="Courier New" w:cs="Courier New"/>
-          <w:sz w:val="20"/>
-          <w:szCs w:val="20"/>
-        </w:rPr>
-        <w:t>humidity</w:t>
-      </w:r>
-      <w:proofErr w:type="spellEnd"/>
-      <w:r>
-        <w:t xml:space="preserve">. Avant l’envoi, les valeurs numériques sont converties en chaînes de caractères à l’aide de la fonction </w:t>
+        <w:t xml:space="preserve"> "01"" est présent, </w:t>
+      </w:r>
+      <w:proofErr w:type="spellStart"/>
+      <w:r>
+        <w:t>indexOf</w:t>
+      </w:r>
+      <w:proofErr w:type="spellEnd"/>
+      <w:r>
+        <w:t>() renvoie une position différente de -1, ce qui signifie que le message a bien été trouvé. Dans ce cas, j’allume la LED.</w:t>
+      </w:r>
+    </w:p>
+    <w:p>
+      <w:r>
+        <w:t>Je fais exactement le même principe avec "00", sauf que dans ce cas la LED est éteinte.</w:t>
+      </w:r>
+    </w:p>
+    <w:p>
+      <w:r>
+        <w:t xml:space="preserve">Enfin, j’ai ajouté un délai dans la </w:t>
       </w:r>
       <w:proofErr w:type="spellStart"/>
       <w:proofErr w:type="gramStart"/>
       <w:r>
-        <w:rPr>
-          <w:rFonts w:ascii="Courier New" w:hAnsi="Courier New" w:cs="Courier New"/>
-          <w:sz w:val="20"/>
-          <w:szCs w:val="20"/>
-        </w:rPr>
-        <w:t>dtostrf</w:t>
-      </w:r>
-      <w:proofErr w:type="spellEnd"/>
-      <w:r>
-        <w:rPr>
-          <w:rFonts w:ascii="Courier New" w:hAnsi="Courier New" w:cs="Courier New"/>
-          <w:sz w:val="20"/>
-          <w:szCs w:val="20"/>
-        </w:rPr>
+        <w:t>loop</w:t>
+      </w:r>
+      <w:proofErr w:type="spellEnd"/>
+      <w:r>
         <w:t>(</w:t>
       </w:r>
       <w:proofErr w:type="gramEnd"/>
       <w:r>
-        <w:rPr>
-          <w:rFonts w:ascii="Courier New" w:hAnsi="Courier New" w:cs="Courier New"/>
-          <w:sz w:val="20"/>
-          <w:szCs w:val="20"/>
-        </w:rPr>
-        <w:t>)</w:t>
-      </w:r>
-      <w:r>
-        <w:t xml:space="preserve">, puis transmises au broker avec </w:t>
-      </w:r>
-      <w:proofErr w:type="spellStart"/>
-      <w:r>
-        <w:rPr>
-          <w:rFonts w:ascii="Courier New" w:hAnsi="Courier New" w:cs="Courier New"/>
-          <w:sz w:val="20"/>
-          <w:szCs w:val="20"/>
-        </w:rPr>
-        <w:t>client.publish</w:t>
-      </w:r>
-      <w:proofErr w:type="spellEnd"/>
-      <w:r>
-        <w:rPr>
-          <w:rFonts w:ascii="Courier New" w:hAnsi="Courier New" w:cs="Courier New"/>
-          <w:sz w:val="20"/>
-          <w:szCs w:val="20"/>
-        </w:rPr>
-        <w:t>()</w:t>
-      </w:r>
+        <w:t xml:space="preserve">). Cependant, avec le délai de </w:t>
+      </w:r>
+      <w:proofErr w:type="spellStart"/>
+      <w:proofErr w:type="gramStart"/>
+      <w:r>
+        <w:t>lireReponseLoRa</w:t>
+      </w:r>
+      <w:proofErr w:type="spellEnd"/>
+      <w:r>
+        <w:t>(</w:t>
+      </w:r>
+      <w:proofErr w:type="gramEnd"/>
+      <w:r>
+        <w:t xml:space="preserve">) ainsi que ceux utilisés dans </w:t>
+      </w:r>
+      <w:proofErr w:type="spellStart"/>
+      <w:r>
+        <w:t>envoyerCommande</w:t>
+      </w:r>
+      <w:proofErr w:type="spellEnd"/>
+      <w:r>
+        <w:t>(), cela fait au final beaucoup de temps d’attente et le fonctionnement devient assez bancal.</w:t>
+      </w:r>
+    </w:p>
+    <w:p>
+      <w:r>
+        <w:t>Il aurait été plus propre d’utiliser une méthode de type callback pour détecter directement lorsqu’une réponse est reçue, ou bien une fonction qui bufferise en continu les données reçues avant de faire le traitement. Cela permettrait d’éviter de bloquer inutilement le programme avec plusieurs délais.</w:t>
+      </w:r>
+    </w:p>
+    <w:p>
+      <w:pPr>
+        <w:pStyle w:val="Titre1"/>
+      </w:pPr>
+      <w:bookmarkStart w:id="10" w:name="_Toc241596217"/>
+      <w:r>
+        <w:t xml:space="preserve">Explication </w:t>
+      </w:r>
+      <w:proofErr w:type="spellStart"/>
+      <w:r>
+        <w:t>node</w:t>
+      </w:r>
+      <w:proofErr w:type="spellEnd"/>
+      <w:r>
+        <w:t xml:space="preserve"> </w:t>
+      </w:r>
+      <w:proofErr w:type="spellStart"/>
+      <w:r>
+        <w:t>red</w:t>
+      </w:r>
+      <w:bookmarkEnd w:id="10"/>
+      <w:proofErr w:type="spellEnd"/>
+    </w:p>
+    <w:p>
+      <w:r>
+        <w:t xml:space="preserve">Pour Node-RED, j’ai réalisé un flow qui permet à la fois de récupérer les données envoyées par le LoRa-E5 depuis TTN, mais aussi de commander une LED à distance grâce à un </w:t>
+      </w:r>
+      <w:proofErr w:type="spellStart"/>
+      <w:r>
+        <w:t>downlink</w:t>
+      </w:r>
+      <w:proofErr w:type="spellEnd"/>
       <w:r>
         <w:t>.</w:t>
       </w:r>
     </w:p>
     <w:p>
       <w:r>
-        <w:t xml:space="preserve">Dans l’autre sens, l’ESP32 s’abonne au topic </w:t>
-      </w:r>
-      <w:r>
-        <w:rPr>
-          <w:rFonts w:ascii="Courier New" w:hAnsi="Courier New" w:cs="Courier New"/>
-          <w:sz w:val="20"/>
-          <w:szCs w:val="20"/>
-        </w:rPr>
-        <w:t>esp32/output</w:t>
-      </w:r>
-      <w:r>
-        <w:t xml:space="preserve"> grâce à la fonction </w:t>
-      </w:r>
-      <w:proofErr w:type="spellStart"/>
-      <w:proofErr w:type="gramStart"/>
-      <w:r>
-        <w:rPr>
-          <w:rFonts w:ascii="Courier New" w:hAnsi="Courier New" w:cs="Courier New"/>
-          <w:sz w:val="20"/>
-          <w:szCs w:val="20"/>
-        </w:rPr>
-        <w:t>client.subscribe</w:t>
-      </w:r>
-      <w:proofErr w:type="spellEnd"/>
-      <w:proofErr w:type="gramEnd"/>
-      <w:r>
-        <w:rPr>
-          <w:rFonts w:ascii="Courier New" w:hAnsi="Courier New" w:cs="Courier New"/>
-          <w:sz w:val="20"/>
-          <w:szCs w:val="20"/>
-        </w:rPr>
-        <w:t>("esp32/output")</w:t>
-      </w:r>
-      <w:r>
-        <w:t>. Ce topic permet notamment de recevoir une commande provenant de Node-RED afin de modifier l’état de la LED présente sur l’ESP32.</w:t>
-      </w:r>
-    </w:p>
-    <w:p>
-      <w:r>
-        <w:t xml:space="preserve">La fonction </w:t>
-      </w:r>
-      <w:proofErr w:type="gramStart"/>
-      <w:r>
-        <w:rPr>
-          <w:rFonts w:ascii="Courier New" w:hAnsi="Courier New" w:cs="Courier New"/>
-          <w:sz w:val="20"/>
-          <w:szCs w:val="20"/>
-        </w:rPr>
-        <w:t>callback(</w:t>
-      </w:r>
-      <w:proofErr w:type="gramEnd"/>
-      <w:r>
-        <w:rPr>
-          <w:rFonts w:ascii="Courier New" w:hAnsi="Courier New" w:cs="Courier New"/>
-          <w:sz w:val="20"/>
-          <w:szCs w:val="20"/>
-        </w:rPr>
-        <w:t>)</w:t>
-      </w:r>
-      <w:r>
-        <w:t xml:space="preserve"> est appelée automatiquement lorsqu’un nouveau message est reçu sur un topic auquel l’ESP32 est abonné. Elle récupère le nom du topic concerné, le contenu du message ainsi que sa taille. Comme le message est reçu sous forme de tableau d’octets, il est d’abord reconstruit dans une chaîne de caractères afin de pouvoir être comparé facilement.</w:t>
-      </w:r>
-    </w:p>
-    <w:p>
-      <w:r>
-        <w:t xml:space="preserve">Le programme vérifie ensuite que le message reçu provient bien du topic </w:t>
-      </w:r>
-      <w:r>
-        <w:rPr>
-          <w:rFonts w:ascii="Courier New" w:hAnsi="Courier New" w:cs="Courier New"/>
-          <w:sz w:val="20"/>
-          <w:szCs w:val="20"/>
-        </w:rPr>
-        <w:t>esp32/output</w:t>
-      </w:r>
-      <w:r>
-        <w:t xml:space="preserve">. Si le contenu du message est </w:t>
-      </w:r>
-      <w:r>
-        <w:rPr>
-          <w:rFonts w:ascii="Courier New" w:hAnsi="Courier New" w:cs="Courier New"/>
-          <w:sz w:val="20"/>
-          <w:szCs w:val="20"/>
-        </w:rPr>
-        <w:t>"</w:t>
-      </w:r>
-      <w:proofErr w:type="spellStart"/>
-      <w:r>
-        <w:rPr>
-          <w:rFonts w:ascii="Courier New" w:hAnsi="Courier New" w:cs="Courier New"/>
-          <w:sz w:val="20"/>
-          <w:szCs w:val="20"/>
-        </w:rPr>
-        <w:t>true</w:t>
-      </w:r>
-      <w:proofErr w:type="spellEnd"/>
-      <w:r>
-        <w:rPr>
-          <w:rFonts w:ascii="Courier New" w:hAnsi="Courier New" w:cs="Courier New"/>
-          <w:sz w:val="20"/>
-          <w:szCs w:val="20"/>
-        </w:rPr>
-        <w:t>"</w:t>
-      </w:r>
-      <w:r>
-        <w:t xml:space="preserve">, la LED est allumée avec </w:t>
-      </w:r>
-      <w:proofErr w:type="spellStart"/>
-      <w:proofErr w:type="gramStart"/>
-      <w:r>
-        <w:rPr>
-          <w:rFonts w:ascii="Courier New" w:hAnsi="Courier New" w:cs="Courier New"/>
-          <w:sz w:val="20"/>
-          <w:szCs w:val="20"/>
-        </w:rPr>
-        <w:t>digitalWrite</w:t>
-      </w:r>
-      <w:proofErr w:type="spellEnd"/>
-      <w:r>
-        <w:rPr>
-          <w:rFonts w:ascii="Courier New" w:hAnsi="Courier New" w:cs="Courier New"/>
-          <w:sz w:val="20"/>
-          <w:szCs w:val="20"/>
-        </w:rPr>
-        <w:t>(</w:t>
-      </w:r>
-      <w:proofErr w:type="gramEnd"/>
-      <w:r>
-        <w:rPr>
-          <w:rFonts w:ascii="Courier New" w:hAnsi="Courier New" w:cs="Courier New"/>
-          <w:sz w:val="20"/>
-          <w:szCs w:val="20"/>
-        </w:rPr>
-        <w:t>LED_PIN, HIGH)</w:t>
-      </w:r>
-      <w:r>
-        <w:t xml:space="preserve">. À </w:t>
-      </w:r>
-      <w:r>
-        <w:lastRenderedPageBreak/>
-        <w:t xml:space="preserve">l’inverse, si le message reçu est </w:t>
-      </w:r>
-      <w:r>
-        <w:rPr>
-          <w:rFonts w:ascii="Courier New" w:hAnsi="Courier New" w:cs="Courier New"/>
-          <w:sz w:val="20"/>
-          <w:szCs w:val="20"/>
-        </w:rPr>
-        <w:t>"false"</w:t>
-      </w:r>
-      <w:r>
-        <w:t xml:space="preserve">, la LED est éteinte avec </w:t>
-      </w:r>
-      <w:proofErr w:type="spellStart"/>
-      <w:proofErr w:type="gramStart"/>
-      <w:r>
-        <w:rPr>
-          <w:rFonts w:ascii="Courier New" w:hAnsi="Courier New" w:cs="Courier New"/>
-          <w:sz w:val="20"/>
-          <w:szCs w:val="20"/>
-        </w:rPr>
-        <w:t>digitalWrite</w:t>
-      </w:r>
-      <w:proofErr w:type="spellEnd"/>
-      <w:r>
-        <w:rPr>
-          <w:rFonts w:ascii="Courier New" w:hAnsi="Courier New" w:cs="Courier New"/>
-          <w:sz w:val="20"/>
-          <w:szCs w:val="20"/>
-        </w:rPr>
-        <w:t>(</w:t>
-      </w:r>
-      <w:proofErr w:type="gramEnd"/>
-      <w:r>
-        <w:rPr>
-          <w:rFonts w:ascii="Courier New" w:hAnsi="Courier New" w:cs="Courier New"/>
-          <w:sz w:val="20"/>
-          <w:szCs w:val="20"/>
-        </w:rPr>
-        <w:t>LED_PIN, LOW)</w:t>
-      </w:r>
-      <w:r>
-        <w:t>.</w:t>
-      </w:r>
-    </w:p>
-    <w:p>
-      <w:r>
-        <w:t xml:space="preserve">Enfin, la fonction </w:t>
-      </w:r>
-      <w:proofErr w:type="spellStart"/>
-      <w:proofErr w:type="gramStart"/>
-      <w:r>
-        <w:rPr>
-          <w:rFonts w:ascii="Courier New" w:hAnsi="Courier New" w:cs="Courier New"/>
-          <w:sz w:val="20"/>
-          <w:szCs w:val="20"/>
-        </w:rPr>
-        <w:t>reconnect</w:t>
-      </w:r>
-      <w:proofErr w:type="spellEnd"/>
-      <w:r>
-        <w:rPr>
-          <w:rFonts w:ascii="Courier New" w:hAnsi="Courier New" w:cs="Courier New"/>
-          <w:sz w:val="20"/>
-          <w:szCs w:val="20"/>
-        </w:rPr>
-        <w:t>(</w:t>
-      </w:r>
-      <w:proofErr w:type="gramEnd"/>
-      <w:r>
-        <w:rPr>
-          <w:rFonts w:ascii="Courier New" w:hAnsi="Courier New" w:cs="Courier New"/>
-          <w:sz w:val="20"/>
-          <w:szCs w:val="20"/>
-        </w:rPr>
-        <w:t>)</w:t>
-      </w:r>
-      <w:r>
-        <w:t xml:space="preserve"> permet de rétablir automatiquement la connexion au broker </w:t>
-      </w:r>
-      <w:proofErr w:type="spellStart"/>
-      <w:r>
-        <w:t>Mosquitto</w:t>
-      </w:r>
-      <w:proofErr w:type="spellEnd"/>
-      <w:r>
-        <w:t xml:space="preserve"> en cas de coupure. L’ESP32 tente alors de se reconnecter avec l’identifiant </w:t>
-      </w:r>
-      <w:r>
-        <w:rPr>
-          <w:rFonts w:ascii="Courier New" w:hAnsi="Courier New" w:cs="Courier New"/>
-          <w:sz w:val="20"/>
-          <w:szCs w:val="20"/>
-        </w:rPr>
-        <w:t>ESP32Client_Youssef</w:t>
-      </w:r>
-      <w:r>
-        <w:t xml:space="preserve">. Dès que la connexion est de nouveau établie, il se réabonne au topic </w:t>
-      </w:r>
-      <w:r>
-        <w:rPr>
-          <w:rFonts w:ascii="Courier New" w:hAnsi="Courier New" w:cs="Courier New"/>
-          <w:sz w:val="20"/>
-          <w:szCs w:val="20"/>
-        </w:rPr>
-        <w:t>esp32/output</w:t>
-      </w:r>
-      <w:r>
-        <w:t xml:space="preserve"> afin de pouvoir continuer à recevoir les commandes destinées à la LED.</w:t>
-      </w:r>
-    </w:p>
-    <w:p>
-      <w:pPr>
-        <w:pStyle w:val="Titre2"/>
-      </w:pPr>
-      <w:bookmarkStart w:id="10" w:name="_Toc241347271"/>
-      <w:r>
-        <w:t>N</w:t>
-      </w:r>
-      <w:r>
-        <w:t>ode-</w:t>
-      </w:r>
-      <w:r>
-        <w:t>RED</w:t>
-      </w:r>
-      <w:bookmarkEnd w:id="10"/>
-    </w:p>
-    <w:p>
-      <w:r>
-        <w:t xml:space="preserve">Dans cette partie, Node-RED est configuré pour communiquer avec l’ESP32 en utilisant le protocole MQTT. Le broker utilisé est </w:t>
-      </w:r>
-      <w:proofErr w:type="spellStart"/>
-      <w:r>
-        <w:t>Mosquitto</w:t>
-      </w:r>
-      <w:proofErr w:type="spellEnd"/>
-      <w:r>
-        <w:t>, qui est lancé directement sur le PC. Dans la configuration des nœuds MQTT de Node-RED, l’adresse IP du PC est donc renseignée puisque c’est lui qui héberge le broker.</w:t>
-      </w:r>
-    </w:p>
-    <w:p>
-      <w:r>
-        <w:t xml:space="preserve">L’ESP32 utilise cette même adresse IP pour se connecter à </w:t>
-      </w:r>
-      <w:proofErr w:type="spellStart"/>
-      <w:r>
-        <w:t>Mosquitto</w:t>
-      </w:r>
-      <w:proofErr w:type="spellEnd"/>
-      <w:r>
-        <w:t xml:space="preserve">, avec par exemple </w:t>
-      </w:r>
-      <w:proofErr w:type="spellStart"/>
-      <w:r>
-        <w:t>const</w:t>
-      </w:r>
-      <w:proofErr w:type="spellEnd"/>
-      <w:r>
-        <w:t xml:space="preserve"> char *</w:t>
-      </w:r>
-      <w:proofErr w:type="spellStart"/>
-      <w:r>
-        <w:t>mqtt_server</w:t>
-      </w:r>
-      <w:proofErr w:type="spellEnd"/>
-      <w:r>
-        <w:t xml:space="preserve"> = "192.168.109.171". La communication MQTT utilise le port standard 1883. Ainsi, Node-RED et l’ESP32 communiquent tous les deux avec le même broker </w:t>
-      </w:r>
-      <w:proofErr w:type="spellStart"/>
-      <w:r>
-        <w:t>Mosquitto</w:t>
-      </w:r>
-      <w:proofErr w:type="spellEnd"/>
-      <w:r>
-        <w:t xml:space="preserve"> hébergé sur le PC.</w:t>
-      </w:r>
-    </w:p>
-    <w:p>
-      <w:r>
-        <w:t>Pour récupérer les mesures provenant de l’ESP32, deux nœuds MQTT In sont utilisés dans Node-RED. Le premier est abonné au topic esp32/</w:t>
-      </w:r>
-      <w:proofErr w:type="spellStart"/>
-      <w:r>
-        <w:t>temperature</w:t>
-      </w:r>
-      <w:proofErr w:type="spellEnd"/>
-      <w:r>
-        <w:t xml:space="preserve"> afin de recevoir la température, tandis que le second est abonné au topic esp32/</w:t>
-      </w:r>
-      <w:proofErr w:type="spellStart"/>
-      <w:r>
-        <w:t>humidity</w:t>
-      </w:r>
-      <w:proofErr w:type="spellEnd"/>
-      <w:r>
-        <w:t xml:space="preserve"> pour récupérer l’humidité.</w:t>
-      </w:r>
-    </w:p>
-    <w:p>
-      <w:r>
-        <w:t xml:space="preserve">Dès que l’ESP32 publie une nouvelle mesure, </w:t>
-      </w:r>
-      <w:proofErr w:type="spellStart"/>
-      <w:r>
-        <w:t>Mosquitto</w:t>
-      </w:r>
-      <w:proofErr w:type="spellEnd"/>
-      <w:r>
-        <w:t xml:space="preserve"> transmet automatiquement cette valeur aux nœuds Node-RED abonnés aux topics correspondants. Les données reçues sont ensuite envoyées vers des nœuds </w:t>
-      </w:r>
-      <w:proofErr w:type="spellStart"/>
-      <w:r>
-        <w:t>debug</w:t>
-      </w:r>
-      <w:proofErr w:type="spellEnd"/>
-      <w:r>
-        <w:t xml:space="preserve"> afin de vérifier leur contenu, mais également vers les éléments </w:t>
-      </w:r>
-      <w:proofErr w:type="spellStart"/>
-      <w:r>
-        <w:t>Temperature</w:t>
-      </w:r>
-      <w:proofErr w:type="spellEnd"/>
-      <w:r>
-        <w:t xml:space="preserve"> </w:t>
-      </w:r>
-      <w:proofErr w:type="spellStart"/>
-      <w:r>
-        <w:t>Mqtt</w:t>
-      </w:r>
-      <w:proofErr w:type="spellEnd"/>
-      <w:r>
-        <w:t xml:space="preserve"> et </w:t>
-      </w:r>
-      <w:proofErr w:type="spellStart"/>
-      <w:r>
-        <w:t>Humiditer</w:t>
-      </w:r>
-      <w:proofErr w:type="spellEnd"/>
-      <w:r>
-        <w:t xml:space="preserve"> </w:t>
-      </w:r>
-      <w:proofErr w:type="spellStart"/>
-      <w:r>
-        <w:t>Mqtt</w:t>
-      </w:r>
-      <w:proofErr w:type="spellEnd"/>
-      <w:r>
-        <w:t xml:space="preserve"> du </w:t>
-      </w:r>
-      <w:proofErr w:type="spellStart"/>
-      <w:r>
-        <w:t>dashboard</w:t>
-      </w:r>
-      <w:proofErr w:type="spellEnd"/>
-      <w:r>
-        <w:t xml:space="preserve"> pour permettre leur affichage.</w:t>
-      </w:r>
-    </w:p>
-    <w:p>
-      <w:r>
-        <w:t xml:space="preserve">Pour commander la LED, un switch est utilisé dans le </w:t>
-      </w:r>
-      <w:proofErr w:type="spellStart"/>
-      <w:r>
-        <w:t>dashboard</w:t>
-      </w:r>
-      <w:proofErr w:type="spellEnd"/>
-      <w:r>
-        <w:t xml:space="preserve"> Node-RED. L’état sélectionné par l’utilisateur est transmis à un nœud MQTT Out configuré sur le topic esp32/output. Le switch envoie alors une valeur "</w:t>
-      </w:r>
-      <w:proofErr w:type="spellStart"/>
-      <w:r>
-        <w:t>true</w:t>
-      </w:r>
-      <w:proofErr w:type="spellEnd"/>
-      <w:r>
-        <w:t>" lorsque la LED doit être allumée ou "false" lorsqu’elle doit être éteinte.</w:t>
-      </w:r>
-    </w:p>
-    <w:p>
-      <w:r>
-        <w:t xml:space="preserve">Cette valeur est publiée sur le broker </w:t>
-      </w:r>
-      <w:proofErr w:type="spellStart"/>
-      <w:r>
-        <w:t>Mosquitto</w:t>
-      </w:r>
-      <w:proofErr w:type="spellEnd"/>
-      <w:r>
-        <w:t xml:space="preserve">, qui la transmet ensuite à l’ESP32. Comme l’ESP32 est abonné au topic esp32/output, sa fonction </w:t>
-      </w:r>
-      <w:proofErr w:type="gramStart"/>
-      <w:r>
-        <w:t>callback(</w:t>
-      </w:r>
-      <w:proofErr w:type="gramEnd"/>
-      <w:r>
-        <w:t>) est automatiquement appelée dès qu’un nouveau message est reçu. Le programme peut alors allumer ou éteindre la LED en fonction de la valeur contenue dans le message.</w:t>
-      </w:r>
-    </w:p>
-    <w:p>
-      <w:r>
-        <w:lastRenderedPageBreak/>
-        <w:t xml:space="preserve">Un nœud </w:t>
-      </w:r>
-      <w:proofErr w:type="spellStart"/>
-      <w:r>
-        <w:t>debug</w:t>
-      </w:r>
-      <w:proofErr w:type="spellEnd"/>
-      <w:r>
-        <w:t xml:space="preserve"> 8 est également utilisé afin de visualiser la valeur envoyée par le switch et de vérifier que la commande est correctement transmise.</w:t>
-      </w:r>
-    </w:p>
-    <w:p>
-      <w:r>
-        <w:t xml:space="preserve">Ainsi, le PC joue ici le rôle de broker MQTT central grâce à </w:t>
-      </w:r>
-      <w:proofErr w:type="spellStart"/>
-      <w:r>
-        <w:t>Mosquitto</w:t>
-      </w:r>
-      <w:proofErr w:type="spellEnd"/>
-      <w:r>
-        <w:t>. L’ESP32 publie les valeurs de température et d’humidité sur différents topics, Node-RED les récupère en s’y abonnant, puis Node-RED publie à son tour l’état du switch sur esp32/output afin de commander la LED de l’ESP32.</w:t>
+        <w:t xml:space="preserve">Pour la réception des données, j’utilise un nœud MQTT In directement connecté au broker MQTT de The </w:t>
+      </w:r>
+      <w:proofErr w:type="spellStart"/>
+      <w:r>
+        <w:t>Things</w:t>
+      </w:r>
+      <w:proofErr w:type="spellEnd"/>
+      <w:r>
+        <w:t xml:space="preserve"> Network. Celui-ci est abonné au topic correspondant à mon end </w:t>
+      </w:r>
+      <w:proofErr w:type="spellStart"/>
+      <w:r>
+        <w:t>device</w:t>
+      </w:r>
+      <w:proofErr w:type="spellEnd"/>
+      <w:r>
+        <w:t xml:space="preserve"> :</w:t>
       </w:r>
     </w:p>
     <w:p>
@@ -3278,15 +2339,484 @@
         <w:keepNext/>
         <w:jc w:val="center"/>
       </w:pPr>
+      <w:r>
+        <w:drawing>
+          <wp:inline distT="0" distB="0" distL="0" distR="0" wp14:anchorId="0B370D72" wp14:editId="0B044319">
+            <wp:extent cx="5760720" cy="736600"/>
+            <wp:effectExtent l="19050" t="19050" r="11430" b="25400"/>
+            <wp:docPr id="1" name="Image 1"/>
+            <wp:cNvGraphicFramePr>
+              <a:graphicFrameLocks xmlns:a="http://schemas.openxmlformats.org/drawingml/2006/main" noChangeAspect="1"/>
+            </wp:cNvGraphicFramePr>
+            <a:graphic xmlns:a="http://schemas.openxmlformats.org/drawingml/2006/main">
+              <a:graphicData uri="http://schemas.openxmlformats.org/drawingml/2006/picture">
+                <pic:pic xmlns:pic="http://schemas.openxmlformats.org/drawingml/2006/picture">
+                  <pic:nvPicPr>
+                    <pic:cNvPr id="1" name=""/>
+                    <pic:cNvPicPr/>
+                  </pic:nvPicPr>
+                  <pic:blipFill>
+                    <a:blip r:embed="rId14"/>
+                    <a:stretch>
+                      <a:fillRect/>
+                    </a:stretch>
+                  </pic:blipFill>
+                  <pic:spPr>
+                    <a:xfrm>
+                      <a:off x="0" y="0"/>
+                      <a:ext cx="5760720" cy="736600"/>
+                    </a:xfrm>
+                    <a:prstGeom prst="roundRect">
+                      <a:avLst/>
+                    </a:prstGeom>
+                    <a:ln>
+                      <a:solidFill>
+                        <a:schemeClr val="bg2">
+                          <a:lumMod val="75000"/>
+                        </a:schemeClr>
+                      </a:solidFill>
+                    </a:ln>
+                  </pic:spPr>
+                </pic:pic>
+              </a:graphicData>
+            </a:graphic>
+          </wp:inline>
+        </w:drawing>
+      </w:r>
+    </w:p>
+    <w:p>
+      <w:pPr>
+        <w:pStyle w:val="Lgende"/>
+      </w:pPr>
+      <w:r>
+        <w:t xml:space="preserve">Figure </w:t>
+      </w:r>
+      <w:r>
+        <w:fldChar w:fldCharType="begin"/>
+      </w:r>
+      <w:r>
+        <w:instrText xml:space="preserve"> SEQ Figure \* ARABIC </w:instrText>
+      </w:r>
+      <w:r>
+        <w:fldChar w:fldCharType="separate"/>
+      </w:r>
       <w:r>
         <w:rPr>
           <w:noProof/>
         </w:rPr>
+        <w:t>5</w:t>
+      </w:r>
+      <w:r>
+        <w:fldChar w:fldCharType="end"/>
+      </w:r>
+      <w:r>
+        <w:t xml:space="preserve"> : Abonnement du topic</w:t>
+      </w:r>
+    </w:p>
+    <w:p>
+      <w:r>
+        <w:t xml:space="preserve">À chaque fois que l’ESP32 envoie une nouvelle trame </w:t>
+      </w:r>
+      <w:proofErr w:type="spellStart"/>
+      <w:r>
+        <w:t>LoRaWAN</w:t>
+      </w:r>
+      <w:proofErr w:type="spellEnd"/>
+      <w:r>
+        <w:t xml:space="preserve"> contenant la température et l’humidité, TTN reçoit la trame puis la transmet à Node-RED via MQTT. Le message reçu contient </w:t>
+      </w:r>
+      <w:r>
+        <w:lastRenderedPageBreak/>
+        <w:t xml:space="preserve">plusieurs informations venant de TTN, dont les données qui ont déjà été décodées grâce au </w:t>
+      </w:r>
+      <w:proofErr w:type="spellStart"/>
+      <w:r>
+        <w:t>Payload</w:t>
+      </w:r>
+      <w:proofErr w:type="spellEnd"/>
+      <w:r>
+        <w:t xml:space="preserve"> Formatter.</w:t>
+      </w:r>
+    </w:p>
+    <w:p>
+      <w:r>
+        <w:t xml:space="preserve">J’utilise ensuite un premier nœud </w:t>
+      </w:r>
+      <w:proofErr w:type="spellStart"/>
+      <w:r>
+        <w:t>function</w:t>
+      </w:r>
+      <w:proofErr w:type="spellEnd"/>
+      <w:r>
+        <w:t xml:space="preserve"> pour ne récupérer que les informations qui m’intéressent, c’est-à-dire la température et l’humidité :</w:t>
+      </w:r>
+    </w:p>
+    <w:p>
+      <w:pPr>
+        <w:keepNext/>
+        <w:jc w:val="center"/>
+      </w:pPr>
+      <w:r>
         <w:drawing>
-          <wp:inline distT="0" distB="0" distL="0" distR="0" wp14:anchorId="50C9B2A9" wp14:editId="4DFA4AEA">
-            <wp:extent cx="5760720" cy="3832529"/>
-            <wp:effectExtent l="19050" t="19050" r="11430" b="15875"/>
-            <wp:docPr id="25" name="Image 25"/>
+          <wp:inline distT="0" distB="0" distL="0" distR="0" wp14:anchorId="650823FE" wp14:editId="30697292">
+            <wp:extent cx="4925112" cy="1838582"/>
+            <wp:effectExtent l="19050" t="19050" r="8890" b="28575"/>
+            <wp:docPr id="10" name="Image 10"/>
+            <wp:cNvGraphicFramePr>
+              <a:graphicFrameLocks xmlns:a="http://schemas.openxmlformats.org/drawingml/2006/main" noChangeAspect="1"/>
+            </wp:cNvGraphicFramePr>
+            <a:graphic xmlns:a="http://schemas.openxmlformats.org/drawingml/2006/main">
+              <a:graphicData uri="http://schemas.openxmlformats.org/drawingml/2006/picture">
+                <pic:pic xmlns:pic="http://schemas.openxmlformats.org/drawingml/2006/picture">
+                  <pic:nvPicPr>
+                    <pic:cNvPr id="1" name=""/>
+                    <pic:cNvPicPr/>
+                  </pic:nvPicPr>
+                  <pic:blipFill>
+                    <a:blip r:embed="rId15"/>
+                    <a:stretch>
+                      <a:fillRect/>
+                    </a:stretch>
+                  </pic:blipFill>
+                  <pic:spPr>
+                    <a:xfrm>
+                      <a:off x="0" y="0"/>
+                      <a:ext cx="4925112" cy="1838582"/>
+                    </a:xfrm>
+                    <a:prstGeom prst="roundRect">
+                      <a:avLst/>
+                    </a:prstGeom>
+                    <a:ln>
+                      <a:solidFill>
+                        <a:schemeClr val="bg2">
+                          <a:lumMod val="75000"/>
+                        </a:schemeClr>
+                      </a:solidFill>
+                    </a:ln>
+                  </pic:spPr>
+                </pic:pic>
+              </a:graphicData>
+            </a:graphic>
+          </wp:inline>
+        </w:drawing>
+      </w:r>
+    </w:p>
+    <w:p>
+      <w:pPr>
+        <w:pStyle w:val="Lgende"/>
+      </w:pPr>
+      <w:r>
+        <w:t xml:space="preserve">Figure </w:t>
+      </w:r>
+      <w:r>
+        <w:fldChar w:fldCharType="begin"/>
+      </w:r>
+      <w:r>
+        <w:instrText xml:space="preserve"> SEQ Figure \* ARABIC </w:instrText>
+      </w:r>
+      <w:r>
+        <w:fldChar w:fldCharType="separate"/>
+      </w:r>
+      <w:r>
+        <w:rPr>
+          <w:noProof/>
+        </w:rPr>
+        <w:t>6</w:t>
+      </w:r>
+      <w:r>
+        <w:fldChar w:fldCharType="end"/>
+      </w:r>
+      <w:r>
+        <w:t xml:space="preserve"> : Fonction </w:t>
+      </w:r>
+      <w:proofErr w:type="spellStart"/>
+      <w:r>
+        <w:t>node</w:t>
+      </w:r>
+      <w:proofErr w:type="spellEnd"/>
+      <w:r>
+        <w:t xml:space="preserve"> Red récupérant </w:t>
+      </w:r>
+      <w:proofErr w:type="gramStart"/>
+      <w:r>
+        <w:t>les information souhaités</w:t>
+      </w:r>
+      <w:proofErr w:type="gramEnd"/>
+    </w:p>
+    <w:p>
+      <w:r>
+        <w:t>À la sortie de cette fonction, j’obtiens donc un objet beaucoup plus simple</w:t>
+      </w:r>
+      <w:r>
+        <w:t>.</w:t>
+      </w:r>
+    </w:p>
+    <w:p>
+      <w:r>
+        <w:t>Le flow est ensuite séparé en deux parties.</w:t>
+      </w:r>
+    </w:p>
+    <w:p>
+      <w:r>
+        <w:t>Une première fonction récupère uniquement la température</w:t>
+      </w:r>
+      <w:r>
+        <w:t xml:space="preserve"> et une autre l’humidité </w:t>
+      </w:r>
+      <w:proofErr w:type="gramStart"/>
+      <w:r>
+        <w:t>( respectivement</w:t>
+      </w:r>
+      <w:proofErr w:type="gramEnd"/>
+      <w:r>
+        <w:t xml:space="preserve"> </w:t>
+      </w:r>
+      <w:proofErr w:type="spellStart"/>
+      <w:r>
+        <w:t>function</w:t>
+      </w:r>
+      <w:proofErr w:type="spellEnd"/>
+      <w:r>
+        <w:t xml:space="preserve"> 7 et </w:t>
+      </w:r>
+      <w:proofErr w:type="spellStart"/>
+      <w:r>
+        <w:t>function</w:t>
+      </w:r>
+      <w:proofErr w:type="spellEnd"/>
+      <w:r>
+        <w:t xml:space="preserve"> 8).</w:t>
+      </w:r>
+    </w:p>
+    <w:p>
+      <w:r>
+        <w:drawing>
+          <wp:inline distT="0" distB="0" distL="0" distR="0" wp14:anchorId="6375DE39" wp14:editId="4FBA772C">
+            <wp:extent cx="5760720" cy="2566670"/>
+            <wp:effectExtent l="19050" t="19050" r="11430" b="24130"/>
+            <wp:docPr id="11" name="Image 11"/>
+            <wp:cNvGraphicFramePr>
+              <a:graphicFrameLocks xmlns:a="http://schemas.openxmlformats.org/drawingml/2006/main" noChangeAspect="1"/>
+            </wp:cNvGraphicFramePr>
+            <a:graphic xmlns:a="http://schemas.openxmlformats.org/drawingml/2006/main">
+              <a:graphicData uri="http://schemas.openxmlformats.org/drawingml/2006/picture">
+                <pic:pic xmlns:pic="http://schemas.openxmlformats.org/drawingml/2006/picture">
+                  <pic:nvPicPr>
+                    <pic:cNvPr id="1" name=""/>
+                    <pic:cNvPicPr/>
+                  </pic:nvPicPr>
+                  <pic:blipFill>
+                    <a:blip r:embed="rId16"/>
+                    <a:stretch>
+                      <a:fillRect/>
+                    </a:stretch>
+                  </pic:blipFill>
+                  <pic:spPr>
+                    <a:xfrm>
+                      <a:off x="0" y="0"/>
+                      <a:ext cx="5760720" cy="2566670"/>
+                    </a:xfrm>
+                    <a:prstGeom prst="roundRect">
+                      <a:avLst/>
+                    </a:prstGeom>
+                    <a:ln>
+                      <a:solidFill>
+                        <a:schemeClr val="bg2">
+                          <a:lumMod val="75000"/>
+                        </a:schemeClr>
+                      </a:solidFill>
+                    </a:ln>
+                  </pic:spPr>
+                </pic:pic>
+              </a:graphicData>
+            </a:graphic>
+          </wp:inline>
+        </w:drawing>
+      </w:r>
+    </w:p>
+    <w:p>
+      <w:pPr>
+        <w:keepNext/>
+        <w:jc w:val="center"/>
+      </w:pPr>
+      <w:r>
+        <w:lastRenderedPageBreak/>
+        <w:drawing>
+          <wp:inline distT="0" distB="0" distL="0" distR="0" wp14:anchorId="1B7B639E" wp14:editId="3A89B3ED">
+            <wp:extent cx="5760720" cy="901700"/>
+            <wp:effectExtent l="19050" t="19050" r="11430" b="12700"/>
+            <wp:docPr id="12" name="Image 12"/>
+            <wp:cNvGraphicFramePr>
+              <a:graphicFrameLocks xmlns:a="http://schemas.openxmlformats.org/drawingml/2006/main" noChangeAspect="1"/>
+            </wp:cNvGraphicFramePr>
+            <a:graphic xmlns:a="http://schemas.openxmlformats.org/drawingml/2006/main">
+              <a:graphicData uri="http://schemas.openxmlformats.org/drawingml/2006/picture">
+                <pic:pic xmlns:pic="http://schemas.openxmlformats.org/drawingml/2006/picture">
+                  <pic:nvPicPr>
+                    <pic:cNvPr id="1" name=""/>
+                    <pic:cNvPicPr/>
+                  </pic:nvPicPr>
+                  <pic:blipFill>
+                    <a:blip r:embed="rId17"/>
+                    <a:stretch>
+                      <a:fillRect/>
+                    </a:stretch>
+                  </pic:blipFill>
+                  <pic:spPr>
+                    <a:xfrm>
+                      <a:off x="0" y="0"/>
+                      <a:ext cx="5760720" cy="901700"/>
+                    </a:xfrm>
+                    <a:prstGeom prst="roundRect">
+                      <a:avLst/>
+                    </a:prstGeom>
+                    <a:ln>
+                      <a:solidFill>
+                        <a:schemeClr val="bg2">
+                          <a:lumMod val="75000"/>
+                        </a:schemeClr>
+                      </a:solidFill>
+                    </a:ln>
+                  </pic:spPr>
+                </pic:pic>
+              </a:graphicData>
+            </a:graphic>
+          </wp:inline>
+        </w:drawing>
+      </w:r>
+    </w:p>
+    <w:p>
+      <w:pPr>
+        <w:pStyle w:val="Lgende"/>
+      </w:pPr>
+      <w:r>
+        <w:t xml:space="preserve">Figure </w:t>
+      </w:r>
+      <w:r>
+        <w:fldChar w:fldCharType="begin"/>
+      </w:r>
+      <w:r>
+        <w:instrText xml:space="preserve"> SEQ Figure \* ARABIC </w:instrText>
+      </w:r>
+      <w:r>
+        <w:fldChar w:fldCharType="separate"/>
+      </w:r>
+      <w:r>
+        <w:rPr>
+          <w:noProof/>
+        </w:rPr>
+        <w:t>7</w:t>
+      </w:r>
+      <w:r>
+        <w:fldChar w:fldCharType="end"/>
+      </w:r>
+      <w:r>
+        <w:t xml:space="preserve"> : Extrait du flow de l'</w:t>
+      </w:r>
+      <w:proofErr w:type="spellStart"/>
+      <w:r>
+        <w:t>extaction</w:t>
+      </w:r>
+      <w:proofErr w:type="spellEnd"/>
+      <w:r>
+        <w:t xml:space="preserve"> de données + extrait de code de la </w:t>
+      </w:r>
+      <w:proofErr w:type="spellStart"/>
+      <w:r>
+        <w:t>function</w:t>
+      </w:r>
+      <w:proofErr w:type="spellEnd"/>
+      <w:r>
+        <w:t xml:space="preserve"> 7</w:t>
+      </w:r>
+    </w:p>
+    <w:p>
+      <w:proofErr w:type="gramStart"/>
+      <w:r>
+        <w:t>Ce</w:t>
+      </w:r>
+      <w:r>
+        <w:t>s</w:t>
+      </w:r>
+      <w:r>
+        <w:t xml:space="preserve"> valeur</w:t>
+      </w:r>
+      <w:proofErr w:type="gramEnd"/>
+      <w:r>
+        <w:t xml:space="preserve"> </w:t>
+      </w:r>
+      <w:r>
+        <w:t>sont</w:t>
+      </w:r>
+      <w:r>
+        <w:t xml:space="preserve"> </w:t>
+      </w:r>
+      <w:proofErr w:type="spellStart"/>
+      <w:r>
+        <w:t>ensuit</w:t>
+      </w:r>
+      <w:r>
+        <w:t>es</w:t>
+      </w:r>
+      <w:proofErr w:type="spellEnd"/>
+      <w:r>
+        <w:t xml:space="preserve"> envoyée</w:t>
+      </w:r>
+      <w:r>
+        <w:t>s</w:t>
+      </w:r>
+      <w:r>
+        <w:t xml:space="preserve"> vers le graphique </w:t>
+      </w:r>
+      <w:proofErr w:type="spellStart"/>
+      <w:r>
+        <w:t>Temperature</w:t>
+      </w:r>
+      <w:r>
+        <w:t>s</w:t>
+      </w:r>
+      <w:proofErr w:type="spellEnd"/>
+      <w:r>
+        <w:t xml:space="preserve"> </w:t>
+      </w:r>
+      <w:r>
+        <w:t xml:space="preserve">et humidité </w:t>
+      </w:r>
+      <w:r>
+        <w:t xml:space="preserve">du </w:t>
+      </w:r>
+      <w:proofErr w:type="spellStart"/>
+      <w:r>
+        <w:t>dashboard</w:t>
+      </w:r>
+      <w:proofErr w:type="spellEnd"/>
+      <w:r>
+        <w:t>.</w:t>
+      </w:r>
+    </w:p>
+    <w:p>
+      <w:r>
+        <w:t xml:space="preserve">Cela me permet d’avoir sur le </w:t>
+      </w:r>
+      <w:proofErr w:type="spellStart"/>
+      <w:r>
+        <w:t>dashboard</w:t>
+      </w:r>
+      <w:proofErr w:type="spellEnd"/>
+      <w:r>
+        <w:t xml:space="preserve"> Node-RED deux graphiques qui évoluent automatiquement à chaque nouvelle mesure reçue depuis l’ESP32.</w:t>
+      </w:r>
+    </w:p>
+    <w:p>
+      <w:pPr>
+        <w:keepNext/>
+      </w:pPr>
+      <w:r>
+        <w:drawing>
+          <wp:inline distT="0" distB="0" distL="0" distR="0" wp14:anchorId="59546338" wp14:editId="21F52887">
+            <wp:extent cx="5760720" cy="4921857"/>
+            <wp:effectExtent l="19050" t="19050" r="11430" b="12700"/>
+            <wp:docPr id="13" name="Image 13"/>
             <wp:cNvGraphicFramePr>
               <a:graphicFrameLocks xmlns:a="http://schemas.openxmlformats.org/drawingml/2006/main" noChangeAspect="1"/>
             </wp:cNvGraphicFramePr>
@@ -3298,14 +2828,14 @@
                     <pic:cNvPicPr/>
                   </pic:nvPicPr>
                   <pic:blipFill rotWithShape="1">
-                    <a:blip r:embed="rId14"/>
-                    <a:srcRect b="22731"/>
+                    <a:blip r:embed="rId18"/>
+                    <a:srcRect b="16987"/>
                     <a:stretch/>
                   </pic:blipFill>
                   <pic:spPr bwMode="auto">
                     <a:xfrm>
                       <a:off x="0" y="0"/>
-                      <a:ext cx="5760720" cy="3832529"/>
+                      <a:ext cx="5760720" cy="4921857"/>
                     </a:xfrm>
                     <a:prstGeom prst="roundRect">
                       <a:avLst/>
@@ -3350,17 +2880,27 @@
         <w:rPr>
           <w:noProof/>
         </w:rPr>
-        <w:t>6</w:t>
+        <w:t>8</w:t>
       </w:r>
       <w:r>
         <w:fldChar w:fldCharType="end"/>
       </w:r>
       <w:r>
-        <w:t xml:space="preserve"> : flow </w:t>
-      </w:r>
-      <w:proofErr w:type="spellStart"/>
-      <w:r>
-        <w:t>node</w:t>
+        <w:t xml:space="preserve"> : Dashboard </w:t>
+      </w:r>
+      <w:proofErr w:type="spellStart"/>
+      <w:r>
+        <w:t>LoraWan</w:t>
+      </w:r>
+      <w:proofErr w:type="spellEnd"/>
+    </w:p>
+    <w:p>
+      <w:r>
+        <w:t xml:space="preserve">Pour la commande de la LED, j’ai ajouté un switch nommé Button </w:t>
+      </w:r>
+      <w:proofErr w:type="spellStart"/>
+      <w:r>
+        <w:t>lora</w:t>
       </w:r>
       <w:proofErr w:type="spellEnd"/>
       <w:r>
@@ -3368,24 +2908,424 @@
       </w:r>
       <w:proofErr w:type="spellStart"/>
       <w:r>
-        <w:t>red</w:t>
-      </w:r>
-      <w:proofErr w:type="spellEnd"/>
-      <w:r>
-        <w:t xml:space="preserve"> </w:t>
-      </w:r>
-      <w:proofErr w:type="spellStart"/>
-      <w:r>
-        <w:t>mqtt</w:t>
-      </w:r>
-      <w:proofErr w:type="spellEnd"/>
+        <w:t>wan</w:t>
+      </w:r>
+      <w:proofErr w:type="spellEnd"/>
+      <w:r>
+        <w:t xml:space="preserve"> sur le </w:t>
+      </w:r>
+      <w:proofErr w:type="spellStart"/>
+      <w:r>
+        <w:t>dashboard</w:t>
+      </w:r>
+      <w:proofErr w:type="spellEnd"/>
+      <w:r>
+        <w:t>. Lorsque je change son état, il envoie une valeur correspondant à l’état que je souhaite donner à la LED</w:t>
+      </w:r>
+      <w:r>
+        <w:t>, soit 1 ou 0.</w:t>
+      </w:r>
+    </w:p>
+    <w:p>
+      <w:r>
+        <w:lastRenderedPageBreak/>
+        <w:t xml:space="preserve">Cette valeur est ensuite envoyée dans un autre nœud </w:t>
+      </w:r>
+      <w:proofErr w:type="spellStart"/>
+      <w:r>
+        <w:t>function</w:t>
+      </w:r>
+      <w:proofErr w:type="spellEnd"/>
+      <w:r>
+        <w:t xml:space="preserve"> qui prépare le message de </w:t>
+      </w:r>
+      <w:proofErr w:type="spellStart"/>
+      <w:r>
+        <w:t>downlink</w:t>
+      </w:r>
+      <w:proofErr w:type="spellEnd"/>
+      <w:r>
+        <w:t xml:space="preserve"> au format attendu par TTN.</w:t>
+      </w:r>
+    </w:p>
+    <w:p>
+      <w:pPr>
+        <w:keepNext/>
+        <w:jc w:val="center"/>
+      </w:pPr>
+      <w:r>
+        <w:drawing>
+          <wp:inline distT="0" distB="0" distL="0" distR="0" wp14:anchorId="20DEF59A" wp14:editId="253CDD7A">
+            <wp:extent cx="4153737" cy="2787015"/>
+            <wp:effectExtent l="19050" t="19050" r="18415" b="13335"/>
+            <wp:docPr id="14" name="Image 14"/>
+            <wp:cNvGraphicFramePr>
+              <a:graphicFrameLocks xmlns:a="http://schemas.openxmlformats.org/drawingml/2006/main" noChangeAspect="1"/>
+            </wp:cNvGraphicFramePr>
+            <a:graphic xmlns:a="http://schemas.openxmlformats.org/drawingml/2006/main">
+              <a:graphicData uri="http://schemas.openxmlformats.org/drawingml/2006/picture">
+                <pic:pic xmlns:pic="http://schemas.openxmlformats.org/drawingml/2006/picture">
+                  <pic:nvPicPr>
+                    <pic:cNvPr id="1" name=""/>
+                    <pic:cNvPicPr/>
+                  </pic:nvPicPr>
+                  <pic:blipFill>
+                    <a:blip r:embed="rId19"/>
+                    <a:stretch>
+                      <a:fillRect/>
+                    </a:stretch>
+                  </pic:blipFill>
+                  <pic:spPr>
+                    <a:xfrm>
+                      <a:off x="0" y="0"/>
+                      <a:ext cx="4154232" cy="2787347"/>
+                    </a:xfrm>
+                    <a:prstGeom prst="roundRect">
+                      <a:avLst/>
+                    </a:prstGeom>
+                    <a:ln>
+                      <a:solidFill>
+                        <a:schemeClr val="bg2">
+                          <a:lumMod val="75000"/>
+                        </a:schemeClr>
+                      </a:solidFill>
+                    </a:ln>
+                  </pic:spPr>
+                </pic:pic>
+              </a:graphicData>
+            </a:graphic>
+          </wp:inline>
+        </w:drawing>
+      </w:r>
+    </w:p>
+    <w:p>
+      <w:pPr>
+        <w:pStyle w:val="Lgende"/>
+      </w:pPr>
+      <w:r>
+        <w:t xml:space="preserve">Figure </w:t>
+      </w:r>
+      <w:r>
+        <w:fldChar w:fldCharType="begin"/>
+      </w:r>
+      <w:r>
+        <w:instrText xml:space="preserve"> SEQ Figure \* ARABIC </w:instrText>
+      </w:r>
+      <w:r>
+        <w:fldChar w:fldCharType="separate"/>
+      </w:r>
+      <w:r>
+        <w:rPr>
+          <w:noProof/>
+        </w:rPr>
+        <w:t>9</w:t>
+      </w:r>
+      <w:r>
+        <w:fldChar w:fldCharType="end"/>
+      </w:r>
+      <w:r>
+        <w:t xml:space="preserve"> : Extrait code de la </w:t>
+      </w:r>
+      <w:proofErr w:type="spellStart"/>
+      <w:r>
+        <w:t>function</w:t>
+      </w:r>
+      <w:proofErr w:type="spellEnd"/>
+      <w:r>
+        <w:t xml:space="preserve"> 9 traduisant la valeur du bouton avant envoie vers TTN</w:t>
+      </w:r>
+    </w:p>
+    <w:p>
+      <w:r>
+        <w:t xml:space="preserve">Une fois le message préparé, il est envoyé vers un nœud MQTT Out, lui aussi connecté au broker de TTN, mais cette fois-ci sur le topic de </w:t>
+      </w:r>
+      <w:proofErr w:type="spellStart"/>
+      <w:r>
+        <w:t>downlink</w:t>
+      </w:r>
+      <w:proofErr w:type="spellEnd"/>
+      <w:r>
+        <w:t xml:space="preserve"> :</w:t>
+      </w:r>
+    </w:p>
+    <w:p>
+      <w:pPr>
+        <w:keepNext/>
+        <w:jc w:val="center"/>
+      </w:pPr>
+      <w:r>
+        <w:drawing>
+          <wp:inline distT="0" distB="0" distL="0" distR="0" wp14:anchorId="27441C2D" wp14:editId="34D67C54">
+            <wp:extent cx="5760720" cy="2572385"/>
+            <wp:effectExtent l="19050" t="19050" r="11430" b="18415"/>
+            <wp:docPr id="18" name="Image 18"/>
+            <wp:cNvGraphicFramePr>
+              <a:graphicFrameLocks xmlns:a="http://schemas.openxmlformats.org/drawingml/2006/main" noChangeAspect="1"/>
+            </wp:cNvGraphicFramePr>
+            <a:graphic xmlns:a="http://schemas.openxmlformats.org/drawingml/2006/main">
+              <a:graphicData uri="http://schemas.openxmlformats.org/drawingml/2006/picture">
+                <pic:pic xmlns:pic="http://schemas.openxmlformats.org/drawingml/2006/picture">
+                  <pic:nvPicPr>
+                    <pic:cNvPr id="1" name=""/>
+                    <pic:cNvPicPr/>
+                  </pic:nvPicPr>
+                  <pic:blipFill>
+                    <a:blip r:embed="rId20"/>
+                    <a:stretch>
+                      <a:fillRect/>
+                    </a:stretch>
+                  </pic:blipFill>
+                  <pic:spPr>
+                    <a:xfrm>
+                      <a:off x="0" y="0"/>
+                      <a:ext cx="5760720" cy="2572385"/>
+                    </a:xfrm>
+                    <a:prstGeom prst="roundRect">
+                      <a:avLst/>
+                    </a:prstGeom>
+                    <a:ln>
+                      <a:solidFill>
+                        <a:schemeClr val="bg2">
+                          <a:lumMod val="75000"/>
+                        </a:schemeClr>
+                      </a:solidFill>
+                    </a:ln>
+                  </pic:spPr>
+                </pic:pic>
+              </a:graphicData>
+            </a:graphic>
+          </wp:inline>
+        </w:drawing>
+      </w:r>
+    </w:p>
+    <w:p>
+      <w:pPr>
+        <w:pStyle w:val="Lgende"/>
+      </w:pPr>
+      <w:r>
+        <w:t xml:space="preserve">Figure </w:t>
+      </w:r>
+      <w:r>
+        <w:fldChar w:fldCharType="begin"/>
+      </w:r>
+      <w:r>
+        <w:instrText xml:space="preserve"> SEQ Figure \* ARABIC </w:instrText>
+      </w:r>
+      <w:r>
+        <w:fldChar w:fldCharType="separate"/>
+      </w:r>
+      <w:r>
+        <w:rPr>
+          <w:noProof/>
+        </w:rPr>
+        <w:t>10</w:t>
+      </w:r>
+      <w:r>
+        <w:fldChar w:fldCharType="end"/>
+      </w:r>
+      <w:r>
+        <w:t xml:space="preserve"> : Ajout topic down-</w:t>
+      </w:r>
+      <w:proofErr w:type="spellStart"/>
+      <w:r>
+        <w:t>link</w:t>
+      </w:r>
+      <w:proofErr w:type="spellEnd"/>
+    </w:p>
+    <w:p>
+      <w:r>
+        <w:t>Le fonctionnement dans le sens de la remontée des données est donc le suivant :</w:t>
+      </w:r>
+    </w:p>
+    <w:p>
+      <w:pPr>
+        <w:keepNext/>
+        <w:jc w:val="center"/>
+      </w:pPr>
+      <w:r>
+        <w:lastRenderedPageBreak/>
+        <w:drawing>
+          <wp:inline distT="0" distB="0" distL="0" distR="0" wp14:anchorId="635BF7CC" wp14:editId="29B0ED22">
+            <wp:extent cx="2476846" cy="3029373"/>
+            <wp:effectExtent l="19050" t="19050" r="19050" b="19050"/>
+            <wp:docPr id="19" name="Image 19"/>
+            <wp:cNvGraphicFramePr>
+              <a:graphicFrameLocks xmlns:a="http://schemas.openxmlformats.org/drawingml/2006/main" noChangeAspect="1"/>
+            </wp:cNvGraphicFramePr>
+            <a:graphic xmlns:a="http://schemas.openxmlformats.org/drawingml/2006/main">
+              <a:graphicData uri="http://schemas.openxmlformats.org/drawingml/2006/picture">
+                <pic:pic xmlns:pic="http://schemas.openxmlformats.org/drawingml/2006/picture">
+                  <pic:nvPicPr>
+                    <pic:cNvPr id="1" name=""/>
+                    <pic:cNvPicPr/>
+                  </pic:nvPicPr>
+                  <pic:blipFill>
+                    <a:blip r:embed="rId21"/>
+                    <a:stretch>
+                      <a:fillRect/>
+                    </a:stretch>
+                  </pic:blipFill>
+                  <pic:spPr>
+                    <a:xfrm>
+                      <a:off x="0" y="0"/>
+                      <a:ext cx="2476846" cy="3029373"/>
+                    </a:xfrm>
+                    <a:prstGeom prst="roundRect">
+                      <a:avLst/>
+                    </a:prstGeom>
+                    <a:ln>
+                      <a:solidFill>
+                        <a:schemeClr val="bg2">
+                          <a:lumMod val="75000"/>
+                        </a:schemeClr>
+                      </a:solidFill>
+                    </a:ln>
+                  </pic:spPr>
+                </pic:pic>
+              </a:graphicData>
+            </a:graphic>
+          </wp:inline>
+        </w:drawing>
+      </w:r>
+    </w:p>
+    <w:p>
+      <w:pPr>
+        <w:pStyle w:val="Lgende"/>
+      </w:pPr>
+      <w:r>
+        <w:t xml:space="preserve">Figure </w:t>
+      </w:r>
+      <w:r>
+        <w:fldChar w:fldCharType="begin"/>
+      </w:r>
+      <w:r>
+        <w:instrText xml:space="preserve"> SEQ Figure \* ARABIC </w:instrText>
+      </w:r>
+      <w:r>
+        <w:fldChar w:fldCharType="separate"/>
+      </w:r>
+      <w:r>
+        <w:rPr>
+          <w:noProof/>
+        </w:rPr>
+        <w:t>11</w:t>
+      </w:r>
+      <w:r>
+        <w:fldChar w:fldCharType="end"/>
+      </w:r>
+      <w:r>
+        <w:t xml:space="preserve"> : Graphique expliquant la manière de communiquer</w:t>
+      </w:r>
     </w:p>
     <w:p/>
+    <w:p/>
+    <w:p>
+      <w:r>
+        <w:t>Et dans l’autre sens, pour la commande de la LED :</w:t>
+      </w:r>
+    </w:p>
+    <w:p>
+      <w:pPr>
+        <w:keepNext/>
+        <w:jc w:val="center"/>
+      </w:pPr>
+      <w:r>
+        <w:drawing>
+          <wp:inline distT="0" distB="0" distL="0" distR="0" wp14:anchorId="2FD865D6" wp14:editId="09B6FD0F">
+            <wp:extent cx="1857634" cy="2934109"/>
+            <wp:effectExtent l="19050" t="19050" r="28575" b="19050"/>
+            <wp:docPr id="20" name="Image 20"/>
+            <wp:cNvGraphicFramePr>
+              <a:graphicFrameLocks xmlns:a="http://schemas.openxmlformats.org/drawingml/2006/main" noChangeAspect="1"/>
+            </wp:cNvGraphicFramePr>
+            <a:graphic xmlns:a="http://schemas.openxmlformats.org/drawingml/2006/main">
+              <a:graphicData uri="http://schemas.openxmlformats.org/drawingml/2006/picture">
+                <pic:pic xmlns:pic="http://schemas.openxmlformats.org/drawingml/2006/picture">
+                  <pic:nvPicPr>
+                    <pic:cNvPr id="1" name=""/>
+                    <pic:cNvPicPr/>
+                  </pic:nvPicPr>
+                  <pic:blipFill>
+                    <a:blip r:embed="rId22"/>
+                    <a:stretch>
+                      <a:fillRect/>
+                    </a:stretch>
+                  </pic:blipFill>
+                  <pic:spPr>
+                    <a:xfrm>
+                      <a:off x="0" y="0"/>
+                      <a:ext cx="1857634" cy="2934109"/>
+                    </a:xfrm>
+                    <a:prstGeom prst="roundRect">
+                      <a:avLst/>
+                    </a:prstGeom>
+                    <a:ln>
+                      <a:solidFill>
+                        <a:schemeClr val="bg2">
+                          <a:lumMod val="75000"/>
+                        </a:schemeClr>
+                      </a:solidFill>
+                    </a:ln>
+                  </pic:spPr>
+                </pic:pic>
+              </a:graphicData>
+            </a:graphic>
+          </wp:inline>
+        </w:drawing>
+      </w:r>
+    </w:p>
+    <w:p>
+      <w:pPr>
+        <w:pStyle w:val="Lgende"/>
+      </w:pPr>
+      <w:r>
+        <w:t xml:space="preserve">Figure </w:t>
+      </w:r>
+      <w:r>
+        <w:fldChar w:fldCharType="begin"/>
+      </w:r>
+      <w:r>
+        <w:instrText xml:space="preserve"> SEQ Figure \* ARABIC </w:instrText>
+      </w:r>
+      <w:r>
+        <w:fldChar w:fldCharType="separate"/>
+      </w:r>
+      <w:r>
+        <w:rPr>
+          <w:noProof/>
+        </w:rPr>
+        <w:t>12</w:t>
+      </w:r>
+      <w:r>
+        <w:fldChar w:fldCharType="end"/>
+      </w:r>
+      <w:r>
+        <w:t xml:space="preserve"> : </w:t>
+      </w:r>
+      <w:r>
+        <w:t>Graphique expliquant la manière de communiquer</w:t>
+      </w:r>
+      <w:r>
+        <w:t xml:space="preserve"> en down </w:t>
+      </w:r>
+      <w:proofErr w:type="spellStart"/>
+      <w:r>
+        <w:t>link</w:t>
+      </w:r>
+      <w:proofErr w:type="spellEnd"/>
+    </w:p>
+    <w:p>
+      <w:r>
+        <w:t>Au final, cela me permet d’avoir un système bidirectionnel. L’ESP32 envoie les mesures du DHT11 vers TTN puis Node-RED afin de pouvoir les visualiser, et dans l’autre sens, Node-RED peut envoyer une commande jusqu’à l’ESP32 afin de modifier l’état de la LED.</w:t>
+      </w:r>
+    </w:p>
+    <w:p/>
+    <w:p/>
     <w:p>
       <w:pPr>
         <w:pStyle w:val="Titre1"/>
       </w:pPr>
-      <w:bookmarkStart w:id="11" w:name="_Toc241347272"/>
+      <w:bookmarkStart w:id="11" w:name="_Toc241596218"/>
       <w:r>
         <w:t>Résultat</w:t>
       </w:r>
@@ -3413,437 +3353,12 @@
     <w:p>
       <w:pPr>
         <w:pStyle w:val="Titre1"/>
-        <w:rPr>
-          <w:rFonts w:eastAsia="Times New Roman"/>
-        </w:rPr>
-      </w:pPr>
-      <w:bookmarkStart w:id="12" w:name="_Toc220235757"/>
-      <w:bookmarkStart w:id="13" w:name="_Toc241347273"/>
-      <w:r>
-        <w:rPr>
-          <w:rFonts w:eastAsia="Times New Roman"/>
-        </w:rPr>
-        <w:t>Sources</w:t>
+      </w:pPr>
+      <w:bookmarkStart w:id="12" w:name="_Toc241596219"/>
+      <w:r>
+        <w:t>Annexe</w:t>
       </w:r>
       <w:bookmarkEnd w:id="12"/>
-      <w:bookmarkEnd w:id="13"/>
-    </w:p>
-    <w:p>
-      <w:r>
-        <w:t>Lors de ce projet différentes sources ont été utiliser pour ce mini-projet, voici les liens de ceux-ci.</w:t>
-      </w:r>
-    </w:p>
-    <w:p>
-      <w:pPr>
-        <w:pStyle w:val="Paragraphedeliste"/>
-        <w:numPr>
-          <w:ilvl w:val="0"/>
-          <w:numId w:val="7"/>
-        </w:numPr>
-        <w:rPr>
-          <w:rFonts w:ascii="Segoe UI" w:hAnsi="Segoe UI" w:cs="Segoe UI"/>
-          <w:sz w:val="24"/>
-        </w:rPr>
-      </w:pPr>
-      <w:bookmarkStart w:id="14" w:name="_Toc220235758"/>
-      <w:r>
-        <w:rPr>
-          <w:rFonts w:ascii="Segoe UI" w:hAnsi="Segoe UI" w:cs="Segoe UI"/>
-        </w:rPr>
-        <w:t xml:space="preserve">Sujet du TP : </w:t>
-      </w:r>
-      <w:r>
-        <w:rPr>
-          <w:rStyle w:val="CodeHTML"/>
-          <w:rFonts w:ascii="Consolas" w:eastAsiaTheme="majorEastAsia" w:hAnsi="Consolas"/>
-          <w:color w:val="1F2328"/>
-        </w:rPr>
-        <w:t>TP1_architecture_REST-MQTT_2026.pdf</w:t>
-      </w:r>
-    </w:p>
-    <w:p>
-      <w:pPr>
-        <w:pStyle w:val="Paragraphedeliste"/>
-        <w:numPr>
-          <w:ilvl w:val="0"/>
-          <w:numId w:val="7"/>
-        </w:numPr>
-        <w:rPr>
-          <w:rFonts w:ascii="Segoe UI" w:hAnsi="Segoe UI" w:cs="Segoe UI"/>
-        </w:rPr>
-      </w:pPr>
-      <w:r>
-        <w:rPr>
-          <w:rFonts w:ascii="Segoe UI" w:hAnsi="Segoe UI" w:cs="Segoe UI"/>
-        </w:rPr>
-        <w:t xml:space="preserve">Documentation DHT11 fournie : </w:t>
-      </w:r>
-      <w:r>
-        <w:rPr>
-          <w:rStyle w:val="CodeHTML"/>
-          <w:rFonts w:ascii="Consolas" w:eastAsiaTheme="majorEastAsia" w:hAnsi="Consolas"/>
-          <w:color w:val="1F2328"/>
-        </w:rPr>
-        <w:t>DHT-11_datasheet.pdf</w:t>
-      </w:r>
-    </w:p>
-    <w:p>
-      <w:pPr>
-        <w:pStyle w:val="Paragraphedeliste"/>
-        <w:numPr>
-          <w:ilvl w:val="0"/>
-          <w:numId w:val="7"/>
-        </w:numPr>
-        <w:rPr>
-          <w:rFonts w:ascii="Segoe UI" w:hAnsi="Segoe UI" w:cs="Segoe UI"/>
-        </w:rPr>
-      </w:pPr>
-      <w:r>
-        <w:rPr>
-          <w:rFonts w:ascii="Segoe UI" w:hAnsi="Segoe UI" w:cs="Segoe UI"/>
-        </w:rPr>
-        <w:t xml:space="preserve">Tutoriel ESP32 fourni : </w:t>
-      </w:r>
-      <w:r>
-        <w:rPr>
-          <w:rStyle w:val="CodeHTML"/>
-          <w:rFonts w:ascii="Consolas" w:eastAsiaTheme="majorEastAsia" w:hAnsi="Consolas"/>
-          <w:color w:val="1F2328"/>
-        </w:rPr>
-        <w:t>Tutorial_Getting_Started_ESP32.pdf</w:t>
-      </w:r>
-    </w:p>
-    <w:p>
-      <w:pPr>
-        <w:pStyle w:val="Paragraphedeliste"/>
-        <w:numPr>
-          <w:ilvl w:val="0"/>
-          <w:numId w:val="7"/>
-        </w:numPr>
-        <w:rPr>
-          <w:rFonts w:ascii="Segoe UI" w:hAnsi="Segoe UI" w:cs="Segoe UI"/>
-        </w:rPr>
-      </w:pPr>
-      <w:proofErr w:type="spellStart"/>
-      <w:r>
-        <w:rPr>
-          <w:rFonts w:ascii="Segoe UI" w:hAnsi="Segoe UI" w:cs="Segoe UI"/>
-        </w:rPr>
-        <w:lastRenderedPageBreak/>
-        <w:t>PlatformIO</w:t>
-      </w:r>
-      <w:proofErr w:type="spellEnd"/>
-      <w:r>
-        <w:rPr>
-          <w:rFonts w:ascii="Segoe UI" w:hAnsi="Segoe UI" w:cs="Segoe UI"/>
-        </w:rPr>
-        <w:t xml:space="preserve"> - configuration </w:t>
-      </w:r>
-      <w:r>
-        <w:rPr>
-          <w:rStyle w:val="CodeHTML"/>
-          <w:rFonts w:ascii="Consolas" w:eastAsiaTheme="majorEastAsia" w:hAnsi="Consolas"/>
-          <w:color w:val="1F2328"/>
-        </w:rPr>
-        <w:t>platformio.ini</w:t>
-      </w:r>
-      <w:r>
-        <w:rPr>
-          <w:rFonts w:ascii="Segoe UI" w:hAnsi="Segoe UI" w:cs="Segoe UI"/>
-        </w:rPr>
-        <w:t xml:space="preserve"> : </w:t>
-      </w:r>
-    </w:p>
-    <w:p>
-      <w:pPr>
-        <w:pStyle w:val="Paragraphedeliste"/>
-        <w:rPr>
-          <w:rFonts w:ascii="Segoe UI" w:hAnsi="Segoe UI" w:cs="Segoe UI"/>
-        </w:rPr>
-      </w:pPr>
-      <w:hyperlink r:id="rId15" w:history="1">
-        <w:r>
-          <w:rPr>
-            <w:rStyle w:val="Lienhypertexte"/>
-            <w:rFonts w:ascii="Segoe UI" w:hAnsi="Segoe UI" w:cs="Segoe UI"/>
-          </w:rPr>
-          <w:t>https://docs.platformio.org/en/stable/projectconf/index.html</w:t>
-        </w:r>
-      </w:hyperlink>
-    </w:p>
-    <w:p>
-      <w:pPr>
-        <w:pStyle w:val="Paragraphedeliste"/>
-        <w:numPr>
-          <w:ilvl w:val="0"/>
-          <w:numId w:val="7"/>
-        </w:numPr>
-        <w:rPr>
-          <w:rFonts w:ascii="Segoe UI" w:hAnsi="Segoe UI" w:cs="Segoe UI"/>
-        </w:rPr>
-      </w:pPr>
-      <w:proofErr w:type="spellStart"/>
-      <w:r>
-        <w:rPr>
-          <w:rFonts w:ascii="Segoe UI" w:hAnsi="Segoe UI" w:cs="Segoe UI"/>
-        </w:rPr>
-        <w:t>PlatformIO</w:t>
-      </w:r>
-      <w:proofErr w:type="spellEnd"/>
-      <w:r>
-        <w:rPr>
-          <w:rFonts w:ascii="Segoe UI" w:hAnsi="Segoe UI" w:cs="Segoe UI"/>
-        </w:rPr>
-        <w:t xml:space="preserve"> - </w:t>
-      </w:r>
-      <w:proofErr w:type="spellStart"/>
-      <w:r>
-        <w:rPr>
-          <w:rStyle w:val="CodeHTML"/>
-          <w:rFonts w:ascii="Consolas" w:eastAsiaTheme="majorEastAsia" w:hAnsi="Consolas"/>
-          <w:color w:val="1F2328"/>
-        </w:rPr>
-        <w:t>lib_deps</w:t>
-      </w:r>
-      <w:proofErr w:type="spellEnd"/>
-      <w:r>
-        <w:rPr>
-          <w:rFonts w:ascii="Segoe UI" w:hAnsi="Segoe UI" w:cs="Segoe UI"/>
-        </w:rPr>
-        <w:t xml:space="preserve"> :</w:t>
-      </w:r>
-    </w:p>
-    <w:p>
-      <w:pPr>
-        <w:pStyle w:val="Paragraphedeliste"/>
-        <w:rPr>
-          <w:rFonts w:ascii="Segoe UI" w:hAnsi="Segoe UI" w:cs="Segoe UI"/>
-        </w:rPr>
-      </w:pPr>
-      <w:hyperlink r:id="rId16" w:history="1">
-        <w:r>
-          <w:rPr>
-            <w:rStyle w:val="Lienhypertexte"/>
-            <w:rFonts w:ascii="Segoe UI" w:hAnsi="Segoe UI" w:cs="Segoe UI"/>
-          </w:rPr>
-          <w:t>https://docs.platformio.org/en/latest/projectconf/sections/env/options/library/lib_deps.html</w:t>
-        </w:r>
-      </w:hyperlink>
-    </w:p>
-    <w:p>
-      <w:pPr>
-        <w:pStyle w:val="Paragraphedeliste"/>
-        <w:numPr>
-          <w:ilvl w:val="0"/>
-          <w:numId w:val="7"/>
-        </w:numPr>
-        <w:rPr>
-          <w:rFonts w:ascii="Segoe UI" w:hAnsi="Segoe UI" w:cs="Segoe UI"/>
-        </w:rPr>
-      </w:pPr>
-      <w:r>
-        <w:rPr>
-          <w:rFonts w:ascii="Segoe UI" w:hAnsi="Segoe UI" w:cs="Segoe UI"/>
-        </w:rPr>
-        <w:t xml:space="preserve">Node-RED : </w:t>
-      </w:r>
-      <w:hyperlink r:id="rId17" w:history="1">
-        <w:r>
-          <w:rPr>
-            <w:rStyle w:val="Lienhypertexte"/>
-            <w:rFonts w:ascii="Segoe UI" w:hAnsi="Segoe UI" w:cs="Segoe UI"/>
-            <w:color w:val="0969DA"/>
-          </w:rPr>
-          <w:t>https://nodered.org/</w:t>
-        </w:r>
-      </w:hyperlink>
-    </w:p>
-    <w:p>
-      <w:pPr>
-        <w:pStyle w:val="Paragraphedeliste"/>
-        <w:numPr>
-          <w:ilvl w:val="0"/>
-          <w:numId w:val="7"/>
-        </w:numPr>
-        <w:rPr>
-          <w:rFonts w:ascii="Segoe UI" w:hAnsi="Segoe UI" w:cs="Segoe UI"/>
-        </w:rPr>
-      </w:pPr>
-      <w:r>
-        <w:rPr>
-          <w:rFonts w:ascii="Segoe UI" w:hAnsi="Segoe UI" w:cs="Segoe UI"/>
-        </w:rPr>
-        <w:t xml:space="preserve">Node-RED Dashboard 3.6.6 : </w:t>
-      </w:r>
-      <w:hyperlink r:id="rId18" w:history="1">
-        <w:r>
-          <w:rPr>
-            <w:rStyle w:val="Lienhypertexte"/>
-            <w:rFonts w:ascii="Segoe UI" w:hAnsi="Segoe UI" w:cs="Segoe UI"/>
-            <w:color w:val="0969DA"/>
-          </w:rPr>
-          <w:t>https://flows.nodered.org/node/node-red-dashboard</w:t>
-        </w:r>
-      </w:hyperlink>
-    </w:p>
-    <w:p>
-      <w:pPr>
-        <w:pStyle w:val="Paragraphedeliste"/>
-        <w:numPr>
-          <w:ilvl w:val="0"/>
-          <w:numId w:val="7"/>
-        </w:numPr>
-        <w:rPr>
-          <w:rFonts w:ascii="Segoe UI" w:hAnsi="Segoe UI" w:cs="Segoe UI"/>
-        </w:rPr>
-      </w:pPr>
-      <w:r>
-        <w:rPr>
-          <w:rFonts w:ascii="Segoe UI" w:hAnsi="Segoe UI" w:cs="Segoe UI"/>
-        </w:rPr>
-        <w:t xml:space="preserve">Eclipse </w:t>
-      </w:r>
-      <w:proofErr w:type="spellStart"/>
-      <w:r>
-        <w:rPr>
-          <w:rFonts w:ascii="Segoe UI" w:hAnsi="Segoe UI" w:cs="Segoe UI"/>
-        </w:rPr>
-        <w:t>Mosquitto</w:t>
-      </w:r>
-      <w:proofErr w:type="spellEnd"/>
-      <w:r>
-        <w:rPr>
-          <w:rFonts w:ascii="Segoe UI" w:hAnsi="Segoe UI" w:cs="Segoe UI"/>
-        </w:rPr>
-        <w:t xml:space="preserve"> : </w:t>
-      </w:r>
-      <w:hyperlink r:id="rId19" w:history="1">
-        <w:r>
-          <w:rPr>
-            <w:rStyle w:val="Lienhypertexte"/>
-            <w:rFonts w:ascii="Segoe UI" w:hAnsi="Segoe UI" w:cs="Segoe UI"/>
-            <w:color w:val="0969DA"/>
-          </w:rPr>
-          <w:t>https://mosquitto.org/</w:t>
-        </w:r>
-      </w:hyperlink>
-    </w:p>
-    <w:p>
-      <w:pPr>
-        <w:pStyle w:val="Paragraphedeliste"/>
-        <w:numPr>
-          <w:ilvl w:val="0"/>
-          <w:numId w:val="7"/>
-        </w:numPr>
-        <w:rPr>
-          <w:rFonts w:ascii="Segoe UI" w:hAnsi="Segoe UI" w:cs="Segoe UI"/>
-        </w:rPr>
-      </w:pPr>
-      <w:proofErr w:type="spellStart"/>
-      <w:r>
-        <w:rPr>
-          <w:rFonts w:ascii="Segoe UI" w:hAnsi="Segoe UI" w:cs="Segoe UI"/>
-        </w:rPr>
-        <w:t>Mosquitto</w:t>
-      </w:r>
-      <w:proofErr w:type="spellEnd"/>
-      <w:r>
-        <w:rPr>
-          <w:rFonts w:ascii="Segoe UI" w:hAnsi="Segoe UI" w:cs="Segoe UI"/>
-        </w:rPr>
-        <w:t xml:space="preserve"> </w:t>
-      </w:r>
-      <w:proofErr w:type="spellStart"/>
-      <w:r>
-        <w:rPr>
-          <w:rStyle w:val="CodeHTML"/>
-          <w:rFonts w:ascii="Consolas" w:eastAsiaTheme="majorEastAsia" w:hAnsi="Consolas"/>
-          <w:color w:val="1F2328"/>
-        </w:rPr>
-        <w:t>mosquitto_sub</w:t>
-      </w:r>
-      <w:proofErr w:type="spellEnd"/>
-      <w:r>
-        <w:rPr>
-          <w:rFonts w:ascii="Segoe UI" w:hAnsi="Segoe UI" w:cs="Segoe UI"/>
-        </w:rPr>
-        <w:t xml:space="preserve"> : </w:t>
-      </w:r>
-      <w:hyperlink r:id="rId20" w:history="1">
-        <w:r>
-          <w:rPr>
-            <w:rStyle w:val="Lienhypertexte"/>
-            <w:rFonts w:ascii="Segoe UI" w:hAnsi="Segoe UI" w:cs="Segoe UI"/>
-            <w:color w:val="0969DA"/>
-          </w:rPr>
-          <w:t>https://mosquitto.org/man/mosquitto_sub-1.html</w:t>
-        </w:r>
-      </w:hyperlink>
-    </w:p>
-    <w:p>
-      <w:pPr>
-        <w:pStyle w:val="Paragraphedeliste"/>
-        <w:numPr>
-          <w:ilvl w:val="0"/>
-          <w:numId w:val="7"/>
-        </w:numPr>
-        <w:rPr>
-          <w:rFonts w:ascii="Segoe UI" w:hAnsi="Segoe UI" w:cs="Segoe UI"/>
-        </w:rPr>
-      </w:pPr>
-      <w:proofErr w:type="spellStart"/>
-      <w:r>
-        <w:rPr>
-          <w:rFonts w:ascii="Segoe UI" w:hAnsi="Segoe UI" w:cs="Segoe UI"/>
-        </w:rPr>
-        <w:t>PubSubClient</w:t>
-      </w:r>
-      <w:proofErr w:type="spellEnd"/>
-      <w:r>
-        <w:rPr>
-          <w:rFonts w:ascii="Segoe UI" w:hAnsi="Segoe UI" w:cs="Segoe UI"/>
-        </w:rPr>
-        <w:t xml:space="preserve"> : </w:t>
-      </w:r>
-      <w:hyperlink r:id="rId21" w:history="1">
-        <w:r>
-          <w:rPr>
-            <w:rStyle w:val="Lienhypertexte"/>
-            <w:rFonts w:ascii="Segoe UI" w:hAnsi="Segoe UI" w:cs="Segoe UI"/>
-            <w:color w:val="0969DA"/>
-          </w:rPr>
-          <w:t>https://github.com/knolleary/pubsubclient</w:t>
-        </w:r>
-      </w:hyperlink>
-    </w:p>
-    <w:p>
-      <w:pPr>
-        <w:pStyle w:val="Paragraphedeliste"/>
-        <w:numPr>
-          <w:ilvl w:val="0"/>
-          <w:numId w:val="7"/>
-        </w:numPr>
-        <w:rPr>
-          <w:rFonts w:ascii="Segoe UI" w:hAnsi="Segoe UI" w:cs="Segoe UI"/>
-        </w:rPr>
-      </w:pPr>
-      <w:r>
-        <w:rPr>
-          <w:rFonts w:ascii="Segoe UI" w:hAnsi="Segoe UI" w:cs="Segoe UI"/>
-        </w:rPr>
-        <w:t xml:space="preserve">GitHub - ajouter un projet local : </w:t>
-      </w:r>
-      <w:hyperlink r:id="rId22" w:history="1">
-        <w:r>
-          <w:rPr>
-            <w:rStyle w:val="Lienhypertexte"/>
-            <w:rFonts w:ascii="Segoe UI" w:hAnsi="Segoe UI" w:cs="Segoe UI"/>
-            <w:color w:val="0969DA"/>
-          </w:rPr>
-          <w:t>https://docs.github.com/en/migrations/importing-source-code/using-the-command-line-to-import-source-code/adding-locally-hosted-code-to-github</w:t>
-        </w:r>
-      </w:hyperlink>
-      <w:bookmarkEnd w:id="14"/>
     </w:p>
     <w:sectPr>
       <w:headerReference w:type="default" r:id="rId23"/>
@@ -4283,7 +3798,7 @@
         <v:path o:extrusionok="f" gradientshapeok="t" o:connecttype="rect"/>
         <o:lock v:ext="edit" aspectratio="t"/>
       </v:shapetype>
-      <v:shape id="_x0000_i1062" type="#_x0000_t75" style="width:14.4pt;height:14.4pt" o:bullet="t">
+      <v:shape id="_x0000_i1140" type="#_x0000_t75" style="width:14.4pt;height:14.4pt" o:bullet="t">
         <v:imagedata r:id="rId1" o:title="msoEA91"/>
       </v:shape>
     </w:pict>
@@ -4424,6 +3939,155 @@
     </w:lvl>
   </w:abstractNum>
   <w:abstractNum w:abstractNumId="2" w15:restartNumberingAfterBreak="0">
+    <w:nsid w:val="2C89502A"/>
+    <w:multiLevelType w:val="multilevel"/>
+    <w:tmpl w:val="5366E1D4"/>
+    <w:lvl w:ilvl="0">
+      <w:start w:val="1"/>
+      <w:numFmt w:val="bullet"/>
+      <w:lvlText w:val=""/>
+      <w:lvlJc w:val="left"/>
+      <w:pPr>
+        <w:tabs>
+          <w:tab w:val="num" w:pos="720"/>
+        </w:tabs>
+        <w:ind w:left="720" w:hanging="360"/>
+      </w:pPr>
+      <w:rPr>
+        <w:rFonts w:ascii="Symbol" w:hAnsi="Symbol" w:hint="default"/>
+        <w:sz w:val="20"/>
+      </w:rPr>
+    </w:lvl>
+    <w:lvl w:ilvl="1" w:tentative="1">
+      <w:start w:val="1"/>
+      <w:numFmt w:val="bullet"/>
+      <w:lvlText w:val="o"/>
+      <w:lvlJc w:val="left"/>
+      <w:pPr>
+        <w:tabs>
+          <w:tab w:val="num" w:pos="1440"/>
+        </w:tabs>
+        <w:ind w:left="1440" w:hanging="360"/>
+      </w:pPr>
+      <w:rPr>
+        <w:rFonts w:ascii="Courier New" w:hAnsi="Courier New" w:hint="default"/>
+        <w:sz w:val="20"/>
+      </w:rPr>
+    </w:lvl>
+    <w:lvl w:ilvl="2" w:tentative="1">
+      <w:start w:val="1"/>
+      <w:numFmt w:val="bullet"/>
+      <w:lvlText w:val=""/>
+      <w:lvlJc w:val="left"/>
+      <w:pPr>
+        <w:tabs>
+          <w:tab w:val="num" w:pos="2160"/>
+        </w:tabs>
+        <w:ind w:left="2160" w:hanging="360"/>
+      </w:pPr>
+      <w:rPr>
+        <w:rFonts w:ascii="Wingdings" w:hAnsi="Wingdings" w:hint="default"/>
+        <w:sz w:val="20"/>
+      </w:rPr>
+    </w:lvl>
+    <w:lvl w:ilvl="3" w:tentative="1">
+      <w:start w:val="1"/>
+      <w:numFmt w:val="bullet"/>
+      <w:lvlText w:val=""/>
+      <w:lvlJc w:val="left"/>
+      <w:pPr>
+        <w:tabs>
+          <w:tab w:val="num" w:pos="2880"/>
+        </w:tabs>
+        <w:ind w:left="2880" w:hanging="360"/>
+      </w:pPr>
+      <w:rPr>
+        <w:rFonts w:ascii="Wingdings" w:hAnsi="Wingdings" w:hint="default"/>
+        <w:sz w:val="20"/>
+      </w:rPr>
+    </w:lvl>
+    <w:lvl w:ilvl="4" w:tentative="1">
+      <w:start w:val="1"/>
+      <w:numFmt w:val="bullet"/>
+      <w:lvlText w:val=""/>
+      <w:lvlJc w:val="left"/>
+      <w:pPr>
+        <w:tabs>
+          <w:tab w:val="num" w:pos="3600"/>
+        </w:tabs>
+        <w:ind w:left="3600" w:hanging="360"/>
+      </w:pPr>
+      <w:rPr>
+        <w:rFonts w:ascii="Wingdings" w:hAnsi="Wingdings" w:hint="default"/>
+        <w:sz w:val="20"/>
+      </w:rPr>
+    </w:lvl>
+    <w:lvl w:ilvl="5" w:tentative="1">
+      <w:start w:val="1"/>
+      <w:numFmt w:val="bullet"/>
+      <w:lvlText w:val=""/>
+      <w:lvlJc w:val="left"/>
+      <w:pPr>
+        <w:tabs>
+          <w:tab w:val="num" w:pos="4320"/>
+        </w:tabs>
+        <w:ind w:left="4320" w:hanging="360"/>
+      </w:pPr>
+      <w:rPr>
+        <w:rFonts w:ascii="Wingdings" w:hAnsi="Wingdings" w:hint="default"/>
+        <w:sz w:val="20"/>
+      </w:rPr>
+    </w:lvl>
+    <w:lvl w:ilvl="6" w:tentative="1">
+      <w:start w:val="1"/>
+      <w:numFmt w:val="bullet"/>
+      <w:lvlText w:val=""/>
+      <w:lvlJc w:val="left"/>
+      <w:pPr>
+        <w:tabs>
+          <w:tab w:val="num" w:pos="5040"/>
+        </w:tabs>
+        <w:ind w:left="5040" w:hanging="360"/>
+      </w:pPr>
+      <w:rPr>
+        <w:rFonts w:ascii="Wingdings" w:hAnsi="Wingdings" w:hint="default"/>
+        <w:sz w:val="20"/>
+      </w:rPr>
+    </w:lvl>
+    <w:lvl w:ilvl="7" w:tentative="1">
+      <w:start w:val="1"/>
+      <w:numFmt w:val="bullet"/>
+      <w:lvlText w:val=""/>
+      <w:lvlJc w:val="left"/>
+      <w:pPr>
+        <w:tabs>
+          <w:tab w:val="num" w:pos="5760"/>
+        </w:tabs>
+        <w:ind w:left="5760" w:hanging="360"/>
+      </w:pPr>
+      <w:rPr>
+        <w:rFonts w:ascii="Wingdings" w:hAnsi="Wingdings" w:hint="default"/>
+        <w:sz w:val="20"/>
+      </w:rPr>
+    </w:lvl>
+    <w:lvl w:ilvl="8" w:tentative="1">
+      <w:start w:val="1"/>
+      <w:numFmt w:val="bullet"/>
+      <w:lvlText w:val=""/>
+      <w:lvlJc w:val="left"/>
+      <w:pPr>
+        <w:tabs>
+          <w:tab w:val="num" w:pos="6480"/>
+        </w:tabs>
+        <w:ind w:left="6480" w:hanging="360"/>
+      </w:pPr>
+      <w:rPr>
+        <w:rFonts w:ascii="Wingdings" w:hAnsi="Wingdings" w:hint="default"/>
+        <w:sz w:val="20"/>
+      </w:rPr>
+    </w:lvl>
+  </w:abstractNum>
+  <w:abstractNum w:abstractNumId="3" w15:restartNumberingAfterBreak="0">
     <w:nsid w:val="3F71196F"/>
     <w:multiLevelType w:val="multilevel"/>
     <w:tmpl w:val="040C0027"/>
@@ -4518,7 +4182,121 @@
       </w:pPr>
     </w:lvl>
   </w:abstractNum>
-  <w:abstractNum w:abstractNumId="3" w15:restartNumberingAfterBreak="0">
+  <w:abstractNum w:abstractNumId="4" w15:restartNumberingAfterBreak="0">
+    <w:nsid w:val="463C4020"/>
+    <w:multiLevelType w:val="hybridMultilevel"/>
+    <w:tmpl w:val="DA765BAE"/>
+    <w:lvl w:ilvl="0" w:tplc="040C0007">
+      <w:start w:val="1"/>
+      <w:numFmt w:val="bullet"/>
+      <w:lvlText w:val=""/>
+      <w:lvlPicBulletId w:val="0"/>
+      <w:lvlJc w:val="left"/>
+      <w:pPr>
+        <w:ind w:left="720" w:hanging="360"/>
+      </w:pPr>
+      <w:rPr>
+        <w:rFonts w:ascii="Symbol" w:hAnsi="Symbol" w:hint="default"/>
+      </w:rPr>
+    </w:lvl>
+    <w:lvl w:ilvl="1" w:tplc="040C0003" w:tentative="1">
+      <w:start w:val="1"/>
+      <w:numFmt w:val="bullet"/>
+      <w:lvlText w:val="o"/>
+      <w:lvlJc w:val="left"/>
+      <w:pPr>
+        <w:ind w:left="1440" w:hanging="360"/>
+      </w:pPr>
+      <w:rPr>
+        <w:rFonts w:ascii="Courier New" w:hAnsi="Courier New" w:cs="Courier New" w:hint="default"/>
+      </w:rPr>
+    </w:lvl>
+    <w:lvl w:ilvl="2" w:tplc="040C0005" w:tentative="1">
+      <w:start w:val="1"/>
+      <w:numFmt w:val="bullet"/>
+      <w:lvlText w:val=""/>
+      <w:lvlJc w:val="left"/>
+      <w:pPr>
+        <w:ind w:left="2160" w:hanging="360"/>
+      </w:pPr>
+      <w:rPr>
+        <w:rFonts w:ascii="Wingdings" w:hAnsi="Wingdings" w:hint="default"/>
+      </w:rPr>
+    </w:lvl>
+    <w:lvl w:ilvl="3" w:tplc="040C0001" w:tentative="1">
+      <w:start w:val="1"/>
+      <w:numFmt w:val="bullet"/>
+      <w:lvlText w:val=""/>
+      <w:lvlJc w:val="left"/>
+      <w:pPr>
+        <w:ind w:left="2880" w:hanging="360"/>
+      </w:pPr>
+      <w:rPr>
+        <w:rFonts w:ascii="Symbol" w:hAnsi="Symbol" w:hint="default"/>
+      </w:rPr>
+    </w:lvl>
+    <w:lvl w:ilvl="4" w:tplc="040C0003" w:tentative="1">
+      <w:start w:val="1"/>
+      <w:numFmt w:val="bullet"/>
+      <w:lvlText w:val="o"/>
+      <w:lvlJc w:val="left"/>
+      <w:pPr>
+        <w:ind w:left="3600" w:hanging="360"/>
+      </w:pPr>
+      <w:rPr>
+        <w:rFonts w:ascii="Courier New" w:hAnsi="Courier New" w:cs="Courier New" w:hint="default"/>
+      </w:rPr>
+    </w:lvl>
+    <w:lvl w:ilvl="5" w:tplc="040C0005" w:tentative="1">
+      <w:start w:val="1"/>
+      <w:numFmt w:val="bullet"/>
+      <w:lvlText w:val=""/>
+      <w:lvlJc w:val="left"/>
+      <w:pPr>
+        <w:ind w:left="4320" w:hanging="360"/>
+      </w:pPr>
+      <w:rPr>
+        <w:rFonts w:ascii="Wingdings" w:hAnsi="Wingdings" w:hint="default"/>
+      </w:rPr>
+    </w:lvl>
+    <w:lvl w:ilvl="6" w:tplc="040C0001" w:tentative="1">
+      <w:start w:val="1"/>
+      <w:numFmt w:val="bullet"/>
+      <w:lvlText w:val=""/>
+      <w:lvlJc w:val="left"/>
+      <w:pPr>
+        <w:ind w:left="5040" w:hanging="360"/>
+      </w:pPr>
+      <w:rPr>
+        <w:rFonts w:ascii="Symbol" w:hAnsi="Symbol" w:hint="default"/>
+      </w:rPr>
+    </w:lvl>
+    <w:lvl w:ilvl="7" w:tplc="040C0003" w:tentative="1">
+      <w:start w:val="1"/>
+      <w:numFmt w:val="bullet"/>
+      <w:lvlText w:val="o"/>
+      <w:lvlJc w:val="left"/>
+      <w:pPr>
+        <w:ind w:left="5760" w:hanging="360"/>
+      </w:pPr>
+      <w:rPr>
+        <w:rFonts w:ascii="Courier New" w:hAnsi="Courier New" w:cs="Courier New" w:hint="default"/>
+      </w:rPr>
+    </w:lvl>
+    <w:lvl w:ilvl="8" w:tplc="040C0005" w:tentative="1">
+      <w:start w:val="1"/>
+      <w:numFmt w:val="bullet"/>
+      <w:lvlText w:val=""/>
+      <w:lvlJc w:val="left"/>
+      <w:pPr>
+        <w:ind w:left="6480" w:hanging="360"/>
+      </w:pPr>
+      <w:rPr>
+        <w:rFonts w:ascii="Wingdings" w:hAnsi="Wingdings" w:hint="default"/>
+      </w:rPr>
+    </w:lvl>
+  </w:abstractNum>
+  <w:abstractNum w:abstractNumId="5" w15:restartNumberingAfterBreak="0">
     <w:nsid w:val="66C30DD5"/>
     <w:multiLevelType w:val="hybridMultilevel"/>
     <w:tmpl w:val="CFCA3096"/>
@@ -4632,7 +4410,7 @@
       </w:rPr>
     </w:lvl>
   </w:abstractNum>
-  <w:abstractNum w:abstractNumId="4" w15:restartNumberingAfterBreak="0">
+  <w:abstractNum w:abstractNumId="6" w15:restartNumberingAfterBreak="0">
     <w:nsid w:val="7A44546C"/>
     <w:multiLevelType w:val="hybridMultilevel"/>
     <w:tmpl w:val="F7FADB2C"/>
@@ -4745,7 +4523,7 @@
       </w:rPr>
     </w:lvl>
   </w:abstractNum>
-  <w:abstractNum w:abstractNumId="5" w15:restartNumberingAfterBreak="0">
+  <w:abstractNum w:abstractNumId="7" w15:restartNumberingAfterBreak="0">
     <w:nsid w:val="7B0C4209"/>
     <w:multiLevelType w:val="multilevel"/>
     <w:tmpl w:val="185A7C5A"/>
@@ -4895,19 +4673,19 @@
     </w:lvl>
   </w:abstractNum>
   <w:num w:numId="1" w16cid:durableId="1549681109">
-    <w:abstractNumId w:val="2"/>
+    <w:abstractNumId w:val="3"/>
   </w:num>
   <w:num w:numId="2" w16cid:durableId="614601500">
     <w:abstractNumId w:val="0"/>
   </w:num>
   <w:num w:numId="3" w16cid:durableId="738402004">
-    <w:abstractNumId w:val="3"/>
+    <w:abstractNumId w:val="5"/>
   </w:num>
   <w:num w:numId="4" w16cid:durableId="701593715">
     <w:abstractNumId w:val="1"/>
   </w:num>
   <w:num w:numId="5" w16cid:durableId="476534823">
-    <w:abstractNumId w:val="2"/>
+    <w:abstractNumId w:val="3"/>
     <w:lvlOverride w:ilvl="0">
       <w:startOverride w:val="1"/>
     </w:lvlOverride>
@@ -4937,9 +4715,15 @@
     </w:lvlOverride>
   </w:num>
   <w:num w:numId="6" w16cid:durableId="376972763">
-    <w:abstractNumId w:val="5"/>
+    <w:abstractNumId w:val="7"/>
   </w:num>
   <w:num w:numId="7" w16cid:durableId="101850793">
+    <w:abstractNumId w:val="6"/>
+  </w:num>
+  <w:num w:numId="8" w16cid:durableId="9070747">
+    <w:abstractNumId w:val="2"/>
+  </w:num>
+  <w:num w:numId="9" w16cid:durableId="606354283">
     <w:abstractNumId w:val="4"/>
   </w:num>
   <w:numIdMacAtCleanup w:val="4"/>

--- a/CR_TP_2_IOT_Youssef_EL_KATTOUFI.docx
+++ b/CR_TP_2_IOT_Youssef_EL_KATTOUFI.docx
@@ -62,7 +62,7 @@
           <w:noProof/>
         </w:rPr>
         <w:drawing>
-          <wp:inline distT="0" distB="0" distL="0" distR="0" wp14:anchorId="76C4F5BD" wp14:editId="6CF6ECA6">
+          <wp:inline distT="0" distB="0" distL="0" distR="0" wp14:anchorId="76C4F5BD" wp14:editId="757D20A2">
             <wp:extent cx="5959476" cy="2943606"/>
             <wp:effectExtent l="19050" t="19050" r="22225" b="28575"/>
             <wp:docPr id="2" name="Image 2" descr="LoRaWAN : Partie 1, en bref - Kereval"/>
@@ -1500,10 +1500,7 @@
     </w:p>
     <w:p>
       <w:r>
-        <w:t>Voici l’arborescence générale du dossier</w:t>
-      </w:r>
-      <w:r>
-        <w:t xml:space="preserve"> : </w:t>
+        <w:t xml:space="preserve">Voici l’arborescence générale du dossier : </w:t>
       </w:r>
     </w:p>
     <w:p>
@@ -1512,6 +1509,9 @@
         <w:jc w:val="center"/>
       </w:pPr>
       <w:r>
+        <w:rPr>
+          <w:noProof/>
+        </w:rPr>
         <w:drawing>
           <wp:inline distT="0" distB="0" distL="0" distR="0" wp14:anchorId="47AA5F43" wp14:editId="65832492">
             <wp:extent cx="5268060" cy="3953427"/>
@@ -1819,6 +1819,9 @@
         <w:jc w:val="center"/>
       </w:pPr>
       <w:r>
+        <w:rPr>
+          <w:noProof/>
+        </w:rPr>
         <w:drawing>
           <wp:inline distT="0" distB="0" distL="0" distR="0" wp14:anchorId="05E0BCE0" wp14:editId="330A27F4">
             <wp:extent cx="5039428" cy="685896"/>
@@ -1969,6 +1972,9 @@
         <w:jc w:val="center"/>
       </w:pPr>
       <w:r>
+        <w:rPr>
+          <w:noProof/>
+        </w:rPr>
         <w:drawing>
           <wp:inline distT="0" distB="0" distL="0" distR="0" wp14:anchorId="116EBEF0" wp14:editId="3315B93E">
             <wp:extent cx="5191850" cy="409632"/>
@@ -2340,6 +2346,9 @@
         <w:jc w:val="center"/>
       </w:pPr>
       <w:r>
+        <w:rPr>
+          <w:noProof/>
+        </w:rPr>
         <w:drawing>
           <wp:inline distT="0" distB="0" distL="0" distR="0" wp14:anchorId="0B370D72" wp14:editId="0B044319">
             <wp:extent cx="5760720" cy="736600"/>
@@ -2457,6 +2466,9 @@
         <w:jc w:val="center"/>
       </w:pPr>
       <w:r>
+        <w:rPr>
+          <w:noProof/>
+        </w:rPr>
         <w:drawing>
           <wp:inline distT="0" distB="0" distL="0" distR="0" wp14:anchorId="650823FE" wp14:editId="30697292">
             <wp:extent cx="4925112" cy="1838582"/>
@@ -2590,6 +2602,9 @@
     </w:p>
     <w:p>
       <w:r>
+        <w:rPr>
+          <w:noProof/>
+        </w:rPr>
         <w:drawing>
           <wp:inline distT="0" distB="0" distL="0" distR="0" wp14:anchorId="6375DE39" wp14:editId="4FBA772C">
             <wp:extent cx="5760720" cy="2566670"/>
@@ -2640,6 +2655,9 @@
         <w:jc w:val="center"/>
       </w:pPr>
       <w:r>
+        <w:rPr>
+          <w:noProof/>
+        </w:rPr>
         <w:lastRenderedPageBreak/>
         <w:drawing>
           <wp:inline distT="0" distB="0" distL="0" distR="0" wp14:anchorId="1B7B639E" wp14:editId="3A89B3ED">
@@ -2812,6 +2830,9 @@
         <w:keepNext/>
       </w:pPr>
       <w:r>
+        <w:rPr>
+          <w:noProof/>
+        </w:rPr>
         <w:drawing>
           <wp:inline distT="0" distB="0" distL="0" distR="0" wp14:anchorId="59546338" wp14:editId="21F52887">
             <wp:extent cx="5760720" cy="4921857"/>
@@ -2954,6 +2975,9 @@
         <w:jc w:val="center"/>
       </w:pPr>
       <w:r>
+        <w:rPr>
+          <w:noProof/>
+        </w:rPr>
         <w:drawing>
           <wp:inline distT="0" distB="0" distL="0" distR="0" wp14:anchorId="20DEF59A" wp14:editId="253CDD7A">
             <wp:extent cx="4153737" cy="2787015"/>
@@ -3054,6 +3078,9 @@
         <w:jc w:val="center"/>
       </w:pPr>
       <w:r>
+        <w:rPr>
+          <w:noProof/>
+        </w:rPr>
         <w:drawing>
           <wp:inline distT="0" distB="0" distL="0" distR="0" wp14:anchorId="27441C2D" wp14:editId="34D67C54">
             <wp:extent cx="5760720" cy="2572385"/>
@@ -3143,6 +3170,9 @@
         <w:jc w:val="center"/>
       </w:pPr>
       <w:r>
+        <w:rPr>
+          <w:noProof/>
+        </w:rPr>
         <w:lastRenderedPageBreak/>
         <w:drawing>
           <wp:inline distT="0" distB="0" distL="0" distR="0" wp14:anchorId="635BF7CC" wp14:editId="29B0ED22">
@@ -3230,6 +3260,9 @@
         <w:jc w:val="center"/>
       </w:pPr>
       <w:r>
+        <w:rPr>
+          <w:noProof/>
+        </w:rPr>
         <w:drawing>
           <wp:inline distT="0" distB="0" distL="0" distR="0" wp14:anchorId="2FD865D6" wp14:editId="09B6FD0F">
             <wp:extent cx="1857634" cy="2934109"/>
@@ -3798,7 +3831,7 @@
         <v:path o:extrusionok="f" gradientshapeok="t" o:connecttype="rect"/>
         <o:lock v:ext="edit" aspectratio="t"/>
       </v:shapetype>
-      <v:shape id="_x0000_i1140" type="#_x0000_t75" style="width:14.4pt;height:14.4pt" o:bullet="t">
+      <v:shape id="_x0000_i1030" type="#_x0000_t75" style="width:14.4pt;height:14.4pt" o:bullet="t">
         <v:imagedata r:id="rId1" o:title="msoEA91"/>
       </v:shape>
     </w:pict>
@@ -5374,6 +5407,7 @@
   <w:style w:type="character" w:default="1" w:styleId="Policepardfaut">
     <w:name w:val="Default Paragraph Font"/>
     <w:uiPriority w:val="1"/>
+    <w:semiHidden/>
     <w:unhideWhenUsed/>
   </w:style>
   <w:style w:type="table" w:default="1" w:styleId="TableauNormal">
